--- a/пз/курсовая_Мусливчик.docx
+++ b/пз/курсовая_Мусливчик.docx
@@ -57,15 +57,2031 @@
         <w:pStyle w:val="2"/>
       </w:pPr>
       <w:bookmarkStart w:id="0" w:name="_Toc122029493"/>
+      <w:bookmarkStart w:id="1" w:name="_Toc216027056"/>
       <w:r>
         <w:lastRenderedPageBreak/>
         <w:t>Содержание</w:t>
       </w:r>
+      <w:bookmarkEnd w:id="1"/>
+    </w:p>
+    <w:p>
+      <w:pPr>
+        <w:pStyle w:val="22"/>
+        <w:tabs>
+          <w:tab w:val="right" w:leader="dot" w:pos="10025"/>
+        </w:tabs>
+        <w:rPr>
+          <w:rFonts w:ascii="Times New Roman" w:hAnsi="Times New Roman" w:cs="Times New Roman"/>
+          <w:noProof/>
+          <w:sz w:val="28"/>
+          <w:szCs w:val="28"/>
+        </w:rPr>
+      </w:pPr>
+      <w:r>
+        <w:rPr>
+          <w:rFonts w:ascii="Times New Roman" w:hAnsi="Times New Roman" w:cs="Times New Roman"/>
+          <w:sz w:val="28"/>
+          <w:szCs w:val="28"/>
+          <w:lang w:val="en-US"/>
+        </w:rPr>
+        <w:fldChar w:fldCharType="begin"/>
+      </w:r>
+      <w:r>
+        <w:rPr>
+          <w:rFonts w:ascii="Times New Roman" w:hAnsi="Times New Roman" w:cs="Times New Roman"/>
+          <w:sz w:val="28"/>
+          <w:szCs w:val="28"/>
+          <w:lang w:val="en-US"/>
+        </w:rPr>
+        <w:instrText xml:space="preserve"> TOC \o "1-3" \h \z \u </w:instrText>
+      </w:r>
+      <w:r>
+        <w:rPr>
+          <w:rFonts w:ascii="Times New Roman" w:hAnsi="Times New Roman" w:cs="Times New Roman"/>
+          <w:sz w:val="28"/>
+          <w:szCs w:val="28"/>
+          <w:lang w:val="en-US"/>
+        </w:rPr>
+        <w:fldChar w:fldCharType="separate"/>
+      </w:r>
+      <w:hyperlink w:anchor="_Toc216027056" w:history="1">
+        <w:r>
+          <w:rPr>
+            <w:rStyle w:val="a5"/>
+            <w:rFonts w:ascii="Times New Roman" w:hAnsi="Times New Roman" w:cs="Times New Roman"/>
+            <w:noProof/>
+            <w:sz w:val="28"/>
+            <w:szCs w:val="28"/>
+          </w:rPr>
+          <w:t>Содержание</w:t>
+        </w:r>
+        <w:r>
+          <w:rPr>
+            <w:rFonts w:ascii="Times New Roman" w:hAnsi="Times New Roman" w:cs="Times New Roman"/>
+            <w:noProof/>
+            <w:webHidden/>
+            <w:sz w:val="28"/>
+            <w:szCs w:val="28"/>
+          </w:rPr>
+          <w:tab/>
+        </w:r>
+        <w:r>
+          <w:rPr>
+            <w:rFonts w:ascii="Times New Roman" w:hAnsi="Times New Roman" w:cs="Times New Roman"/>
+            <w:noProof/>
+            <w:webHidden/>
+            <w:sz w:val="28"/>
+            <w:szCs w:val="28"/>
+          </w:rPr>
+          <w:fldChar w:fldCharType="begin"/>
+        </w:r>
+        <w:r>
+          <w:rPr>
+            <w:rFonts w:ascii="Times New Roman" w:hAnsi="Times New Roman" w:cs="Times New Roman"/>
+            <w:noProof/>
+            <w:webHidden/>
+            <w:sz w:val="28"/>
+            <w:szCs w:val="28"/>
+          </w:rPr>
+          <w:instrText xml:space="preserve"> PAGEREF _Toc216027056 \h </w:instrText>
+        </w:r>
+        <w:r>
+          <w:rPr>
+            <w:rFonts w:ascii="Times New Roman" w:hAnsi="Times New Roman" w:cs="Times New Roman"/>
+            <w:noProof/>
+            <w:webHidden/>
+            <w:sz w:val="28"/>
+            <w:szCs w:val="28"/>
+          </w:rPr>
+        </w:r>
+        <w:r>
+          <w:rPr>
+            <w:rFonts w:ascii="Times New Roman" w:hAnsi="Times New Roman" w:cs="Times New Roman"/>
+            <w:noProof/>
+            <w:webHidden/>
+            <w:sz w:val="28"/>
+            <w:szCs w:val="28"/>
+          </w:rPr>
+          <w:fldChar w:fldCharType="separate"/>
+        </w:r>
+        <w:r>
+          <w:rPr>
+            <w:rFonts w:ascii="Times New Roman" w:hAnsi="Times New Roman" w:cs="Times New Roman"/>
+            <w:noProof/>
+            <w:webHidden/>
+            <w:sz w:val="28"/>
+            <w:szCs w:val="28"/>
+          </w:rPr>
+          <w:t>3</w:t>
+        </w:r>
+        <w:r>
+          <w:rPr>
+            <w:rFonts w:ascii="Times New Roman" w:hAnsi="Times New Roman" w:cs="Times New Roman"/>
+            <w:noProof/>
+            <w:webHidden/>
+            <w:sz w:val="28"/>
+            <w:szCs w:val="28"/>
+          </w:rPr>
+          <w:fldChar w:fldCharType="end"/>
+        </w:r>
+      </w:hyperlink>
+    </w:p>
+    <w:p>
+      <w:pPr>
+        <w:pStyle w:val="22"/>
+        <w:tabs>
+          <w:tab w:val="right" w:leader="dot" w:pos="10025"/>
+        </w:tabs>
+        <w:rPr>
+          <w:rFonts w:ascii="Times New Roman" w:hAnsi="Times New Roman" w:cs="Times New Roman"/>
+          <w:noProof/>
+          <w:sz w:val="28"/>
+          <w:szCs w:val="28"/>
+        </w:rPr>
+      </w:pPr>
+      <w:hyperlink w:anchor="_Toc216027057" w:history="1">
+        <w:r>
+          <w:rPr>
+            <w:rStyle w:val="a5"/>
+            <w:rFonts w:ascii="Times New Roman" w:hAnsi="Times New Roman" w:cs="Times New Roman"/>
+            <w:noProof/>
+            <w:sz w:val="28"/>
+            <w:szCs w:val="28"/>
+          </w:rPr>
+          <w:t>Введение</w:t>
+        </w:r>
+        <w:r>
+          <w:rPr>
+            <w:rFonts w:ascii="Times New Roman" w:hAnsi="Times New Roman" w:cs="Times New Roman"/>
+            <w:noProof/>
+            <w:webHidden/>
+            <w:sz w:val="28"/>
+            <w:szCs w:val="28"/>
+          </w:rPr>
+          <w:tab/>
+        </w:r>
+        <w:r>
+          <w:rPr>
+            <w:rFonts w:ascii="Times New Roman" w:hAnsi="Times New Roman" w:cs="Times New Roman"/>
+            <w:noProof/>
+            <w:webHidden/>
+            <w:sz w:val="28"/>
+            <w:szCs w:val="28"/>
+          </w:rPr>
+          <w:fldChar w:fldCharType="begin"/>
+        </w:r>
+        <w:r>
+          <w:rPr>
+            <w:rFonts w:ascii="Times New Roman" w:hAnsi="Times New Roman" w:cs="Times New Roman"/>
+            <w:noProof/>
+            <w:webHidden/>
+            <w:sz w:val="28"/>
+            <w:szCs w:val="28"/>
+          </w:rPr>
+          <w:instrText xml:space="preserve"> PAGEREF _Toc216027057 \h </w:instrText>
+        </w:r>
+        <w:r>
+          <w:rPr>
+            <w:rFonts w:ascii="Times New Roman" w:hAnsi="Times New Roman" w:cs="Times New Roman"/>
+            <w:noProof/>
+            <w:webHidden/>
+            <w:sz w:val="28"/>
+            <w:szCs w:val="28"/>
+          </w:rPr>
+        </w:r>
+        <w:r>
+          <w:rPr>
+            <w:rFonts w:ascii="Times New Roman" w:hAnsi="Times New Roman" w:cs="Times New Roman"/>
+            <w:noProof/>
+            <w:webHidden/>
+            <w:sz w:val="28"/>
+            <w:szCs w:val="28"/>
+          </w:rPr>
+          <w:fldChar w:fldCharType="separate"/>
+        </w:r>
+        <w:r>
+          <w:rPr>
+            <w:rFonts w:ascii="Times New Roman" w:hAnsi="Times New Roman" w:cs="Times New Roman"/>
+            <w:noProof/>
+            <w:webHidden/>
+            <w:sz w:val="28"/>
+            <w:szCs w:val="28"/>
+          </w:rPr>
+          <w:t>4</w:t>
+        </w:r>
+        <w:r>
+          <w:rPr>
+            <w:rFonts w:ascii="Times New Roman" w:hAnsi="Times New Roman" w:cs="Times New Roman"/>
+            <w:noProof/>
+            <w:webHidden/>
+            <w:sz w:val="28"/>
+            <w:szCs w:val="28"/>
+          </w:rPr>
+          <w:fldChar w:fldCharType="end"/>
+        </w:r>
+      </w:hyperlink>
+    </w:p>
+    <w:p>
+      <w:pPr>
+        <w:pStyle w:val="12"/>
+        <w:tabs>
+          <w:tab w:val="right" w:leader="dot" w:pos="10025"/>
+        </w:tabs>
+        <w:rPr>
+          <w:rFonts w:eastAsiaTheme="minorEastAsia" w:cs="Times New Roman"/>
+          <w:noProof/>
+          <w:kern w:val="2"/>
+          <w:szCs w:val="28"/>
+          <w:lang w:val="ru-BY" w:eastAsia="ru-BY"/>
+          <w14:ligatures w14:val="standardContextual"/>
+        </w:rPr>
+      </w:pPr>
+      <w:hyperlink w:anchor="_Toc216027058" w:history="1">
+        <w:r>
+          <w:rPr>
+            <w:rStyle w:val="a5"/>
+            <w:rFonts w:cs="Times New Roman"/>
+            <w:noProof/>
+            <w:szCs w:val="28"/>
+          </w:rPr>
+          <w:t>1 Аналитический обзор</w:t>
+        </w:r>
+        <w:r>
+          <w:rPr>
+            <w:rFonts w:cs="Times New Roman"/>
+            <w:noProof/>
+            <w:webHidden/>
+            <w:szCs w:val="28"/>
+          </w:rPr>
+          <w:tab/>
+        </w:r>
+        <w:r>
+          <w:rPr>
+            <w:rFonts w:cs="Times New Roman"/>
+            <w:noProof/>
+            <w:webHidden/>
+            <w:szCs w:val="28"/>
+          </w:rPr>
+          <w:fldChar w:fldCharType="begin"/>
+        </w:r>
+        <w:r>
+          <w:rPr>
+            <w:rFonts w:cs="Times New Roman"/>
+            <w:noProof/>
+            <w:webHidden/>
+            <w:szCs w:val="28"/>
+          </w:rPr>
+          <w:instrText xml:space="preserve"> PAGEREF _Toc216027058 \h </w:instrText>
+        </w:r>
+        <w:r>
+          <w:rPr>
+            <w:rFonts w:cs="Times New Roman"/>
+            <w:noProof/>
+            <w:webHidden/>
+            <w:szCs w:val="28"/>
+          </w:rPr>
+        </w:r>
+        <w:r>
+          <w:rPr>
+            <w:rFonts w:cs="Times New Roman"/>
+            <w:noProof/>
+            <w:webHidden/>
+            <w:szCs w:val="28"/>
+          </w:rPr>
+          <w:fldChar w:fldCharType="separate"/>
+        </w:r>
+        <w:r>
+          <w:rPr>
+            <w:rFonts w:cs="Times New Roman"/>
+            <w:noProof/>
+            <w:webHidden/>
+            <w:szCs w:val="28"/>
+          </w:rPr>
+          <w:t>5</w:t>
+        </w:r>
+        <w:r>
+          <w:rPr>
+            <w:rFonts w:cs="Times New Roman"/>
+            <w:noProof/>
+            <w:webHidden/>
+            <w:szCs w:val="28"/>
+          </w:rPr>
+          <w:fldChar w:fldCharType="end"/>
+        </w:r>
+      </w:hyperlink>
+    </w:p>
+    <w:p>
+      <w:pPr>
+        <w:pStyle w:val="12"/>
+        <w:tabs>
+          <w:tab w:val="left" w:pos="720"/>
+          <w:tab w:val="right" w:leader="dot" w:pos="10025"/>
+        </w:tabs>
+        <w:rPr>
+          <w:rFonts w:eastAsiaTheme="minorEastAsia" w:cs="Times New Roman"/>
+          <w:noProof/>
+          <w:kern w:val="2"/>
+          <w:szCs w:val="28"/>
+          <w:lang w:val="ru-BY" w:eastAsia="ru-BY"/>
+          <w14:ligatures w14:val="standardContextual"/>
+        </w:rPr>
+      </w:pPr>
+      <w:hyperlink w:anchor="_Toc216027059" w:history="1">
+        <w:r>
+          <w:rPr>
+            <w:rStyle w:val="a5"/>
+            <w:rFonts w:cs="Times New Roman"/>
+            <w:noProof/>
+            <w:szCs w:val="28"/>
+          </w:rPr>
+          <w:t>1.1</w:t>
+        </w:r>
+        <w:r>
+          <w:rPr>
+            <w:rFonts w:eastAsiaTheme="minorEastAsia" w:cs="Times New Roman"/>
+            <w:noProof/>
+            <w:kern w:val="2"/>
+            <w:szCs w:val="28"/>
+            <w:lang w:val="ru-BY" w:eastAsia="ru-BY"/>
+            <w14:ligatures w14:val="standardContextual"/>
+          </w:rPr>
+          <w:tab/>
+        </w:r>
+        <w:r>
+          <w:rPr>
+            <w:rStyle w:val="a5"/>
+            <w:rFonts w:cs="Times New Roman"/>
+            <w:noProof/>
+            <w:szCs w:val="28"/>
+          </w:rPr>
+          <w:t>Обзор предметной области</w:t>
+        </w:r>
+        <w:r>
+          <w:rPr>
+            <w:rFonts w:cs="Times New Roman"/>
+            <w:noProof/>
+            <w:webHidden/>
+            <w:szCs w:val="28"/>
+          </w:rPr>
+          <w:tab/>
+        </w:r>
+        <w:r>
+          <w:rPr>
+            <w:rFonts w:cs="Times New Roman"/>
+            <w:noProof/>
+            <w:webHidden/>
+            <w:szCs w:val="28"/>
+          </w:rPr>
+          <w:fldChar w:fldCharType="begin"/>
+        </w:r>
+        <w:r>
+          <w:rPr>
+            <w:rFonts w:cs="Times New Roman"/>
+            <w:noProof/>
+            <w:webHidden/>
+            <w:szCs w:val="28"/>
+          </w:rPr>
+          <w:instrText xml:space="preserve"> PAGEREF _Toc216027059 \h </w:instrText>
+        </w:r>
+        <w:r>
+          <w:rPr>
+            <w:rFonts w:cs="Times New Roman"/>
+            <w:noProof/>
+            <w:webHidden/>
+            <w:szCs w:val="28"/>
+          </w:rPr>
+        </w:r>
+        <w:r>
+          <w:rPr>
+            <w:rFonts w:cs="Times New Roman"/>
+            <w:noProof/>
+            <w:webHidden/>
+            <w:szCs w:val="28"/>
+          </w:rPr>
+          <w:fldChar w:fldCharType="separate"/>
+        </w:r>
+        <w:r>
+          <w:rPr>
+            <w:rFonts w:cs="Times New Roman"/>
+            <w:noProof/>
+            <w:webHidden/>
+            <w:szCs w:val="28"/>
+          </w:rPr>
+          <w:t>5</w:t>
+        </w:r>
+        <w:r>
+          <w:rPr>
+            <w:rFonts w:cs="Times New Roman"/>
+            <w:noProof/>
+            <w:webHidden/>
+            <w:szCs w:val="28"/>
+          </w:rPr>
+          <w:fldChar w:fldCharType="end"/>
+        </w:r>
+      </w:hyperlink>
+    </w:p>
+    <w:p>
+      <w:pPr>
+        <w:pStyle w:val="12"/>
+        <w:tabs>
+          <w:tab w:val="left" w:pos="720"/>
+          <w:tab w:val="right" w:leader="dot" w:pos="10025"/>
+        </w:tabs>
+        <w:rPr>
+          <w:rFonts w:eastAsiaTheme="minorEastAsia" w:cs="Times New Roman"/>
+          <w:noProof/>
+          <w:kern w:val="2"/>
+          <w:szCs w:val="28"/>
+          <w:lang w:val="ru-BY" w:eastAsia="ru-BY"/>
+          <w14:ligatures w14:val="standardContextual"/>
+        </w:rPr>
+      </w:pPr>
+      <w:hyperlink w:anchor="_Toc216027060" w:history="1">
+        <w:r>
+          <w:rPr>
+            <w:rStyle w:val="a5"/>
+            <w:rFonts w:cs="Times New Roman"/>
+            <w:noProof/>
+            <w:szCs w:val="28"/>
+            <w:lang w:val="en-US"/>
+          </w:rPr>
+          <w:t>1.2</w:t>
+        </w:r>
+        <w:r>
+          <w:rPr>
+            <w:rFonts w:eastAsiaTheme="minorEastAsia" w:cs="Times New Roman"/>
+            <w:noProof/>
+            <w:kern w:val="2"/>
+            <w:szCs w:val="28"/>
+            <w:lang w:val="ru-BY" w:eastAsia="ru-BY"/>
+            <w14:ligatures w14:val="standardContextual"/>
+          </w:rPr>
+          <w:tab/>
+        </w:r>
+        <w:r>
+          <w:rPr>
+            <w:rStyle w:val="a5"/>
+            <w:rFonts w:cs="Times New Roman"/>
+            <w:noProof/>
+            <w:szCs w:val="28"/>
+          </w:rPr>
+          <w:t>Обзор аналогов</w:t>
+        </w:r>
+        <w:r>
+          <w:rPr>
+            <w:rFonts w:cs="Times New Roman"/>
+            <w:noProof/>
+            <w:webHidden/>
+            <w:szCs w:val="28"/>
+          </w:rPr>
+          <w:tab/>
+        </w:r>
+        <w:r>
+          <w:rPr>
+            <w:rFonts w:cs="Times New Roman"/>
+            <w:noProof/>
+            <w:webHidden/>
+            <w:szCs w:val="28"/>
+          </w:rPr>
+          <w:fldChar w:fldCharType="begin"/>
+        </w:r>
+        <w:r>
+          <w:rPr>
+            <w:rFonts w:cs="Times New Roman"/>
+            <w:noProof/>
+            <w:webHidden/>
+            <w:szCs w:val="28"/>
+          </w:rPr>
+          <w:instrText xml:space="preserve"> PAGEREF _Toc216027060 \h </w:instrText>
+        </w:r>
+        <w:r>
+          <w:rPr>
+            <w:rFonts w:cs="Times New Roman"/>
+            <w:noProof/>
+            <w:webHidden/>
+            <w:szCs w:val="28"/>
+          </w:rPr>
+        </w:r>
+        <w:r>
+          <w:rPr>
+            <w:rFonts w:cs="Times New Roman"/>
+            <w:noProof/>
+            <w:webHidden/>
+            <w:szCs w:val="28"/>
+          </w:rPr>
+          <w:fldChar w:fldCharType="separate"/>
+        </w:r>
+        <w:r>
+          <w:rPr>
+            <w:rFonts w:cs="Times New Roman"/>
+            <w:noProof/>
+            <w:webHidden/>
+            <w:szCs w:val="28"/>
+          </w:rPr>
+          <w:t>6</w:t>
+        </w:r>
+        <w:r>
+          <w:rPr>
+            <w:rFonts w:cs="Times New Roman"/>
+            <w:noProof/>
+            <w:webHidden/>
+            <w:szCs w:val="28"/>
+          </w:rPr>
+          <w:fldChar w:fldCharType="end"/>
+        </w:r>
+      </w:hyperlink>
+    </w:p>
+    <w:p>
+      <w:pPr>
+        <w:pStyle w:val="31"/>
+        <w:tabs>
+          <w:tab w:val="right" w:leader="dot" w:pos="10025"/>
+        </w:tabs>
+        <w:rPr>
+          <w:rFonts w:ascii="Times New Roman" w:hAnsi="Times New Roman" w:cs="Times New Roman"/>
+          <w:noProof/>
+          <w:sz w:val="28"/>
+          <w:szCs w:val="28"/>
+        </w:rPr>
+      </w:pPr>
+      <w:hyperlink w:anchor="_Toc216027061" w:history="1">
+        <w:r>
+          <w:rPr>
+            <w:rStyle w:val="a5"/>
+            <w:rFonts w:ascii="Times New Roman" w:hAnsi="Times New Roman" w:cs="Times New Roman"/>
+            <w:noProof/>
+            <w:sz w:val="28"/>
+            <w:szCs w:val="28"/>
+          </w:rPr>
+          <w:t>1.2.1 Анализ сайта avocadopro.by</w:t>
+        </w:r>
+        <w:r>
+          <w:rPr>
+            <w:rFonts w:ascii="Times New Roman" w:hAnsi="Times New Roman" w:cs="Times New Roman"/>
+            <w:noProof/>
+            <w:webHidden/>
+            <w:sz w:val="28"/>
+            <w:szCs w:val="28"/>
+          </w:rPr>
+          <w:tab/>
+        </w:r>
+        <w:r>
+          <w:rPr>
+            <w:rFonts w:ascii="Times New Roman" w:hAnsi="Times New Roman" w:cs="Times New Roman"/>
+            <w:noProof/>
+            <w:webHidden/>
+            <w:sz w:val="28"/>
+            <w:szCs w:val="28"/>
+          </w:rPr>
+          <w:fldChar w:fldCharType="begin"/>
+        </w:r>
+        <w:r>
+          <w:rPr>
+            <w:rFonts w:ascii="Times New Roman" w:hAnsi="Times New Roman" w:cs="Times New Roman"/>
+            <w:noProof/>
+            <w:webHidden/>
+            <w:sz w:val="28"/>
+            <w:szCs w:val="28"/>
+          </w:rPr>
+          <w:instrText xml:space="preserve"> PAGEREF _Toc216027061 \h </w:instrText>
+        </w:r>
+        <w:r>
+          <w:rPr>
+            <w:rFonts w:ascii="Times New Roman" w:hAnsi="Times New Roman" w:cs="Times New Roman"/>
+            <w:noProof/>
+            <w:webHidden/>
+            <w:sz w:val="28"/>
+            <w:szCs w:val="28"/>
+          </w:rPr>
+        </w:r>
+        <w:r>
+          <w:rPr>
+            <w:rFonts w:ascii="Times New Roman" w:hAnsi="Times New Roman" w:cs="Times New Roman"/>
+            <w:noProof/>
+            <w:webHidden/>
+            <w:sz w:val="28"/>
+            <w:szCs w:val="28"/>
+          </w:rPr>
+          <w:fldChar w:fldCharType="separate"/>
+        </w:r>
+        <w:r>
+          <w:rPr>
+            <w:rFonts w:ascii="Times New Roman" w:hAnsi="Times New Roman" w:cs="Times New Roman"/>
+            <w:noProof/>
+            <w:webHidden/>
+            <w:sz w:val="28"/>
+            <w:szCs w:val="28"/>
+          </w:rPr>
+          <w:t>6</w:t>
+        </w:r>
+        <w:r>
+          <w:rPr>
+            <w:rFonts w:ascii="Times New Roman" w:hAnsi="Times New Roman" w:cs="Times New Roman"/>
+            <w:noProof/>
+            <w:webHidden/>
+            <w:sz w:val="28"/>
+            <w:szCs w:val="28"/>
+          </w:rPr>
+          <w:fldChar w:fldCharType="end"/>
+        </w:r>
+      </w:hyperlink>
+    </w:p>
+    <w:p>
+      <w:pPr>
+        <w:pStyle w:val="31"/>
+        <w:tabs>
+          <w:tab w:val="right" w:leader="dot" w:pos="10025"/>
+        </w:tabs>
+        <w:rPr>
+          <w:rFonts w:ascii="Times New Roman" w:hAnsi="Times New Roman" w:cs="Times New Roman"/>
+          <w:noProof/>
+          <w:sz w:val="28"/>
+          <w:szCs w:val="28"/>
+        </w:rPr>
+      </w:pPr>
+      <w:hyperlink w:anchor="_Toc216027062" w:history="1">
+        <w:r>
+          <w:rPr>
+            <w:rStyle w:val="a5"/>
+            <w:rFonts w:ascii="Times New Roman" w:hAnsi="Times New Roman" w:cs="Times New Roman"/>
+            <w:noProof/>
+            <w:sz w:val="28"/>
+            <w:szCs w:val="28"/>
+          </w:rPr>
+          <w:t xml:space="preserve">1.2.2. Анализ сайта </w:t>
+        </w:r>
+        <w:r>
+          <w:rPr>
+            <w:rStyle w:val="a5"/>
+            <w:rFonts w:ascii="Times New Roman" w:hAnsi="Times New Roman" w:cs="Times New Roman"/>
+            <w:noProof/>
+            <w:sz w:val="28"/>
+            <w:szCs w:val="28"/>
+            <w:lang w:val="en-US"/>
+          </w:rPr>
+          <w:t>p</w:t>
+        </w:r>
+        <w:r>
+          <w:rPr>
+            <w:rStyle w:val="a5"/>
+            <w:rFonts w:ascii="Times New Roman" w:hAnsi="Times New Roman" w:cs="Times New Roman"/>
+            <w:noProof/>
+            <w:sz w:val="28"/>
+            <w:szCs w:val="28"/>
+          </w:rPr>
+          <w:t>roportsiya.by</w:t>
+        </w:r>
+        <w:r>
+          <w:rPr>
+            <w:rFonts w:ascii="Times New Roman" w:hAnsi="Times New Roman" w:cs="Times New Roman"/>
+            <w:noProof/>
+            <w:webHidden/>
+            <w:sz w:val="28"/>
+            <w:szCs w:val="28"/>
+          </w:rPr>
+          <w:tab/>
+        </w:r>
+        <w:r>
+          <w:rPr>
+            <w:rFonts w:ascii="Times New Roman" w:hAnsi="Times New Roman" w:cs="Times New Roman"/>
+            <w:noProof/>
+            <w:webHidden/>
+            <w:sz w:val="28"/>
+            <w:szCs w:val="28"/>
+          </w:rPr>
+          <w:fldChar w:fldCharType="begin"/>
+        </w:r>
+        <w:r>
+          <w:rPr>
+            <w:rFonts w:ascii="Times New Roman" w:hAnsi="Times New Roman" w:cs="Times New Roman"/>
+            <w:noProof/>
+            <w:webHidden/>
+            <w:sz w:val="28"/>
+            <w:szCs w:val="28"/>
+          </w:rPr>
+          <w:instrText xml:space="preserve"> PAGEREF _Toc216027062 \h </w:instrText>
+        </w:r>
+        <w:r>
+          <w:rPr>
+            <w:rFonts w:ascii="Times New Roman" w:hAnsi="Times New Roman" w:cs="Times New Roman"/>
+            <w:noProof/>
+            <w:webHidden/>
+            <w:sz w:val="28"/>
+            <w:szCs w:val="28"/>
+          </w:rPr>
+        </w:r>
+        <w:r>
+          <w:rPr>
+            <w:rFonts w:ascii="Times New Roman" w:hAnsi="Times New Roman" w:cs="Times New Roman"/>
+            <w:noProof/>
+            <w:webHidden/>
+            <w:sz w:val="28"/>
+            <w:szCs w:val="28"/>
+          </w:rPr>
+          <w:fldChar w:fldCharType="separate"/>
+        </w:r>
+        <w:r>
+          <w:rPr>
+            <w:rFonts w:ascii="Times New Roman" w:hAnsi="Times New Roman" w:cs="Times New Roman"/>
+            <w:noProof/>
+            <w:webHidden/>
+            <w:sz w:val="28"/>
+            <w:szCs w:val="28"/>
+          </w:rPr>
+          <w:t>7</w:t>
+        </w:r>
+        <w:r>
+          <w:rPr>
+            <w:rFonts w:ascii="Times New Roman" w:hAnsi="Times New Roman" w:cs="Times New Roman"/>
+            <w:noProof/>
+            <w:webHidden/>
+            <w:sz w:val="28"/>
+            <w:szCs w:val="28"/>
+          </w:rPr>
+          <w:fldChar w:fldCharType="end"/>
+        </w:r>
+      </w:hyperlink>
+    </w:p>
+    <w:p>
+      <w:pPr>
+        <w:pStyle w:val="31"/>
+        <w:tabs>
+          <w:tab w:val="right" w:leader="dot" w:pos="10025"/>
+        </w:tabs>
+        <w:rPr>
+          <w:rFonts w:ascii="Times New Roman" w:hAnsi="Times New Roman" w:cs="Times New Roman"/>
+          <w:noProof/>
+          <w:sz w:val="28"/>
+          <w:szCs w:val="28"/>
+        </w:rPr>
+      </w:pPr>
+      <w:hyperlink w:anchor="_Toc216027063" w:history="1">
+        <w:r>
+          <w:rPr>
+            <w:rStyle w:val="a5"/>
+            <w:rFonts w:ascii="Times New Roman" w:hAnsi="Times New Roman" w:cs="Times New Roman"/>
+            <w:noProof/>
+            <w:sz w:val="28"/>
+            <w:szCs w:val="28"/>
+          </w:rPr>
+          <w:t>1.2.3. Анализ сайта Oxdetox.by</w:t>
+        </w:r>
+        <w:r>
+          <w:rPr>
+            <w:rFonts w:ascii="Times New Roman" w:hAnsi="Times New Roman" w:cs="Times New Roman"/>
+            <w:noProof/>
+            <w:webHidden/>
+            <w:sz w:val="28"/>
+            <w:szCs w:val="28"/>
+          </w:rPr>
+          <w:tab/>
+        </w:r>
+        <w:r>
+          <w:rPr>
+            <w:rFonts w:ascii="Times New Roman" w:hAnsi="Times New Roman" w:cs="Times New Roman"/>
+            <w:noProof/>
+            <w:webHidden/>
+            <w:sz w:val="28"/>
+            <w:szCs w:val="28"/>
+          </w:rPr>
+          <w:fldChar w:fldCharType="begin"/>
+        </w:r>
+        <w:r>
+          <w:rPr>
+            <w:rFonts w:ascii="Times New Roman" w:hAnsi="Times New Roman" w:cs="Times New Roman"/>
+            <w:noProof/>
+            <w:webHidden/>
+            <w:sz w:val="28"/>
+            <w:szCs w:val="28"/>
+          </w:rPr>
+          <w:instrText xml:space="preserve"> PAGEREF _Toc216027063 \h </w:instrText>
+        </w:r>
+        <w:r>
+          <w:rPr>
+            <w:rFonts w:ascii="Times New Roman" w:hAnsi="Times New Roman" w:cs="Times New Roman"/>
+            <w:noProof/>
+            <w:webHidden/>
+            <w:sz w:val="28"/>
+            <w:szCs w:val="28"/>
+          </w:rPr>
+        </w:r>
+        <w:r>
+          <w:rPr>
+            <w:rFonts w:ascii="Times New Roman" w:hAnsi="Times New Roman" w:cs="Times New Roman"/>
+            <w:noProof/>
+            <w:webHidden/>
+            <w:sz w:val="28"/>
+            <w:szCs w:val="28"/>
+          </w:rPr>
+          <w:fldChar w:fldCharType="separate"/>
+        </w:r>
+        <w:r>
+          <w:rPr>
+            <w:rFonts w:ascii="Times New Roman" w:hAnsi="Times New Roman" w:cs="Times New Roman"/>
+            <w:noProof/>
+            <w:webHidden/>
+            <w:sz w:val="28"/>
+            <w:szCs w:val="28"/>
+          </w:rPr>
+          <w:t>8</w:t>
+        </w:r>
+        <w:r>
+          <w:rPr>
+            <w:rFonts w:ascii="Times New Roman" w:hAnsi="Times New Roman" w:cs="Times New Roman"/>
+            <w:noProof/>
+            <w:webHidden/>
+            <w:sz w:val="28"/>
+            <w:szCs w:val="28"/>
+          </w:rPr>
+          <w:fldChar w:fldCharType="end"/>
+        </w:r>
+      </w:hyperlink>
+    </w:p>
+    <w:p>
+      <w:pPr>
+        <w:pStyle w:val="31"/>
+        <w:tabs>
+          <w:tab w:val="right" w:leader="dot" w:pos="10025"/>
+        </w:tabs>
+        <w:rPr>
+          <w:rFonts w:ascii="Times New Roman" w:hAnsi="Times New Roman" w:cs="Times New Roman"/>
+          <w:noProof/>
+          <w:sz w:val="28"/>
+          <w:szCs w:val="28"/>
+        </w:rPr>
+      </w:pPr>
+      <w:hyperlink w:anchor="_Toc216027064" w:history="1">
+        <w:r>
+          <w:rPr>
+            <w:rStyle w:val="a5"/>
+            <w:rFonts w:ascii="Times New Roman" w:hAnsi="Times New Roman" w:cs="Times New Roman"/>
+            <w:noProof/>
+            <w:sz w:val="28"/>
+            <w:szCs w:val="28"/>
+          </w:rPr>
+          <w:t xml:space="preserve">1.2.4. Анализ сайта </w:t>
+        </w:r>
+        <w:r>
+          <w:rPr>
+            <w:rStyle w:val="a5"/>
+            <w:rFonts w:ascii="Times New Roman" w:hAnsi="Times New Roman" w:cs="Times New Roman"/>
+            <w:noProof/>
+            <w:sz w:val="28"/>
+            <w:szCs w:val="28"/>
+            <w:lang w:val="en-US"/>
+          </w:rPr>
+          <w:t>h</w:t>
+        </w:r>
+        <w:r>
+          <w:rPr>
+            <w:rStyle w:val="a5"/>
+            <w:rFonts w:ascii="Times New Roman" w:hAnsi="Times New Roman" w:cs="Times New Roman"/>
+            <w:noProof/>
+            <w:sz w:val="28"/>
+            <w:szCs w:val="28"/>
+          </w:rPr>
+          <w:t>appiest.by</w:t>
+        </w:r>
+        <w:r>
+          <w:rPr>
+            <w:rFonts w:ascii="Times New Roman" w:hAnsi="Times New Roman" w:cs="Times New Roman"/>
+            <w:noProof/>
+            <w:webHidden/>
+            <w:sz w:val="28"/>
+            <w:szCs w:val="28"/>
+          </w:rPr>
+          <w:tab/>
+        </w:r>
+        <w:r>
+          <w:rPr>
+            <w:rFonts w:ascii="Times New Roman" w:hAnsi="Times New Roman" w:cs="Times New Roman"/>
+            <w:noProof/>
+            <w:webHidden/>
+            <w:sz w:val="28"/>
+            <w:szCs w:val="28"/>
+          </w:rPr>
+          <w:fldChar w:fldCharType="begin"/>
+        </w:r>
+        <w:r>
+          <w:rPr>
+            <w:rFonts w:ascii="Times New Roman" w:hAnsi="Times New Roman" w:cs="Times New Roman"/>
+            <w:noProof/>
+            <w:webHidden/>
+            <w:sz w:val="28"/>
+            <w:szCs w:val="28"/>
+          </w:rPr>
+          <w:instrText xml:space="preserve"> PAGEREF _Toc216027064 \h </w:instrText>
+        </w:r>
+        <w:r>
+          <w:rPr>
+            <w:rFonts w:ascii="Times New Roman" w:hAnsi="Times New Roman" w:cs="Times New Roman"/>
+            <w:noProof/>
+            <w:webHidden/>
+            <w:sz w:val="28"/>
+            <w:szCs w:val="28"/>
+          </w:rPr>
+        </w:r>
+        <w:r>
+          <w:rPr>
+            <w:rFonts w:ascii="Times New Roman" w:hAnsi="Times New Roman" w:cs="Times New Roman"/>
+            <w:noProof/>
+            <w:webHidden/>
+            <w:sz w:val="28"/>
+            <w:szCs w:val="28"/>
+          </w:rPr>
+          <w:fldChar w:fldCharType="separate"/>
+        </w:r>
+        <w:r>
+          <w:rPr>
+            <w:rFonts w:ascii="Times New Roman" w:hAnsi="Times New Roman" w:cs="Times New Roman"/>
+            <w:noProof/>
+            <w:webHidden/>
+            <w:sz w:val="28"/>
+            <w:szCs w:val="28"/>
+          </w:rPr>
+          <w:t>9</w:t>
+        </w:r>
+        <w:r>
+          <w:rPr>
+            <w:rFonts w:ascii="Times New Roman" w:hAnsi="Times New Roman" w:cs="Times New Roman"/>
+            <w:noProof/>
+            <w:webHidden/>
+            <w:sz w:val="28"/>
+            <w:szCs w:val="28"/>
+          </w:rPr>
+          <w:fldChar w:fldCharType="end"/>
+        </w:r>
+      </w:hyperlink>
+    </w:p>
+    <w:p>
+      <w:pPr>
+        <w:pStyle w:val="22"/>
+        <w:tabs>
+          <w:tab w:val="right" w:leader="dot" w:pos="10025"/>
+        </w:tabs>
+        <w:rPr>
+          <w:rFonts w:ascii="Times New Roman" w:hAnsi="Times New Roman" w:cs="Times New Roman"/>
+          <w:noProof/>
+          <w:sz w:val="28"/>
+          <w:szCs w:val="28"/>
+        </w:rPr>
+      </w:pPr>
+      <w:hyperlink w:anchor="_Toc216027065" w:history="1">
+        <w:r>
+          <w:rPr>
+            <w:rStyle w:val="a5"/>
+            <w:rFonts w:ascii="Times New Roman" w:hAnsi="Times New Roman" w:cs="Times New Roman"/>
+            <w:noProof/>
+            <w:sz w:val="28"/>
+            <w:szCs w:val="28"/>
+          </w:rPr>
+          <w:t>1.4 Обзор технологий и программных средств</w:t>
+        </w:r>
+        <w:r>
+          <w:rPr>
+            <w:rFonts w:ascii="Times New Roman" w:hAnsi="Times New Roman" w:cs="Times New Roman"/>
+            <w:noProof/>
+            <w:webHidden/>
+            <w:sz w:val="28"/>
+            <w:szCs w:val="28"/>
+          </w:rPr>
+          <w:tab/>
+        </w:r>
+        <w:r>
+          <w:rPr>
+            <w:rFonts w:ascii="Times New Roman" w:hAnsi="Times New Roman" w:cs="Times New Roman"/>
+            <w:noProof/>
+            <w:webHidden/>
+            <w:sz w:val="28"/>
+            <w:szCs w:val="28"/>
+          </w:rPr>
+          <w:fldChar w:fldCharType="begin"/>
+        </w:r>
+        <w:r>
+          <w:rPr>
+            <w:rFonts w:ascii="Times New Roman" w:hAnsi="Times New Roman" w:cs="Times New Roman"/>
+            <w:noProof/>
+            <w:webHidden/>
+            <w:sz w:val="28"/>
+            <w:szCs w:val="28"/>
+          </w:rPr>
+          <w:instrText xml:space="preserve"> PAGEREF _Toc216027065 \h </w:instrText>
+        </w:r>
+        <w:r>
+          <w:rPr>
+            <w:rFonts w:ascii="Times New Roman" w:hAnsi="Times New Roman" w:cs="Times New Roman"/>
+            <w:noProof/>
+            <w:webHidden/>
+            <w:sz w:val="28"/>
+            <w:szCs w:val="28"/>
+          </w:rPr>
+        </w:r>
+        <w:r>
+          <w:rPr>
+            <w:rFonts w:ascii="Times New Roman" w:hAnsi="Times New Roman" w:cs="Times New Roman"/>
+            <w:noProof/>
+            <w:webHidden/>
+            <w:sz w:val="28"/>
+            <w:szCs w:val="28"/>
+          </w:rPr>
+          <w:fldChar w:fldCharType="separate"/>
+        </w:r>
+        <w:r>
+          <w:rPr>
+            <w:rFonts w:ascii="Times New Roman" w:hAnsi="Times New Roman" w:cs="Times New Roman"/>
+            <w:noProof/>
+            <w:webHidden/>
+            <w:sz w:val="28"/>
+            <w:szCs w:val="28"/>
+          </w:rPr>
+          <w:t>10</w:t>
+        </w:r>
+        <w:r>
+          <w:rPr>
+            <w:rFonts w:ascii="Times New Roman" w:hAnsi="Times New Roman" w:cs="Times New Roman"/>
+            <w:noProof/>
+            <w:webHidden/>
+            <w:sz w:val="28"/>
+            <w:szCs w:val="28"/>
+          </w:rPr>
+          <w:fldChar w:fldCharType="end"/>
+        </w:r>
+      </w:hyperlink>
+    </w:p>
+    <w:p>
+      <w:pPr>
+        <w:pStyle w:val="22"/>
+        <w:tabs>
+          <w:tab w:val="right" w:leader="dot" w:pos="10025"/>
+        </w:tabs>
+        <w:ind w:left="0"/>
+        <w:rPr>
+          <w:rFonts w:ascii="Times New Roman" w:hAnsi="Times New Roman" w:cs="Times New Roman"/>
+          <w:noProof/>
+          <w:sz w:val="28"/>
+          <w:szCs w:val="28"/>
+        </w:rPr>
+      </w:pPr>
+      <w:hyperlink w:anchor="_Toc216027066" w:history="1">
+        <w:r>
+          <w:rPr>
+            <w:rStyle w:val="a5"/>
+            <w:rFonts w:ascii="Times New Roman" w:hAnsi="Times New Roman" w:cs="Times New Roman"/>
+            <w:noProof/>
+            <w:sz w:val="28"/>
+            <w:szCs w:val="28"/>
+          </w:rPr>
+          <w:t>2 Проектирование</w:t>
+        </w:r>
+        <w:r>
+          <w:rPr>
+            <w:rFonts w:ascii="Times New Roman" w:hAnsi="Times New Roman" w:cs="Times New Roman"/>
+            <w:noProof/>
+            <w:webHidden/>
+            <w:sz w:val="28"/>
+            <w:szCs w:val="28"/>
+          </w:rPr>
+          <w:tab/>
+        </w:r>
+        <w:r>
+          <w:rPr>
+            <w:rFonts w:ascii="Times New Roman" w:hAnsi="Times New Roman" w:cs="Times New Roman"/>
+            <w:noProof/>
+            <w:webHidden/>
+            <w:sz w:val="28"/>
+            <w:szCs w:val="28"/>
+          </w:rPr>
+          <w:fldChar w:fldCharType="begin"/>
+        </w:r>
+        <w:r>
+          <w:rPr>
+            <w:rFonts w:ascii="Times New Roman" w:hAnsi="Times New Roman" w:cs="Times New Roman"/>
+            <w:noProof/>
+            <w:webHidden/>
+            <w:sz w:val="28"/>
+            <w:szCs w:val="28"/>
+          </w:rPr>
+          <w:instrText xml:space="preserve"> PAGEREF _Toc216027066 \h </w:instrText>
+        </w:r>
+        <w:r>
+          <w:rPr>
+            <w:rFonts w:ascii="Times New Roman" w:hAnsi="Times New Roman" w:cs="Times New Roman"/>
+            <w:noProof/>
+            <w:webHidden/>
+            <w:sz w:val="28"/>
+            <w:szCs w:val="28"/>
+          </w:rPr>
+        </w:r>
+        <w:r>
+          <w:rPr>
+            <w:rFonts w:ascii="Times New Roman" w:hAnsi="Times New Roman" w:cs="Times New Roman"/>
+            <w:noProof/>
+            <w:webHidden/>
+            <w:sz w:val="28"/>
+            <w:szCs w:val="28"/>
+          </w:rPr>
+          <w:fldChar w:fldCharType="separate"/>
+        </w:r>
+        <w:r>
+          <w:rPr>
+            <w:rFonts w:ascii="Times New Roman" w:hAnsi="Times New Roman" w:cs="Times New Roman"/>
+            <w:noProof/>
+            <w:webHidden/>
+            <w:sz w:val="28"/>
+            <w:szCs w:val="28"/>
+          </w:rPr>
+          <w:t>12</w:t>
+        </w:r>
+        <w:r>
+          <w:rPr>
+            <w:rFonts w:ascii="Times New Roman" w:hAnsi="Times New Roman" w:cs="Times New Roman"/>
+            <w:noProof/>
+            <w:webHidden/>
+            <w:sz w:val="28"/>
+            <w:szCs w:val="28"/>
+          </w:rPr>
+          <w:fldChar w:fldCharType="end"/>
+        </w:r>
+      </w:hyperlink>
+    </w:p>
+    <w:p>
+      <w:pPr>
+        <w:pStyle w:val="22"/>
+        <w:tabs>
+          <w:tab w:val="right" w:leader="dot" w:pos="10025"/>
+        </w:tabs>
+        <w:rPr>
+          <w:rFonts w:ascii="Times New Roman" w:hAnsi="Times New Roman" w:cs="Times New Roman"/>
+          <w:noProof/>
+          <w:sz w:val="28"/>
+          <w:szCs w:val="28"/>
+        </w:rPr>
+      </w:pPr>
+      <w:hyperlink w:anchor="_Toc216027067" w:history="1">
+        <w:r>
+          <w:rPr>
+            <w:rStyle w:val="a5"/>
+            <w:rFonts w:ascii="Times New Roman" w:hAnsi="Times New Roman" w:cs="Times New Roman"/>
+            <w:noProof/>
+            <w:sz w:val="28"/>
+            <w:szCs w:val="28"/>
+          </w:rPr>
+          <w:t>2.1 Описание страниц проекта</w:t>
+        </w:r>
+        <w:r>
+          <w:rPr>
+            <w:rFonts w:ascii="Times New Roman" w:hAnsi="Times New Roman" w:cs="Times New Roman"/>
+            <w:noProof/>
+            <w:webHidden/>
+            <w:sz w:val="28"/>
+            <w:szCs w:val="28"/>
+          </w:rPr>
+          <w:tab/>
+        </w:r>
+        <w:r>
+          <w:rPr>
+            <w:rFonts w:ascii="Times New Roman" w:hAnsi="Times New Roman" w:cs="Times New Roman"/>
+            <w:noProof/>
+            <w:webHidden/>
+            <w:sz w:val="28"/>
+            <w:szCs w:val="28"/>
+          </w:rPr>
+          <w:fldChar w:fldCharType="begin"/>
+        </w:r>
+        <w:r>
+          <w:rPr>
+            <w:rFonts w:ascii="Times New Roman" w:hAnsi="Times New Roman" w:cs="Times New Roman"/>
+            <w:noProof/>
+            <w:webHidden/>
+            <w:sz w:val="28"/>
+            <w:szCs w:val="28"/>
+          </w:rPr>
+          <w:instrText xml:space="preserve"> PAGEREF _Toc216027067 \h </w:instrText>
+        </w:r>
+        <w:r>
+          <w:rPr>
+            <w:rFonts w:ascii="Times New Roman" w:hAnsi="Times New Roman" w:cs="Times New Roman"/>
+            <w:noProof/>
+            <w:webHidden/>
+            <w:sz w:val="28"/>
+            <w:szCs w:val="28"/>
+          </w:rPr>
+        </w:r>
+        <w:r>
+          <w:rPr>
+            <w:rFonts w:ascii="Times New Roman" w:hAnsi="Times New Roman" w:cs="Times New Roman"/>
+            <w:noProof/>
+            <w:webHidden/>
+            <w:sz w:val="28"/>
+            <w:szCs w:val="28"/>
+          </w:rPr>
+          <w:fldChar w:fldCharType="separate"/>
+        </w:r>
+        <w:r>
+          <w:rPr>
+            <w:rFonts w:ascii="Times New Roman" w:hAnsi="Times New Roman" w:cs="Times New Roman"/>
+            <w:noProof/>
+            <w:webHidden/>
+            <w:sz w:val="28"/>
+            <w:szCs w:val="28"/>
+          </w:rPr>
+          <w:t>12</w:t>
+        </w:r>
+        <w:r>
+          <w:rPr>
+            <w:rFonts w:ascii="Times New Roman" w:hAnsi="Times New Roman" w:cs="Times New Roman"/>
+            <w:noProof/>
+            <w:webHidden/>
+            <w:sz w:val="28"/>
+            <w:szCs w:val="28"/>
+          </w:rPr>
+          <w:fldChar w:fldCharType="end"/>
+        </w:r>
+      </w:hyperlink>
+    </w:p>
+    <w:p>
+      <w:pPr>
+        <w:pStyle w:val="12"/>
+        <w:tabs>
+          <w:tab w:val="right" w:leader="dot" w:pos="10025"/>
+        </w:tabs>
+        <w:rPr>
+          <w:rFonts w:eastAsiaTheme="minorEastAsia" w:cs="Times New Roman"/>
+          <w:noProof/>
+          <w:kern w:val="2"/>
+          <w:szCs w:val="28"/>
+          <w:lang w:val="ru-BY" w:eastAsia="ru-BY"/>
+          <w14:ligatures w14:val="standardContextual"/>
+        </w:rPr>
+      </w:pPr>
+      <w:r>
+        <w:rPr>
+          <w:rStyle w:val="a5"/>
+          <w:rFonts w:cs="Times New Roman"/>
+          <w:noProof/>
+          <w:szCs w:val="28"/>
+          <w:u w:val="none"/>
+          <w:lang w:val="en-US"/>
+        </w:rPr>
+        <w:t xml:space="preserve">   </w:t>
+      </w:r>
+      <w:hyperlink w:anchor="_Toc216027068" w:history="1">
+        <w:r>
+          <w:rPr>
+            <w:rStyle w:val="a5"/>
+            <w:rFonts w:cs="Times New Roman"/>
+            <w:noProof/>
+            <w:szCs w:val="28"/>
+          </w:rPr>
+          <w:t>2.2 Структурная схема проекта</w:t>
+        </w:r>
+        <w:r>
+          <w:rPr>
+            <w:rFonts w:cs="Times New Roman"/>
+            <w:noProof/>
+            <w:webHidden/>
+            <w:szCs w:val="28"/>
+          </w:rPr>
+          <w:tab/>
+        </w:r>
+        <w:r>
+          <w:rPr>
+            <w:rFonts w:cs="Times New Roman"/>
+            <w:noProof/>
+            <w:webHidden/>
+            <w:szCs w:val="28"/>
+          </w:rPr>
+          <w:fldChar w:fldCharType="begin"/>
+        </w:r>
+        <w:r>
+          <w:rPr>
+            <w:rFonts w:cs="Times New Roman"/>
+            <w:noProof/>
+            <w:webHidden/>
+            <w:szCs w:val="28"/>
+          </w:rPr>
+          <w:instrText xml:space="preserve"> PAGEREF _Toc216027068 \h </w:instrText>
+        </w:r>
+        <w:r>
+          <w:rPr>
+            <w:rFonts w:cs="Times New Roman"/>
+            <w:noProof/>
+            <w:webHidden/>
+            <w:szCs w:val="28"/>
+          </w:rPr>
+        </w:r>
+        <w:r>
+          <w:rPr>
+            <w:rFonts w:cs="Times New Roman"/>
+            <w:noProof/>
+            <w:webHidden/>
+            <w:szCs w:val="28"/>
+          </w:rPr>
+          <w:fldChar w:fldCharType="separate"/>
+        </w:r>
+        <w:r>
+          <w:rPr>
+            <w:rFonts w:cs="Times New Roman"/>
+            <w:noProof/>
+            <w:webHidden/>
+            <w:szCs w:val="28"/>
+          </w:rPr>
+          <w:t>13</w:t>
+        </w:r>
+        <w:r>
+          <w:rPr>
+            <w:rFonts w:cs="Times New Roman"/>
+            <w:noProof/>
+            <w:webHidden/>
+            <w:szCs w:val="28"/>
+          </w:rPr>
+          <w:fldChar w:fldCharType="end"/>
+        </w:r>
+      </w:hyperlink>
+    </w:p>
+    <w:p>
+      <w:pPr>
+        <w:pStyle w:val="12"/>
+        <w:tabs>
+          <w:tab w:val="right" w:leader="dot" w:pos="10025"/>
+        </w:tabs>
+        <w:rPr>
+          <w:rFonts w:eastAsiaTheme="minorEastAsia" w:cs="Times New Roman"/>
+          <w:noProof/>
+          <w:kern w:val="2"/>
+          <w:szCs w:val="28"/>
+          <w:lang w:val="ru-BY" w:eastAsia="ru-BY"/>
+          <w14:ligatures w14:val="standardContextual"/>
+        </w:rPr>
+      </w:pPr>
+      <w:hyperlink w:anchor="_Toc216027069" w:history="1">
+        <w:r>
+          <w:rPr>
+            <w:rStyle w:val="a5"/>
+            <w:rFonts w:cs="Times New Roman"/>
+            <w:noProof/>
+            <w:szCs w:val="28"/>
+          </w:rPr>
+          <w:t>3. Реализация проекта</w:t>
+        </w:r>
+        <w:r>
+          <w:rPr>
+            <w:rFonts w:cs="Times New Roman"/>
+            <w:noProof/>
+            <w:webHidden/>
+            <w:szCs w:val="28"/>
+          </w:rPr>
+          <w:tab/>
+        </w:r>
+        <w:r>
+          <w:rPr>
+            <w:rFonts w:cs="Times New Roman"/>
+            <w:noProof/>
+            <w:webHidden/>
+            <w:szCs w:val="28"/>
+          </w:rPr>
+          <w:fldChar w:fldCharType="begin"/>
+        </w:r>
+        <w:r>
+          <w:rPr>
+            <w:rFonts w:cs="Times New Roman"/>
+            <w:noProof/>
+            <w:webHidden/>
+            <w:szCs w:val="28"/>
+          </w:rPr>
+          <w:instrText xml:space="preserve"> PAGEREF _Toc216027069 \h </w:instrText>
+        </w:r>
+        <w:r>
+          <w:rPr>
+            <w:rFonts w:cs="Times New Roman"/>
+            <w:noProof/>
+            <w:webHidden/>
+            <w:szCs w:val="28"/>
+          </w:rPr>
+        </w:r>
+        <w:r>
+          <w:rPr>
+            <w:rFonts w:cs="Times New Roman"/>
+            <w:noProof/>
+            <w:webHidden/>
+            <w:szCs w:val="28"/>
+          </w:rPr>
+          <w:fldChar w:fldCharType="separate"/>
+        </w:r>
+        <w:r>
+          <w:rPr>
+            <w:rFonts w:cs="Times New Roman"/>
+            <w:noProof/>
+            <w:webHidden/>
+            <w:szCs w:val="28"/>
+          </w:rPr>
+          <w:t>15</w:t>
+        </w:r>
+        <w:r>
+          <w:rPr>
+            <w:rFonts w:cs="Times New Roman"/>
+            <w:noProof/>
+            <w:webHidden/>
+            <w:szCs w:val="28"/>
+          </w:rPr>
+          <w:fldChar w:fldCharType="end"/>
+        </w:r>
+      </w:hyperlink>
+    </w:p>
+    <w:p>
+      <w:pPr>
+        <w:pStyle w:val="12"/>
+        <w:tabs>
+          <w:tab w:val="right" w:leader="dot" w:pos="10025"/>
+        </w:tabs>
+        <w:rPr>
+          <w:rFonts w:eastAsiaTheme="minorEastAsia" w:cs="Times New Roman"/>
+          <w:noProof/>
+          <w:kern w:val="2"/>
+          <w:szCs w:val="28"/>
+          <w:lang w:val="ru-BY" w:eastAsia="ru-BY"/>
+          <w14:ligatures w14:val="standardContextual"/>
+        </w:rPr>
+      </w:pPr>
+      <w:r>
+        <w:rPr>
+          <w:rStyle w:val="a5"/>
+          <w:rFonts w:cs="Times New Roman"/>
+          <w:noProof/>
+          <w:szCs w:val="28"/>
+          <w:u w:val="none"/>
+          <w:lang w:val="en-US"/>
+        </w:rPr>
+        <w:t xml:space="preserve">   </w:t>
+      </w:r>
+      <w:hyperlink w:anchor="_Toc216027070" w:history="1">
+        <w:r>
+          <w:rPr>
+            <w:rStyle w:val="a5"/>
+            <w:rFonts w:cs="Times New Roman"/>
+            <w:noProof/>
+            <w:szCs w:val="28"/>
+          </w:rPr>
+          <w:t>3.1. Описание верстки</w:t>
+        </w:r>
+        <w:r>
+          <w:rPr>
+            <w:rFonts w:cs="Times New Roman"/>
+            <w:noProof/>
+            <w:webHidden/>
+            <w:szCs w:val="28"/>
+          </w:rPr>
+          <w:tab/>
+        </w:r>
+        <w:r>
+          <w:rPr>
+            <w:rFonts w:cs="Times New Roman"/>
+            <w:noProof/>
+            <w:webHidden/>
+            <w:szCs w:val="28"/>
+          </w:rPr>
+          <w:fldChar w:fldCharType="begin"/>
+        </w:r>
+        <w:r>
+          <w:rPr>
+            <w:rFonts w:cs="Times New Roman"/>
+            <w:noProof/>
+            <w:webHidden/>
+            <w:szCs w:val="28"/>
+          </w:rPr>
+          <w:instrText xml:space="preserve"> PAGEREF _Toc216027070 \h </w:instrText>
+        </w:r>
+        <w:r>
+          <w:rPr>
+            <w:rFonts w:cs="Times New Roman"/>
+            <w:noProof/>
+            <w:webHidden/>
+            <w:szCs w:val="28"/>
+          </w:rPr>
+        </w:r>
+        <w:r>
+          <w:rPr>
+            <w:rFonts w:cs="Times New Roman"/>
+            <w:noProof/>
+            <w:webHidden/>
+            <w:szCs w:val="28"/>
+          </w:rPr>
+          <w:fldChar w:fldCharType="separate"/>
+        </w:r>
+        <w:r>
+          <w:rPr>
+            <w:rFonts w:cs="Times New Roman"/>
+            <w:noProof/>
+            <w:webHidden/>
+            <w:szCs w:val="28"/>
+          </w:rPr>
+          <w:t>15</w:t>
+        </w:r>
+        <w:r>
+          <w:rPr>
+            <w:rFonts w:cs="Times New Roman"/>
+            <w:noProof/>
+            <w:webHidden/>
+            <w:szCs w:val="28"/>
+          </w:rPr>
+          <w:fldChar w:fldCharType="end"/>
+        </w:r>
+      </w:hyperlink>
+    </w:p>
+    <w:p>
+      <w:pPr>
+        <w:pStyle w:val="12"/>
+        <w:tabs>
+          <w:tab w:val="right" w:leader="dot" w:pos="10025"/>
+        </w:tabs>
+        <w:rPr>
+          <w:rFonts w:eastAsiaTheme="minorEastAsia" w:cs="Times New Roman"/>
+          <w:noProof/>
+          <w:kern w:val="2"/>
+          <w:szCs w:val="28"/>
+          <w:lang w:val="ru-BY" w:eastAsia="ru-BY"/>
+          <w14:ligatures w14:val="standardContextual"/>
+        </w:rPr>
+      </w:pPr>
+      <w:r>
+        <w:rPr>
+          <w:rStyle w:val="a5"/>
+          <w:rFonts w:cs="Times New Roman"/>
+          <w:noProof/>
+          <w:szCs w:val="28"/>
+          <w:u w:val="none"/>
+          <w:lang w:val="en-US"/>
+        </w:rPr>
+        <w:t xml:space="preserve">   </w:t>
+      </w:r>
+      <w:hyperlink w:anchor="_Toc216027071" w:history="1">
+        <w:r>
+          <w:rPr>
+            <w:rStyle w:val="a5"/>
+            <w:rFonts w:cs="Times New Roman"/>
+            <w:noProof/>
+            <w:szCs w:val="28"/>
+          </w:rPr>
+          <w:t>3.2. Адаптивная верстка</w:t>
+        </w:r>
+        <w:r>
+          <w:rPr>
+            <w:rFonts w:cs="Times New Roman"/>
+            <w:noProof/>
+            <w:webHidden/>
+            <w:szCs w:val="28"/>
+          </w:rPr>
+          <w:tab/>
+        </w:r>
+        <w:r>
+          <w:rPr>
+            <w:rFonts w:cs="Times New Roman"/>
+            <w:noProof/>
+            <w:webHidden/>
+            <w:szCs w:val="28"/>
+          </w:rPr>
+          <w:fldChar w:fldCharType="begin"/>
+        </w:r>
+        <w:r>
+          <w:rPr>
+            <w:rFonts w:cs="Times New Roman"/>
+            <w:noProof/>
+            <w:webHidden/>
+            <w:szCs w:val="28"/>
+          </w:rPr>
+          <w:instrText xml:space="preserve"> PAGEREF _Toc216027071 \h </w:instrText>
+        </w:r>
+        <w:r>
+          <w:rPr>
+            <w:rFonts w:cs="Times New Roman"/>
+            <w:noProof/>
+            <w:webHidden/>
+            <w:szCs w:val="28"/>
+          </w:rPr>
+        </w:r>
+        <w:r>
+          <w:rPr>
+            <w:rFonts w:cs="Times New Roman"/>
+            <w:noProof/>
+            <w:webHidden/>
+            <w:szCs w:val="28"/>
+          </w:rPr>
+          <w:fldChar w:fldCharType="separate"/>
+        </w:r>
+        <w:r>
+          <w:rPr>
+            <w:rFonts w:cs="Times New Roman"/>
+            <w:noProof/>
+            <w:webHidden/>
+            <w:szCs w:val="28"/>
+          </w:rPr>
+          <w:t>18</w:t>
+        </w:r>
+        <w:r>
+          <w:rPr>
+            <w:rFonts w:cs="Times New Roman"/>
+            <w:noProof/>
+            <w:webHidden/>
+            <w:szCs w:val="28"/>
+          </w:rPr>
+          <w:fldChar w:fldCharType="end"/>
+        </w:r>
+      </w:hyperlink>
+    </w:p>
+    <w:p>
+      <w:pPr>
+        <w:pStyle w:val="12"/>
+        <w:tabs>
+          <w:tab w:val="right" w:leader="dot" w:pos="10025"/>
+        </w:tabs>
+        <w:rPr>
+          <w:rFonts w:eastAsiaTheme="minorEastAsia" w:cs="Times New Roman"/>
+          <w:noProof/>
+          <w:kern w:val="2"/>
+          <w:szCs w:val="28"/>
+          <w:lang w:val="ru-BY" w:eastAsia="ru-BY"/>
+          <w14:ligatures w14:val="standardContextual"/>
+        </w:rPr>
+      </w:pPr>
+      <w:r>
+        <w:rPr>
+          <w:rStyle w:val="a5"/>
+          <w:rFonts w:cs="Times New Roman"/>
+          <w:noProof/>
+          <w:szCs w:val="28"/>
+          <w:u w:val="none"/>
+          <w:lang w:val="en-US"/>
+        </w:rPr>
+        <w:t xml:space="preserve">   </w:t>
+      </w:r>
+      <w:hyperlink w:anchor="_Toc216027072" w:history="1">
+        <w:r>
+          <w:rPr>
+            <w:rStyle w:val="a5"/>
+            <w:rFonts w:cs="Times New Roman"/>
+            <w:noProof/>
+            <w:szCs w:val="28"/>
+          </w:rPr>
+          <w:t>3.3. Обработка контента</w:t>
+        </w:r>
+        <w:r>
+          <w:rPr>
+            <w:rFonts w:cs="Times New Roman"/>
+            <w:noProof/>
+            <w:webHidden/>
+            <w:szCs w:val="28"/>
+          </w:rPr>
+          <w:tab/>
+        </w:r>
+        <w:r>
+          <w:rPr>
+            <w:rFonts w:cs="Times New Roman"/>
+            <w:noProof/>
+            <w:webHidden/>
+            <w:szCs w:val="28"/>
+          </w:rPr>
+          <w:fldChar w:fldCharType="begin"/>
+        </w:r>
+        <w:r>
+          <w:rPr>
+            <w:rFonts w:cs="Times New Roman"/>
+            <w:noProof/>
+            <w:webHidden/>
+            <w:szCs w:val="28"/>
+          </w:rPr>
+          <w:instrText xml:space="preserve"> PAGEREF _Toc216027072 \h </w:instrText>
+        </w:r>
+        <w:r>
+          <w:rPr>
+            <w:rFonts w:cs="Times New Roman"/>
+            <w:noProof/>
+            <w:webHidden/>
+            <w:szCs w:val="28"/>
+          </w:rPr>
+        </w:r>
+        <w:r>
+          <w:rPr>
+            <w:rFonts w:cs="Times New Roman"/>
+            <w:noProof/>
+            <w:webHidden/>
+            <w:szCs w:val="28"/>
+          </w:rPr>
+          <w:fldChar w:fldCharType="separate"/>
+        </w:r>
+        <w:r>
+          <w:rPr>
+            <w:rFonts w:cs="Times New Roman"/>
+            <w:noProof/>
+            <w:webHidden/>
+            <w:szCs w:val="28"/>
+          </w:rPr>
+          <w:t>19</w:t>
+        </w:r>
+        <w:r>
+          <w:rPr>
+            <w:rFonts w:cs="Times New Roman"/>
+            <w:noProof/>
+            <w:webHidden/>
+            <w:szCs w:val="28"/>
+          </w:rPr>
+          <w:fldChar w:fldCharType="end"/>
+        </w:r>
+      </w:hyperlink>
+    </w:p>
+    <w:p>
+      <w:pPr>
+        <w:pStyle w:val="12"/>
+        <w:tabs>
+          <w:tab w:val="right" w:leader="dot" w:pos="10025"/>
+        </w:tabs>
+        <w:rPr>
+          <w:rFonts w:eastAsiaTheme="minorEastAsia" w:cs="Times New Roman"/>
+          <w:noProof/>
+          <w:kern w:val="2"/>
+          <w:szCs w:val="28"/>
+          <w:lang w:val="ru-BY" w:eastAsia="ru-BY"/>
+          <w14:ligatures w14:val="standardContextual"/>
+        </w:rPr>
+      </w:pPr>
+      <w:hyperlink w:anchor="_Toc216027073" w:history="1">
+        <w:r>
+          <w:rPr>
+            <w:rStyle w:val="a5"/>
+            <w:rFonts w:cs="Times New Roman"/>
+            <w:noProof/>
+            <w:szCs w:val="28"/>
+          </w:rPr>
+          <w:t>4. Тестирование</w:t>
+        </w:r>
+        <w:r>
+          <w:rPr>
+            <w:rFonts w:cs="Times New Roman"/>
+            <w:noProof/>
+            <w:webHidden/>
+            <w:szCs w:val="28"/>
+          </w:rPr>
+          <w:tab/>
+        </w:r>
+        <w:r>
+          <w:rPr>
+            <w:rFonts w:cs="Times New Roman"/>
+            <w:noProof/>
+            <w:webHidden/>
+            <w:szCs w:val="28"/>
+          </w:rPr>
+          <w:fldChar w:fldCharType="begin"/>
+        </w:r>
+        <w:r>
+          <w:rPr>
+            <w:rFonts w:cs="Times New Roman"/>
+            <w:noProof/>
+            <w:webHidden/>
+            <w:szCs w:val="28"/>
+          </w:rPr>
+          <w:instrText xml:space="preserve"> PAGEREF _Toc216027073 \h </w:instrText>
+        </w:r>
+        <w:r>
+          <w:rPr>
+            <w:rFonts w:cs="Times New Roman"/>
+            <w:noProof/>
+            <w:webHidden/>
+            <w:szCs w:val="28"/>
+          </w:rPr>
+        </w:r>
+        <w:r>
+          <w:rPr>
+            <w:rFonts w:cs="Times New Roman"/>
+            <w:noProof/>
+            <w:webHidden/>
+            <w:szCs w:val="28"/>
+          </w:rPr>
+          <w:fldChar w:fldCharType="separate"/>
+        </w:r>
+        <w:r>
+          <w:rPr>
+            <w:rFonts w:cs="Times New Roman"/>
+            <w:noProof/>
+            <w:webHidden/>
+            <w:szCs w:val="28"/>
+          </w:rPr>
+          <w:t>22</w:t>
+        </w:r>
+        <w:r>
+          <w:rPr>
+            <w:rFonts w:cs="Times New Roman"/>
+            <w:noProof/>
+            <w:webHidden/>
+            <w:szCs w:val="28"/>
+          </w:rPr>
+          <w:fldChar w:fldCharType="end"/>
+        </w:r>
+      </w:hyperlink>
+    </w:p>
+    <w:p>
+      <w:pPr>
+        <w:pStyle w:val="12"/>
+        <w:tabs>
+          <w:tab w:val="right" w:leader="dot" w:pos="10025"/>
+        </w:tabs>
+        <w:rPr>
+          <w:rFonts w:eastAsiaTheme="minorEastAsia" w:cs="Times New Roman"/>
+          <w:noProof/>
+          <w:kern w:val="2"/>
+          <w:szCs w:val="28"/>
+          <w:lang w:val="ru-BY" w:eastAsia="ru-BY"/>
+          <w14:ligatures w14:val="standardContextual"/>
+        </w:rPr>
+      </w:pPr>
+      <w:r>
+        <w:rPr>
+          <w:rStyle w:val="a5"/>
+          <w:rFonts w:cs="Times New Roman"/>
+          <w:noProof/>
+          <w:szCs w:val="28"/>
+          <w:u w:val="none"/>
+          <w:lang w:val="en-US"/>
+        </w:rPr>
+        <w:t xml:space="preserve">   </w:t>
+      </w:r>
+      <w:hyperlink w:anchor="_Toc216027074" w:history="1">
+        <w:r>
+          <w:rPr>
+            <w:rStyle w:val="a5"/>
+            <w:rFonts w:cs="Times New Roman"/>
+            <w:noProof/>
+            <w:szCs w:val="28"/>
+          </w:rPr>
+          <w:t>4.1. Кроссбраузерное тестирование</w:t>
+        </w:r>
+        <w:r>
+          <w:rPr>
+            <w:rFonts w:cs="Times New Roman"/>
+            <w:noProof/>
+            <w:webHidden/>
+            <w:szCs w:val="28"/>
+          </w:rPr>
+          <w:tab/>
+        </w:r>
+        <w:r>
+          <w:rPr>
+            <w:rFonts w:cs="Times New Roman"/>
+            <w:noProof/>
+            <w:webHidden/>
+            <w:szCs w:val="28"/>
+          </w:rPr>
+          <w:fldChar w:fldCharType="begin"/>
+        </w:r>
+        <w:r>
+          <w:rPr>
+            <w:rFonts w:cs="Times New Roman"/>
+            <w:noProof/>
+            <w:webHidden/>
+            <w:szCs w:val="28"/>
+          </w:rPr>
+          <w:instrText xml:space="preserve"> PAGEREF _Toc216027074 \h </w:instrText>
+        </w:r>
+        <w:r>
+          <w:rPr>
+            <w:rFonts w:cs="Times New Roman"/>
+            <w:noProof/>
+            <w:webHidden/>
+            <w:szCs w:val="28"/>
+          </w:rPr>
+        </w:r>
+        <w:r>
+          <w:rPr>
+            <w:rFonts w:cs="Times New Roman"/>
+            <w:noProof/>
+            <w:webHidden/>
+            <w:szCs w:val="28"/>
+          </w:rPr>
+          <w:fldChar w:fldCharType="separate"/>
+        </w:r>
+        <w:r>
+          <w:rPr>
+            <w:rFonts w:cs="Times New Roman"/>
+            <w:noProof/>
+            <w:webHidden/>
+            <w:szCs w:val="28"/>
+          </w:rPr>
+          <w:t>22</w:t>
+        </w:r>
+        <w:r>
+          <w:rPr>
+            <w:rFonts w:cs="Times New Roman"/>
+            <w:noProof/>
+            <w:webHidden/>
+            <w:szCs w:val="28"/>
+          </w:rPr>
+          <w:fldChar w:fldCharType="end"/>
+        </w:r>
+      </w:hyperlink>
+    </w:p>
+    <w:p>
+      <w:pPr>
+        <w:pStyle w:val="12"/>
+        <w:tabs>
+          <w:tab w:val="right" w:leader="dot" w:pos="10025"/>
+        </w:tabs>
+        <w:rPr>
+          <w:rFonts w:eastAsiaTheme="minorEastAsia" w:cs="Times New Roman"/>
+          <w:noProof/>
+          <w:kern w:val="2"/>
+          <w:szCs w:val="28"/>
+          <w:lang w:val="ru-BY" w:eastAsia="ru-BY"/>
+          <w14:ligatures w14:val="standardContextual"/>
+        </w:rPr>
+      </w:pPr>
+      <w:hyperlink w:anchor="_Toc216027075" w:history="1">
+        <w:r>
+          <w:rPr>
+            <w:rStyle w:val="a5"/>
+            <w:rFonts w:cs="Times New Roman"/>
+            <w:noProof/>
+            <w:szCs w:val="28"/>
+          </w:rPr>
+          <w:t>Список использованных источников</w:t>
+        </w:r>
+        <w:r>
+          <w:rPr>
+            <w:rFonts w:cs="Times New Roman"/>
+            <w:noProof/>
+            <w:webHidden/>
+            <w:szCs w:val="28"/>
+          </w:rPr>
+          <w:tab/>
+        </w:r>
+        <w:r>
+          <w:rPr>
+            <w:rFonts w:cs="Times New Roman"/>
+            <w:noProof/>
+            <w:webHidden/>
+            <w:szCs w:val="28"/>
+          </w:rPr>
+          <w:fldChar w:fldCharType="begin"/>
+        </w:r>
+        <w:r>
+          <w:rPr>
+            <w:rFonts w:cs="Times New Roman"/>
+            <w:noProof/>
+            <w:webHidden/>
+            <w:szCs w:val="28"/>
+          </w:rPr>
+          <w:instrText xml:space="preserve"> PAGEREF _Toc216027075 \h </w:instrText>
+        </w:r>
+        <w:r>
+          <w:rPr>
+            <w:rFonts w:cs="Times New Roman"/>
+            <w:noProof/>
+            <w:webHidden/>
+            <w:szCs w:val="28"/>
+          </w:rPr>
+        </w:r>
+        <w:r>
+          <w:rPr>
+            <w:rFonts w:cs="Times New Roman"/>
+            <w:noProof/>
+            <w:webHidden/>
+            <w:szCs w:val="28"/>
+          </w:rPr>
+          <w:fldChar w:fldCharType="separate"/>
+        </w:r>
+        <w:r>
+          <w:rPr>
+            <w:rFonts w:cs="Times New Roman"/>
+            <w:noProof/>
+            <w:webHidden/>
+            <w:szCs w:val="28"/>
+          </w:rPr>
+          <w:t>27</w:t>
+        </w:r>
+        <w:r>
+          <w:rPr>
+            <w:rFonts w:cs="Times New Roman"/>
+            <w:noProof/>
+            <w:webHidden/>
+            <w:szCs w:val="28"/>
+          </w:rPr>
+          <w:fldChar w:fldCharType="end"/>
+        </w:r>
+      </w:hyperlink>
     </w:p>
     <w:p>
       <w:pPr>
         <w:pStyle w:val="2"/>
-      </w:pPr>
+        <w:jc w:val="left"/>
+        <w:rPr>
+          <w:lang w:val="en-US"/>
+        </w:rPr>
+      </w:pPr>
+      <w:r>
+        <w:rPr>
+          <w:b w:val="0"/>
+          <w:bCs w:val="0"/>
+          <w:lang w:val="en-US"/>
+        </w:rPr>
+        <w:fldChar w:fldCharType="end"/>
+      </w:r>
     </w:p>
     <w:p>
       <w:pPr>
@@ -93,11 +2109,13 @@
       <w:pPr>
         <w:pStyle w:val="2"/>
       </w:pPr>
+      <w:bookmarkStart w:id="2" w:name="_Toc216027057"/>
       <w:r>
         <w:lastRenderedPageBreak/>
         <w:t>Введение</w:t>
       </w:r>
       <w:bookmarkEnd w:id="0"/>
+      <w:bookmarkEnd w:id="2"/>
     </w:p>
     <w:p>
       <w:pPr>
@@ -226,7 +2244,22 @@
           <w:sz w:val="28"/>
           <w:szCs w:val="28"/>
         </w:rPr>
-        <w:t xml:space="preserve">, что улучшает индексацию контента поисковыми системами (SEO) и повышает доступность для пользователей с ограниченными возможностями. В свою очередь, современные инструменты вёрстки </w:t>
+        <w:t>, что улучшает индексацию контента поисковыми системами (SEO) и</w:t>
+      </w:r>
+      <w:r>
+        <w:rPr>
+          <w:sz w:val="28"/>
+          <w:szCs w:val="28"/>
+          <w:lang w:val="en-US"/>
+        </w:rPr>
+        <w:t> </w:t>
+      </w:r>
+      <w:r>
+        <w:rPr>
+          <w:sz w:val="28"/>
+          <w:szCs w:val="28"/>
+        </w:rPr>
+        <w:t xml:space="preserve">повышает доступность для пользователей с ограниченными возможностями. В свою очередь, современные инструменты вёрстки </w:t>
       </w:r>
       <w:r>
         <w:rPr>
@@ -284,7 +2317,22 @@
           <w:sz w:val="28"/>
           <w:szCs w:val="28"/>
         </w:rPr>
-        <w:t>смартфонов до настольных компьютеров. Дополнительная интерактивность, реализуемая с помощью JavaScript, способствует повышению вовлечённости и упрощает процесс оформления заказа.</w:t>
+        <w:t>смартфонов до настольных компьютеров. Дополнительная интерактивность, реализуемая с помощью JavaScript, способствует повышению вовлечённости и</w:t>
+      </w:r>
+      <w:r>
+        <w:rPr>
+          <w:sz w:val="28"/>
+          <w:szCs w:val="28"/>
+          <w:lang w:val="en-US"/>
+        </w:rPr>
+        <w:t> </w:t>
+      </w:r>
+      <w:r>
+        <w:rPr>
+          <w:sz w:val="28"/>
+          <w:szCs w:val="28"/>
+        </w:rPr>
+        <w:t>упрощает процесс оформления заказа.</w:t>
       </w:r>
     </w:p>
     <w:p>
@@ -433,7 +2481,22 @@
           <w:sz w:val="28"/>
           <w:szCs w:val="28"/>
         </w:rPr>
-        <w:t>еализовать интерактивные элементы пользовательского интерфейса с помощью JavaScript;</w:t>
+        <w:t>еализовать интерактивные элементы пользовательского интерфейса с</w:t>
+      </w:r>
+      <w:r>
+        <w:rPr>
+          <w:sz w:val="28"/>
+          <w:szCs w:val="28"/>
+          <w:lang w:val="en-US"/>
+        </w:rPr>
+        <w:t> </w:t>
+      </w:r>
+      <w:r>
+        <w:rPr>
+          <w:sz w:val="28"/>
+          <w:szCs w:val="28"/>
+        </w:rPr>
+        <w:t>помощью JavaScript;</w:t>
       </w:r>
     </w:p>
     <w:p>
@@ -536,7 +2599,8 @@
           <w:szCs w:val="28"/>
         </w:rPr>
       </w:pPr>
-      <w:bookmarkStart w:id="1" w:name="_Toc122029494"/>
+      <w:bookmarkStart w:id="3" w:name="_Toc122029494"/>
+      <w:bookmarkStart w:id="4" w:name="_Toc216027058"/>
       <w:r>
         <w:rPr>
           <w:rFonts w:ascii="Times New Roman" w:hAnsi="Times New Roman" w:cs="Times New Roman"/>
@@ -548,7 +2612,7 @@
         <w:lastRenderedPageBreak/>
         <w:t xml:space="preserve">1 Аналитический </w:t>
       </w:r>
-      <w:bookmarkEnd w:id="1"/>
+      <w:bookmarkEnd w:id="3"/>
       <w:r>
         <w:rPr>
           <w:rFonts w:ascii="Times New Roman" w:hAnsi="Times New Roman" w:cs="Times New Roman"/>
@@ -559,6 +2623,7 @@
         </w:rPr>
         <w:t>обзор</w:t>
       </w:r>
+      <w:bookmarkEnd w:id="4"/>
     </w:p>
     <w:p>
       <w:pPr>
@@ -581,6 +2646,7 @@
           <w:szCs w:val="28"/>
         </w:rPr>
       </w:pPr>
+      <w:bookmarkStart w:id="5" w:name="_Toc216027059"/>
       <w:r>
         <w:rPr>
           <w:rFonts w:ascii="Times New Roman" w:hAnsi="Times New Roman" w:cs="Times New Roman"/>
@@ -591,6 +2657,7 @@
         </w:rPr>
         <w:t>Обзор предметной области</w:t>
       </w:r>
+      <w:bookmarkEnd w:id="5"/>
     </w:p>
     <w:p>
       <w:pPr>
@@ -686,7 +2753,24 @@
           <w:sz w:val="28"/>
           <w:szCs w:val="28"/>
         </w:rPr>
-        <w:t xml:space="preserve"> привлечение внимания, формирование доверия и позиционирование бренда;</w:t>
+        <w:t xml:space="preserve"> привлечение внимания, формирование доверия и</w:t>
+      </w:r>
+      <w:r>
+        <w:rPr>
+          <w:rFonts w:ascii="Times New Roman" w:hAnsi="Times New Roman" w:cs="Times New Roman"/>
+          <w:sz w:val="28"/>
+          <w:szCs w:val="28"/>
+          <w:lang w:val="en-US"/>
+        </w:rPr>
+        <w:t> </w:t>
+      </w:r>
+      <w:r>
+        <w:rPr>
+          <w:rFonts w:ascii="Times New Roman" w:hAnsi="Times New Roman" w:cs="Times New Roman"/>
+          <w:sz w:val="28"/>
+          <w:szCs w:val="28"/>
+        </w:rPr>
+        <w:t>позиционирование бренда;</w:t>
       </w:r>
     </w:p>
     <w:p>
@@ -1029,7 +3113,24 @@
           <w:sz w:val="28"/>
           <w:szCs w:val="28"/>
         </w:rPr>
-        <w:t xml:space="preserve"> (FAQ), отзывы клиентов, блог с экспертными материалами по питанию и здоровью;</w:t>
+        <w:t xml:space="preserve"> (FAQ), отзывы клиентов, блог с</w:t>
+      </w:r>
+      <w:r>
+        <w:rPr>
+          <w:rFonts w:ascii="Times New Roman" w:hAnsi="Times New Roman" w:cs="Times New Roman"/>
+          <w:sz w:val="28"/>
+          <w:szCs w:val="28"/>
+          <w:lang w:val="en-US"/>
+        </w:rPr>
+        <w:t> </w:t>
+      </w:r>
+      <w:r>
+        <w:rPr>
+          <w:rFonts w:ascii="Times New Roman" w:hAnsi="Times New Roman" w:cs="Times New Roman"/>
+          <w:sz w:val="28"/>
+          <w:szCs w:val="28"/>
+        </w:rPr>
+        <w:t>экспертными материалами по питанию и здоровью;</w:t>
       </w:r>
     </w:p>
     <w:p>
@@ -1247,6 +3348,7 @@
           <w:lang w:val="en-US"/>
         </w:rPr>
       </w:pPr>
+      <w:bookmarkStart w:id="6" w:name="_Toc216027060"/>
       <w:r>
         <w:rPr>
           <w:rFonts w:ascii="Times New Roman" w:hAnsi="Times New Roman" w:cs="Times New Roman"/>
@@ -1257,6 +3359,7 @@
         </w:rPr>
         <w:t>Обзор аналогов</w:t>
       </w:r>
+      <w:bookmarkEnd w:id="6"/>
     </w:p>
     <w:p>
       <w:pPr>
@@ -1344,7 +3447,7 @@
           <w:szCs w:val="28"/>
         </w:rPr>
       </w:pPr>
-      <w:bookmarkStart w:id="2" w:name="_Hlk209988411"/>
+      <w:bookmarkStart w:id="7" w:name="_Hlk209988411"/>
       <w:proofErr w:type="gramStart"/>
       <w:r>
         <w:rPr>
@@ -1362,7 +3465,7 @@
         </w:rPr>
         <w:t>[</w:t>
       </w:r>
-      <w:bookmarkEnd w:id="2"/>
+      <w:bookmarkEnd w:id="7"/>
       <w:proofErr w:type="gramEnd"/>
       <w:r>
         <w:rPr>
@@ -1775,6 +3878,7 @@
       <w:pPr>
         <w:pStyle w:val="3"/>
       </w:pPr>
+      <w:bookmarkStart w:id="8" w:name="_Toc216027061"/>
       <w:r>
         <w:t>1.</w:t>
       </w:r>
@@ -1787,6 +3891,7 @@
       <w:r>
         <w:t>Анализ сайта avocadopro.by</w:t>
       </w:r>
+      <w:bookmarkEnd w:id="8"/>
     </w:p>
     <w:p>
       <w:pPr>
@@ -2547,8 +4652,9 @@
           <w:rFonts w:ascii="Times New Roman" w:hAnsi="Times New Roman" w:cs="Times New Roman"/>
           <w:sz w:val="28"/>
           <w:szCs w:val="28"/>
-        </w:rPr>
-        <w:t xml:space="preserve"> </w:t>
+          <w:lang w:val="en-US"/>
+        </w:rPr>
+        <w:t> </w:t>
       </w:r>
       <w:r>
         <w:rPr>
@@ -2729,6 +4835,7 @@
       <w:pPr>
         <w:pStyle w:val="3"/>
       </w:pPr>
+      <w:bookmarkStart w:id="9" w:name="_Toc216027062"/>
       <w:r>
         <w:t xml:space="preserve">1.2.2. Анализ сайта </w:t>
       </w:r>
@@ -2741,6 +4848,7 @@
       <w:r>
         <w:t>roportsiya.by</w:t>
       </w:r>
+      <w:bookmarkEnd w:id="9"/>
     </w:p>
     <w:p>
       <w:pPr>
@@ -3348,7 +5456,24 @@
           <w:sz w:val="28"/>
           <w:szCs w:val="28"/>
         </w:rPr>
-        <w:t>. Хедер является сложным и многоуровневым, содержит брендирование, основное меню, контактную информацию и</w:t>
+        <w:t>. Хедер является сложным и</w:t>
+      </w:r>
+      <w:r>
+        <w:rPr>
+          <w:rFonts w:ascii="Times New Roman" w:hAnsi="Times New Roman" w:cs="Times New Roman"/>
+          <w:sz w:val="28"/>
+          <w:szCs w:val="28"/>
+          <w:lang w:val="en-US"/>
+        </w:rPr>
+        <w:t> </w:t>
+      </w:r>
+      <w:r>
+        <w:rPr>
+          <w:rFonts w:ascii="Times New Roman" w:hAnsi="Times New Roman" w:cs="Times New Roman"/>
+          <w:sz w:val="28"/>
+          <w:szCs w:val="28"/>
+        </w:rPr>
+        <w:t>многоуровневым, содержит брендирование, основное меню, контактную информацию и</w:t>
       </w:r>
       <w:r>
         <w:rPr>
@@ -3804,9 +5929,11 @@
       <w:pPr>
         <w:pStyle w:val="3"/>
       </w:pPr>
+      <w:bookmarkStart w:id="10" w:name="_Toc216027063"/>
       <w:r>
         <w:t>1.2.3. Анализ сайта Oxdetox.by</w:t>
       </w:r>
+      <w:bookmarkEnd w:id="10"/>
     </w:p>
     <w:p>
       <w:pPr>
@@ -4393,7 +6520,41 @@
           <w:sz w:val="28"/>
           <w:szCs w:val="28"/>
         </w:rPr>
-        <w:t xml:space="preserve">&gt; для разделения категорий и правильную иерархию заголовков (h1–h6) для обеспечения SEO и доступности. В футере размещены обязательные юридические документы: </w:t>
+        <w:t>&gt; для разделения категорий и</w:t>
+      </w:r>
+      <w:r>
+        <w:rPr>
+          <w:rFonts w:ascii="Times New Roman" w:hAnsi="Times New Roman" w:cs="Times New Roman"/>
+          <w:sz w:val="28"/>
+          <w:szCs w:val="28"/>
+          <w:lang w:val="en-US"/>
+        </w:rPr>
+        <w:t> </w:t>
+      </w:r>
+      <w:r>
+        <w:rPr>
+          <w:rFonts w:ascii="Times New Roman" w:hAnsi="Times New Roman" w:cs="Times New Roman"/>
+          <w:sz w:val="28"/>
+          <w:szCs w:val="28"/>
+        </w:rPr>
+        <w:t>правильную иерархию заголовков (h1–h6) для обеспечения SEO и доступности. В</w:t>
+      </w:r>
+      <w:r>
+        <w:rPr>
+          <w:rFonts w:ascii="Times New Roman" w:hAnsi="Times New Roman" w:cs="Times New Roman"/>
+          <w:sz w:val="28"/>
+          <w:szCs w:val="28"/>
+          <w:lang w:val="en-US"/>
+        </w:rPr>
+        <w:t> </w:t>
+      </w:r>
+      <w:r>
+        <w:rPr>
+          <w:rFonts w:ascii="Times New Roman" w:hAnsi="Times New Roman" w:cs="Times New Roman"/>
+          <w:sz w:val="28"/>
+          <w:szCs w:val="28"/>
+        </w:rPr>
+        <w:t xml:space="preserve">футере размещены обязательные юридические документы: </w:t>
       </w:r>
       <w:r>
         <w:rPr>
@@ -4565,6 +6726,7 @@
       <w:pPr>
         <w:pStyle w:val="3"/>
       </w:pPr>
+      <w:bookmarkStart w:id="11" w:name="_Toc216027064"/>
       <w:r>
         <w:t xml:space="preserve">1.2.4. Анализ сайта </w:t>
       </w:r>
@@ -4577,6 +6739,7 @@
       <w:r>
         <w:t>appiest.by</w:t>
       </w:r>
+      <w:bookmarkEnd w:id="11"/>
     </w:p>
     <w:p>
       <w:pPr>
@@ -5337,6 +7500,7 @@
       <w:pPr>
         <w:pStyle w:val="2"/>
       </w:pPr>
+      <w:bookmarkStart w:id="12" w:name="_Toc216027065"/>
       <w:r>
         <w:rPr>
           <w:highlight w:val="yellow"/>
@@ -5349,6 +7513,7 @@
         </w:rPr>
         <w:t>Обзор технологий и программных средств</w:t>
       </w:r>
+      <w:bookmarkEnd w:id="12"/>
     </w:p>
     <w:p>
       <w:pPr>
@@ -5549,7 +7714,41 @@
           <w:sz w:val="28"/>
           <w:szCs w:val="28"/>
         </w:rPr>
-        <w:t xml:space="preserve">, интегрированный в рабочую среду через редактор Visual Studio Code. SCSS позволяет организовывать стили в иерархическую структуру, применять переменные для цветов, отступов и типографики, а также создавать </w:t>
+        <w:t>, интегрированный в рабочую среду через редактор Visual Studio Code. SCSS позволяет организовывать стили в</w:t>
+      </w:r>
+      <w:r>
+        <w:rPr>
+          <w:rFonts w:ascii="Times New Roman" w:hAnsi="Times New Roman" w:cs="Times New Roman"/>
+          <w:sz w:val="28"/>
+          <w:szCs w:val="28"/>
+          <w:lang w:val="en-US"/>
+        </w:rPr>
+        <w:t> </w:t>
+      </w:r>
+      <w:r>
+        <w:rPr>
+          <w:rFonts w:ascii="Times New Roman" w:hAnsi="Times New Roman" w:cs="Times New Roman"/>
+          <w:sz w:val="28"/>
+          <w:szCs w:val="28"/>
+        </w:rPr>
+        <w:t>иерархическую структуру, применять переменные для цветов, отступов и</w:t>
+      </w:r>
+      <w:r>
+        <w:rPr>
+          <w:rFonts w:ascii="Times New Roman" w:hAnsi="Times New Roman" w:cs="Times New Roman"/>
+          <w:sz w:val="28"/>
+          <w:szCs w:val="28"/>
+          <w:lang w:val="en-US"/>
+        </w:rPr>
+        <w:t> </w:t>
+      </w:r>
+      <w:r>
+        <w:rPr>
+          <w:rFonts w:ascii="Times New Roman" w:hAnsi="Times New Roman" w:cs="Times New Roman"/>
+          <w:sz w:val="28"/>
+          <w:szCs w:val="28"/>
+        </w:rPr>
+        <w:t xml:space="preserve">типографики, а также создавать </w:t>
       </w:r>
       <w:proofErr w:type="spellStart"/>
       <w:r>
@@ -5690,7 +7889,24 @@
           <w:sz w:val="28"/>
           <w:szCs w:val="28"/>
         </w:rPr>
-        <w:t xml:space="preserve">, позволяющий сверять вёрстку с макетом пиксель в пиксель. Адаптивность реализуется с помощью </w:t>
+        <w:t>, позволяющий сверять вёрстку с</w:t>
+      </w:r>
+      <w:r>
+        <w:rPr>
+          <w:rFonts w:ascii="Times New Roman" w:hAnsi="Times New Roman" w:cs="Times New Roman"/>
+          <w:sz w:val="28"/>
+          <w:szCs w:val="28"/>
+          <w:lang w:val="en-US"/>
+        </w:rPr>
+        <w:t> </w:t>
+      </w:r>
+      <w:r>
+        <w:rPr>
+          <w:rFonts w:ascii="Times New Roman" w:hAnsi="Times New Roman" w:cs="Times New Roman"/>
+          <w:sz w:val="28"/>
+          <w:szCs w:val="28"/>
+        </w:rPr>
+        <w:t xml:space="preserve">макетом пиксель в пиксель. Адаптивность реализуется с помощью </w:t>
       </w:r>
       <w:proofErr w:type="spellStart"/>
       <w:r>
@@ -5788,7 +8004,24 @@
           <w:sz w:val="28"/>
           <w:szCs w:val="28"/>
         </w:rPr>
-        <w:t>). Это гарантирует корректное отображение сайта на всех типах устройств: от мобильных телефонов с разрешением 320 пикселей до широкоформатных десктопных мониторов.</w:t>
+        <w:t>). Это гарантирует корректное отображение сайта на всех типах устройств: от мобильных телефонов с</w:t>
+      </w:r>
+      <w:r>
+        <w:rPr>
+          <w:rFonts w:ascii="Times New Roman" w:hAnsi="Times New Roman" w:cs="Times New Roman"/>
+          <w:sz w:val="28"/>
+          <w:szCs w:val="28"/>
+          <w:lang w:val="en-US"/>
+        </w:rPr>
+        <w:t> </w:t>
+      </w:r>
+      <w:r>
+        <w:rPr>
+          <w:rFonts w:ascii="Times New Roman" w:hAnsi="Times New Roman" w:cs="Times New Roman"/>
+          <w:sz w:val="28"/>
+          <w:szCs w:val="28"/>
+        </w:rPr>
+        <w:t>разрешением 320 пикселей до широкоформатных десктопных мониторов.</w:t>
       </w:r>
     </w:p>
     <w:p>
@@ -5820,7 +8053,7 @@
         </w:rPr>
         <w:t>дерева[</w:t>
       </w:r>
-      <w:commentRangeStart w:id="3"/>
+      <w:commentRangeStart w:id="13"/>
       <w:proofErr w:type="gramEnd"/>
       <w:r>
         <w:rPr>
@@ -5830,12 +8063,12 @@
         </w:rPr>
         <w:t>5</w:t>
       </w:r>
-      <w:commentRangeEnd w:id="3"/>
+      <w:commentRangeEnd w:id="13"/>
       <w:r>
         <w:rPr>
           <w:rStyle w:val="a7"/>
         </w:rPr>
-        <w:commentReference w:id="3"/>
+        <w:commentReference w:id="13"/>
       </w:r>
       <w:r>
         <w:rPr>
@@ -5926,7 +8159,24 @@
           <w:sz w:val="28"/>
           <w:szCs w:val="28"/>
         </w:rPr>
-        <w:t xml:space="preserve"> – для синхронного редактирования открывающих и закрывающих тегов;</w:t>
+        <w:t xml:space="preserve"> – для синхронного редактирования открывающих и</w:t>
+      </w:r>
+      <w:r>
+        <w:rPr>
+          <w:rFonts w:ascii="Times New Roman" w:hAnsi="Times New Roman" w:cs="Times New Roman"/>
+          <w:sz w:val="28"/>
+          <w:szCs w:val="28"/>
+          <w:lang w:val="en-US"/>
+        </w:rPr>
+        <w:t> </w:t>
+      </w:r>
+      <w:r>
+        <w:rPr>
+          <w:rFonts w:ascii="Times New Roman" w:hAnsi="Times New Roman" w:cs="Times New Roman"/>
+          <w:sz w:val="28"/>
+          <w:szCs w:val="28"/>
+        </w:rPr>
+        <w:t>закрывающих тегов;</w:t>
       </w:r>
     </w:p>
     <w:p>
@@ -6068,7 +8318,24 @@
           <w:sz w:val="28"/>
           <w:szCs w:val="28"/>
         </w:rPr>
-        <w:t xml:space="preserve"> например, для переключения темы оформления и работы калькулятора калорий. При этом основная структура страницы останется статической. Такой подход позволяет сосредоточиться на ключевой задаче про</w:t>
+        <w:t xml:space="preserve"> например, для переключения темы оформления и</w:t>
+      </w:r>
+      <w:r>
+        <w:rPr>
+          <w:rFonts w:ascii="Times New Roman" w:hAnsi="Times New Roman" w:cs="Times New Roman"/>
+          <w:sz w:val="28"/>
+          <w:szCs w:val="28"/>
+          <w:lang w:val="en-US"/>
+        </w:rPr>
+        <w:t> </w:t>
+      </w:r>
+      <w:r>
+        <w:rPr>
+          <w:rFonts w:ascii="Times New Roman" w:hAnsi="Times New Roman" w:cs="Times New Roman"/>
+          <w:sz w:val="28"/>
+          <w:szCs w:val="28"/>
+        </w:rPr>
+        <w:t>работы калькулятора калорий. При этом основная структура страницы останется статической. Такой подход позволяет сосредоточиться на ключевой задаче про</w:t>
       </w:r>
       <w:r>
         <w:rPr>
@@ -6237,7 +8504,7 @@
           <w:szCs w:val="32"/>
         </w:rPr>
       </w:pPr>
-      <w:bookmarkStart w:id="4" w:name="_Toc122029499"/>
+      <w:bookmarkStart w:id="14" w:name="_Toc122029499"/>
       <w:r>
         <w:rPr>
           <w:rFonts w:ascii="Times New Roman" w:hAnsi="Times New Roman" w:cs="Times New Roman"/>
@@ -6250,20 +8517,21 @@
     <w:p>
       <w:pPr>
         <w:pStyle w:val="2"/>
-        <w:ind w:firstLine="709"/>
-      </w:pPr>
+      </w:pPr>
+      <w:bookmarkStart w:id="15" w:name="_Toc216027066"/>
       <w:r>
         <w:lastRenderedPageBreak/>
         <w:t>2 Проектирование</w:t>
       </w:r>
-      <w:bookmarkEnd w:id="4"/>
+      <w:bookmarkEnd w:id="14"/>
+      <w:bookmarkEnd w:id="15"/>
     </w:p>
     <w:p>
       <w:pPr>
         <w:pStyle w:val="2"/>
-        <w:ind w:firstLine="709"/>
-      </w:pPr>
-      <w:bookmarkStart w:id="5" w:name="_Toc122029500"/>
+      </w:pPr>
+      <w:bookmarkStart w:id="16" w:name="_Toc122029500"/>
+      <w:bookmarkStart w:id="17" w:name="_Toc216027067"/>
       <w:r>
         <w:t xml:space="preserve">2.1 </w:t>
       </w:r>
@@ -6278,7 +8546,8 @@
       <w:r>
         <w:t xml:space="preserve"> страниц проекта</w:t>
       </w:r>
-      <w:bookmarkEnd w:id="5"/>
+      <w:bookmarkEnd w:id="16"/>
+      <w:bookmarkEnd w:id="17"/>
     </w:p>
     <w:p>
       <w:pPr>
@@ -7100,7 +9369,24 @@
           <w:sz w:val="28"/>
           <w:szCs w:val="28"/>
         </w:rPr>
-        <w:t>Демонстрация интерфейса мобильного приложения, краткое описание ключевого преимущества сервиса и кнопка.</w:t>
+        <w:t>Демонстрация интерфейса мобильного приложения, краткое описание ключевого преимущества сервиса и</w:t>
+      </w:r>
+      <w:r>
+        <w:rPr>
+          <w:rFonts w:ascii="Times New Roman" w:hAnsi="Times New Roman" w:cs="Times New Roman"/>
+          <w:sz w:val="28"/>
+          <w:szCs w:val="28"/>
+          <w:lang w:val="en-US"/>
+        </w:rPr>
+        <w:t> </w:t>
+      </w:r>
+      <w:r>
+        <w:rPr>
+          <w:rFonts w:ascii="Times New Roman" w:hAnsi="Times New Roman" w:cs="Times New Roman"/>
+          <w:sz w:val="28"/>
+          <w:szCs w:val="28"/>
+        </w:rPr>
+        <w:t>кнопка.</w:t>
       </w:r>
     </w:p>
     <w:p>
@@ -7683,7 +9969,24 @@
           <w:sz w:val="28"/>
           <w:szCs w:val="28"/>
         </w:rPr>
-        <w:t>), формой для ввода электронной почты и кнопкой подписки.</w:t>
+        <w:t>), формой для ввода электронной почты и</w:t>
+      </w:r>
+      <w:r>
+        <w:rPr>
+          <w:rFonts w:ascii="Times New Roman" w:hAnsi="Times New Roman" w:cs="Times New Roman"/>
+          <w:sz w:val="28"/>
+          <w:szCs w:val="28"/>
+          <w:lang w:val="en-US"/>
+        </w:rPr>
+        <w:t> </w:t>
+      </w:r>
+      <w:r>
+        <w:rPr>
+          <w:rFonts w:ascii="Times New Roman" w:hAnsi="Times New Roman" w:cs="Times New Roman"/>
+          <w:sz w:val="28"/>
+          <w:szCs w:val="28"/>
+        </w:rPr>
+        <w:t>кнопкой подписки.</w:t>
       </w:r>
     </w:p>
     <w:p>
@@ -8131,7 +10434,24 @@
           <w:sz w:val="28"/>
           <w:szCs w:val="28"/>
         </w:rPr>
-        <w:t xml:space="preserve">. Шрифты без засечек имеют высокую читаемость на цифровых экранах и отлично сочетаются со светлым фоном и минималистичным дизайном. Иерархия шрифтов соблюдается: заголовки (h1, h2) имеют большое и жирное начертание для акцентирования внимания, а основной текст </w:t>
+        <w:t>. Шрифты без засечек имеют высокую читаемость на цифровых экранах и отлично сочетаются со светлым фоном и</w:t>
+      </w:r>
+      <w:r>
+        <w:rPr>
+          <w:rFonts w:ascii="Times New Roman" w:hAnsi="Times New Roman" w:cs="Times New Roman"/>
+          <w:sz w:val="28"/>
+          <w:szCs w:val="28"/>
+          <w:lang w:val="en-US"/>
+        </w:rPr>
+        <w:t> </w:t>
+      </w:r>
+      <w:r>
+        <w:rPr>
+          <w:rFonts w:ascii="Times New Roman" w:hAnsi="Times New Roman" w:cs="Times New Roman"/>
+          <w:sz w:val="28"/>
+          <w:szCs w:val="28"/>
+        </w:rPr>
+        <w:t xml:space="preserve">минималистичным дизайном. Иерархия шрифтов соблюдается: заголовки (h1, h2) имеют большое и жирное начертание для акцентирования внимания, а основной текст </w:t>
       </w:r>
       <w:r>
         <w:rPr>
@@ -8165,6 +10485,7 @@
           <w:szCs w:val="28"/>
         </w:rPr>
       </w:pPr>
+      <w:bookmarkStart w:id="18" w:name="_Toc216027068"/>
       <w:r>
         <w:rPr>
           <w:rFonts w:ascii="Times New Roman" w:hAnsi="Times New Roman" w:cs="Times New Roman"/>
@@ -8174,6 +10495,7 @@
         </w:rPr>
         <w:t>2.2 Структурная схема проекта</w:t>
       </w:r>
+      <w:bookmarkEnd w:id="18"/>
     </w:p>
     <w:p>
       <w:pPr>
@@ -8195,7 +10517,25 @@
           <w:szCs w:val="28"/>
           <w:lang w:eastAsia="ru-RU"/>
         </w:rPr>
-        <w:t>Главная цель структурной схемы проекта – обеспечить логичное и последовательное расположение всех файлов и блоков страницы. Для поддержания чистоты кода, упрощения дальнейшей разработки и соответствия современным стандартам веб-разработки, файлы проекта организованы в иерархическую структуру, представленную на рисунке 2.1.</w:t>
+        <w:t>Главная цель структурной схемы проекта – обеспечить логичное и</w:t>
+      </w:r>
+      <w:r>
+        <w:rPr>
+          <w:rFonts w:ascii="Times New Roman" w:hAnsi="Times New Roman" w:cs="Times New Roman"/>
+          <w:sz w:val="28"/>
+          <w:szCs w:val="28"/>
+          <w:lang w:val="en-US" w:eastAsia="ru-RU"/>
+        </w:rPr>
+        <w:t> </w:t>
+      </w:r>
+      <w:r>
+        <w:rPr>
+          <w:rFonts w:ascii="Times New Roman" w:hAnsi="Times New Roman" w:cs="Times New Roman"/>
+          <w:sz w:val="28"/>
+          <w:szCs w:val="28"/>
+          <w:lang w:eastAsia="ru-RU"/>
+        </w:rPr>
+        <w:t>последовательное расположение всех файлов и блоков страницы. Для поддержания чистоты кода, упрощения дальнейшей разработки и соответствия современным стандартам веб-разработки, файлы проекта организованы в иерархическую структуру, представленную на рисунке 2.1.</w:t>
       </w:r>
     </w:p>
     <w:p>
@@ -8568,8 +10908,9 @@
           <w:sz w:val="28"/>
         </w:rPr>
       </w:pPr>
-      <w:bookmarkStart w:id="6" w:name="_Toc122029508"/>
-      <w:bookmarkStart w:id="7" w:name="_Toc122029510"/>
+      <w:bookmarkStart w:id="19" w:name="_Toc122029508"/>
+      <w:bookmarkStart w:id="20" w:name="_Toc122029510"/>
+      <w:bookmarkStart w:id="21" w:name="_Toc216027069"/>
       <w:r>
         <w:rPr>
           <w:rFonts w:ascii="Times New Roman" w:hAnsi="Times New Roman" w:cs="Times New Roman"/>
@@ -8580,6 +10921,7 @@
         <w:lastRenderedPageBreak/>
         <w:t>3. Реализация проекта</w:t>
       </w:r>
+      <w:bookmarkEnd w:id="21"/>
     </w:p>
     <w:p>
       <w:pPr>
@@ -8597,6 +10939,7 @@
           <w:sz w:val="28"/>
         </w:rPr>
       </w:pPr>
+      <w:bookmarkStart w:id="22" w:name="_Toc216027070"/>
       <w:r>
         <w:rPr>
           <w:rFonts w:ascii="Times New Roman" w:hAnsi="Times New Roman" w:cs="Times New Roman"/>
@@ -8606,6 +10949,7 @@
         </w:rPr>
         <w:t>3.1. Описание верстки</w:t>
       </w:r>
+      <w:bookmarkEnd w:id="22"/>
     </w:p>
     <w:p>
       <w:pPr>
@@ -10588,7 +12932,7 @@
           <w:lang w:val="ru-BY"/>
         </w:rPr>
       </w:pPr>
-      <w:bookmarkStart w:id="8" w:name="_Hlk216000349"/>
+      <w:bookmarkStart w:id="23" w:name="_Hlk216000349"/>
       <w:r>
         <w:rPr>
           <w:rFonts w:ascii="Courier New" w:eastAsia="Calibri" w:hAnsi="Courier New" w:cs="Times New Roman"/>
@@ -12068,7 +14412,7 @@
         <w:t>SCSS</w:t>
       </w:r>
     </w:p>
-    <w:bookmarkEnd w:id="8"/>
+    <w:bookmarkEnd w:id="23"/>
     <w:p>
       <w:pPr>
         <w:widowControl w:val="0"/>
@@ -15375,6 +17719,7 @@
           <w:sz w:val="28"/>
         </w:rPr>
       </w:pPr>
+      <w:bookmarkStart w:id="24" w:name="_Toc216027071"/>
       <w:r>
         <w:rPr>
           <w:rFonts w:ascii="Times New Roman" w:hAnsi="Times New Roman" w:cs="Times New Roman"/>
@@ -15384,6 +17729,7 @@
         </w:rPr>
         <w:t>3.2. Адаптивная верстка</w:t>
       </w:r>
+      <w:bookmarkEnd w:id="24"/>
     </w:p>
     <w:p>
       <w:pPr>
@@ -15497,18 +17843,8 @@
           <w:sz w:val="28"/>
           <w:szCs w:val="28"/>
         </w:rPr>
-        <w:t>)</w:t>
-      </w:r>
-      <w:proofErr w:type="gramStart"/>
-      <w:r>
-        <w:rPr>
-          <w:rFonts w:ascii="Times New Roman" w:hAnsi="Times New Roman" w:cs="Times New Roman"/>
-          <w:sz w:val="28"/>
-          <w:szCs w:val="28"/>
-        </w:rPr>
-        <w:t>.</w:t>
-      </w:r>
-      <w:proofErr w:type="gramEnd"/>
+        <w:t>).</w:t>
+      </w:r>
       <w:r>
         <w:rPr>
           <w:rFonts w:ascii="Times New Roman" w:hAnsi="Times New Roman" w:cs="Times New Roman"/>
@@ -15809,6 +18145,7 @@
           <w:rFonts w:ascii="Times New Roman" w:hAnsi="Times New Roman" w:cs="Times New Roman"/>
           <w:sz w:val="28"/>
           <w:szCs w:val="28"/>
+          <w:lang w:val="en-US"/>
         </w:rPr>
       </w:pPr>
       <w:r>
@@ -15848,6 +18185,7 @@
           <w:rFonts w:ascii="Times New Roman" w:hAnsi="Times New Roman" w:cs="Times New Roman"/>
           <w:sz w:val="28"/>
           <w:szCs w:val="28"/>
+          <w:lang w:val="en-US"/>
         </w:rPr>
       </w:pPr>
     </w:p>
@@ -15861,6 +18199,7 @@
           <w:rFonts w:ascii="Times New Roman" w:hAnsi="Times New Roman" w:cs="Times New Roman"/>
           <w:sz w:val="28"/>
           <w:szCs w:val="28"/>
+          <w:lang w:val="en-US"/>
         </w:rPr>
       </w:pPr>
     </w:p>
@@ -15874,6 +18213,35 @@
           <w:rFonts w:ascii="Times New Roman" w:hAnsi="Times New Roman" w:cs="Times New Roman"/>
           <w:sz w:val="28"/>
           <w:szCs w:val="28"/>
+          <w:lang w:val="en-US"/>
+        </w:rPr>
+      </w:pPr>
+    </w:p>
+    <w:p>
+      <w:pPr>
+        <w:widowControl w:val="0"/>
+        <w:spacing w:after="0" w:line="240" w:lineRule="auto"/>
+        <w:ind w:firstLine="709"/>
+        <w:jc w:val="both"/>
+        <w:rPr>
+          <w:rFonts w:ascii="Times New Roman" w:hAnsi="Times New Roman" w:cs="Times New Roman"/>
+          <w:sz w:val="28"/>
+          <w:szCs w:val="28"/>
+          <w:lang w:val="en-US"/>
+        </w:rPr>
+      </w:pPr>
+    </w:p>
+    <w:p>
+      <w:pPr>
+        <w:widowControl w:val="0"/>
+        <w:spacing w:after="0" w:line="240" w:lineRule="auto"/>
+        <w:ind w:firstLine="709"/>
+        <w:jc w:val="both"/>
+        <w:rPr>
+          <w:rFonts w:ascii="Times New Roman" w:hAnsi="Times New Roman" w:cs="Times New Roman"/>
+          <w:sz w:val="28"/>
+          <w:szCs w:val="28"/>
+          <w:lang w:val="en-US"/>
         </w:rPr>
       </w:pPr>
     </w:p>
@@ -16074,6 +18442,7 @@
           <w:sz w:val="28"/>
         </w:rPr>
       </w:pPr>
+      <w:bookmarkStart w:id="25" w:name="_Toc216027072"/>
       <w:r>
         <w:rPr>
           <w:rFonts w:ascii="Times New Roman" w:hAnsi="Times New Roman" w:cs="Times New Roman"/>
@@ -16081,8 +18450,10 @@
           <w:color w:val="auto"/>
           <w:sz w:val="28"/>
         </w:rPr>
+        <w:lastRenderedPageBreak/>
         <w:t>3.3. Обработка контента</w:t>
       </w:r>
+      <w:bookmarkEnd w:id="25"/>
     </w:p>
     <w:p>
       <w:pPr>
@@ -16102,7 +18473,6 @@
           <w:sz w:val="28"/>
           <w:szCs w:val="28"/>
         </w:rPr>
-        <w:lastRenderedPageBreak/>
         <w:t>О</w:t>
       </w:r>
       <w:r>
@@ -16223,7 +18593,24 @@
           <w:sz w:val="28"/>
           <w:szCs w:val="28"/>
         </w:rPr>
-        <w:t xml:space="preserve"> обеспечивает визуальное отображение прогресса в интерактивных элементах</w:t>
+        <w:t xml:space="preserve"> обеспечивает визуальное отображение прогресса в</w:t>
+      </w:r>
+      <w:r>
+        <w:rPr>
+          <w:rFonts w:ascii="Times New Roman" w:hAnsi="Times New Roman" w:cs="Times New Roman"/>
+          <w:sz w:val="28"/>
+          <w:szCs w:val="28"/>
+          <w:lang w:val="en-US"/>
+        </w:rPr>
+        <w:t> </w:t>
+      </w:r>
+      <w:r>
+        <w:rPr>
+          <w:rFonts w:ascii="Times New Roman" w:hAnsi="Times New Roman" w:cs="Times New Roman"/>
+          <w:sz w:val="28"/>
+          <w:szCs w:val="28"/>
+        </w:rPr>
+        <w:t>интерактивных элементах</w:t>
       </w:r>
       <w:r>
         <w:rPr>
@@ -17453,6 +19840,7 @@
           <w:sz w:val="24"/>
           <w:lang w:val="ru-BY"/>
         </w:rPr>
+        <w:lastRenderedPageBreak/>
         <w:t xml:space="preserve">    const </w:t>
       </w:r>
       <w:proofErr w:type="spellStart"/>
@@ -19400,6 +21788,7 @@
           <w:sz w:val="28"/>
           <w:szCs w:val="28"/>
         </w:rPr>
+        <w:lastRenderedPageBreak/>
         <w:t>Все JS-скрипты подключались в конце тега &lt;</w:t>
       </w:r>
       <w:proofErr w:type="spellStart"/>
@@ -19418,21 +21807,66 @@
           <w:sz w:val="28"/>
           <w:szCs w:val="28"/>
         </w:rPr>
-        <w:t xml:space="preserve">&gt;, что гарантировало </w:t>
-      </w:r>
-      <w:r>
-        <w:rPr>
-          <w:rFonts w:ascii="Times New Roman" w:hAnsi="Times New Roman" w:cs="Times New Roman"/>
+        <w:t xml:space="preserve">&gt;, что гарантировало полную загрузку DOM-дерева перед их выполнением и улучшало воспринимаемую производительность сайта. </w:t>
+      </w:r>
+    </w:p>
+    <w:p>
+      <w:pPr>
+        <w:pStyle w:val="1"/>
+        <w:keepNext w:val="0"/>
+        <w:keepLines w:val="0"/>
+        <w:widowControl w:val="0"/>
+        <w:spacing w:before="360" w:after="240" w:line="240" w:lineRule="auto"/>
+        <w:ind w:firstLine="709"/>
+        <w:jc w:val="both"/>
+        <w:rPr>
+          <w:rFonts w:ascii="Times New Roman" w:hAnsi="Times New Roman" w:cs="Times New Roman"/>
+          <w:b/>
+          <w:bCs/>
+          <w:sz w:val="28"/>
+          <w:szCs w:val="28"/>
+        </w:rPr>
+      </w:pPr>
+      <w:r>
+        <w:rPr>
+          <w:rFonts w:ascii="Times New Roman" w:hAnsi="Times New Roman" w:cs="Times New Roman"/>
+          <w:color w:val="auto"/>
+          <w:sz w:val="28"/>
+          <w:szCs w:val="28"/>
+        </w:rPr>
+        <w:br w:type="page"/>
+      </w:r>
+      <w:bookmarkStart w:id="26" w:name="_Toc216027073"/>
+      <w:r>
+        <w:rPr>
+          <w:rFonts w:ascii="Times New Roman" w:hAnsi="Times New Roman" w:cs="Times New Roman"/>
+          <w:b/>
+          <w:bCs/>
+          <w:color w:val="auto"/>
           <w:sz w:val="28"/>
           <w:szCs w:val="28"/>
         </w:rPr>
         <w:lastRenderedPageBreak/>
-        <w:t xml:space="preserve">полную загрузку DOM-дерева перед их выполнением и улучшало воспринимаемую производительность сайта. </w:t>
-      </w:r>
+        <w:t xml:space="preserve">4. </w:t>
+      </w:r>
+      <w:r>
+        <w:rPr>
+          <w:rFonts w:ascii="Times New Roman" w:hAnsi="Times New Roman" w:cs="Times New Roman"/>
+          <w:b/>
+          <w:bCs/>
+          <w:color w:val="auto"/>
+          <w:sz w:val="28"/>
+        </w:rPr>
+        <w:t>Тестирование</w:t>
+      </w:r>
+      <w:bookmarkEnd w:id="26"/>
     </w:p>
     <w:p>
       <w:pPr>
         <w:widowControl w:val="0"/>
+        <w:tabs>
+          <w:tab w:val="num" w:pos="720"/>
+        </w:tabs>
         <w:spacing w:after="0" w:line="240" w:lineRule="auto"/>
         <w:ind w:firstLine="709"/>
         <w:jc w:val="both"/>
@@ -19448,18 +21882,701 @@
           <w:sz w:val="28"/>
           <w:szCs w:val="28"/>
         </w:rPr>
-        <w:br w:type="page"/>
-      </w:r>
+        <w:t xml:space="preserve">Тестирование </w:t>
+      </w:r>
+      <w:r>
+        <w:rPr>
+          <w:rFonts w:ascii="Times New Roman" w:hAnsi="Times New Roman" w:cs="Times New Roman"/>
+          <w:sz w:val="28"/>
+          <w:szCs w:val="28"/>
+        </w:rPr>
+        <w:t>–</w:t>
+      </w:r>
+      <w:r>
+        <w:rPr>
+          <w:rFonts w:ascii="Times New Roman" w:hAnsi="Times New Roman" w:cs="Times New Roman"/>
+          <w:sz w:val="28"/>
+          <w:szCs w:val="28"/>
+        </w:rPr>
+        <w:t xml:space="preserve"> неотъемлем</w:t>
+      </w:r>
+      <w:r>
+        <w:rPr>
+          <w:rFonts w:ascii="Times New Roman" w:hAnsi="Times New Roman" w:cs="Times New Roman"/>
+          <w:sz w:val="28"/>
+          <w:szCs w:val="28"/>
+        </w:rPr>
+        <w:t>ая</w:t>
+      </w:r>
+      <w:r>
+        <w:rPr>
+          <w:rFonts w:ascii="Times New Roman" w:hAnsi="Times New Roman" w:cs="Times New Roman"/>
+          <w:sz w:val="28"/>
+          <w:szCs w:val="28"/>
+        </w:rPr>
+        <w:t xml:space="preserve"> часть разработки сайта и проводи</w:t>
+      </w:r>
+      <w:r>
+        <w:rPr>
+          <w:rFonts w:ascii="Times New Roman" w:hAnsi="Times New Roman" w:cs="Times New Roman"/>
+          <w:sz w:val="28"/>
+          <w:szCs w:val="28"/>
+        </w:rPr>
+        <w:t>тся</w:t>
+      </w:r>
+      <w:r>
+        <w:rPr>
+          <w:rFonts w:ascii="Times New Roman" w:hAnsi="Times New Roman" w:cs="Times New Roman"/>
+          <w:sz w:val="28"/>
+          <w:szCs w:val="28"/>
+        </w:rPr>
+        <w:t xml:space="preserve"> на всех ключевых этапах</w:t>
+      </w:r>
+      <w:r>
+        <w:rPr>
+          <w:rFonts w:ascii="Times New Roman" w:hAnsi="Times New Roman" w:cs="Times New Roman"/>
+          <w:sz w:val="28"/>
+          <w:szCs w:val="28"/>
+        </w:rPr>
+        <w:t>:</w:t>
+      </w:r>
+      <w:r>
+        <w:rPr>
+          <w:rFonts w:ascii="Times New Roman" w:hAnsi="Times New Roman" w:cs="Times New Roman"/>
+          <w:sz w:val="28"/>
+          <w:szCs w:val="28"/>
+        </w:rPr>
+        <w:t xml:space="preserve"> от начальной вёрстки до финальной сборки проекта. Его основн</w:t>
+      </w:r>
+      <w:r>
+        <w:rPr>
+          <w:rFonts w:ascii="Times New Roman" w:hAnsi="Times New Roman" w:cs="Times New Roman"/>
+          <w:sz w:val="28"/>
+          <w:szCs w:val="28"/>
+        </w:rPr>
+        <w:t>ая цель –</w:t>
+      </w:r>
+      <w:r>
+        <w:rPr>
+          <w:rFonts w:ascii="Times New Roman" w:hAnsi="Times New Roman" w:cs="Times New Roman"/>
+          <w:sz w:val="28"/>
+          <w:szCs w:val="28"/>
+        </w:rPr>
+        <w:t xml:space="preserve"> подтверждение корректности реализации, выявление потенциальных ошибок и обеспечение соответствия сайта современным веб-стандартам, требованиям доступности и ожиданиям целевой аудитории. В</w:t>
+      </w:r>
+      <w:r>
+        <w:rPr>
+          <w:rFonts w:ascii="Times New Roman" w:hAnsi="Times New Roman" w:cs="Times New Roman"/>
+          <w:sz w:val="28"/>
+          <w:szCs w:val="28"/>
+          <w:lang w:val="en-US"/>
+        </w:rPr>
+        <w:t> </w:t>
+      </w:r>
+      <w:r>
+        <w:rPr>
+          <w:rFonts w:ascii="Times New Roman" w:hAnsi="Times New Roman" w:cs="Times New Roman"/>
+          <w:sz w:val="28"/>
+          <w:szCs w:val="28"/>
+        </w:rPr>
+        <w:t>рамках проекта были выполнены следующие виды тестирования:</w:t>
+      </w:r>
+    </w:p>
+    <w:p>
+      <w:pPr>
+        <w:pStyle w:val="a6"/>
+        <w:widowControl w:val="0"/>
+        <w:numPr>
+          <w:ilvl w:val="0"/>
+          <w:numId w:val="15"/>
+        </w:numPr>
+        <w:spacing w:after="0" w:line="240" w:lineRule="auto"/>
+        <w:ind w:left="0" w:firstLine="709"/>
+        <w:jc w:val="both"/>
+        <w:rPr>
+          <w:rFonts w:ascii="Times New Roman" w:hAnsi="Times New Roman" w:cs="Times New Roman"/>
+          <w:sz w:val="28"/>
+          <w:szCs w:val="28"/>
+          <w:lang w:val="ru-BY"/>
+        </w:rPr>
+      </w:pPr>
+      <w:proofErr w:type="spellStart"/>
+      <w:r>
+        <w:rPr>
+          <w:rFonts w:ascii="Times New Roman" w:hAnsi="Times New Roman" w:cs="Times New Roman"/>
+          <w:sz w:val="28"/>
+          <w:szCs w:val="28"/>
+          <w:lang w:val="ru-BY"/>
+        </w:rPr>
+        <w:t>кроссбраузерная</w:t>
+      </w:r>
+      <w:proofErr w:type="spellEnd"/>
+      <w:r>
+        <w:rPr>
+          <w:rFonts w:ascii="Times New Roman" w:hAnsi="Times New Roman" w:cs="Times New Roman"/>
+          <w:sz w:val="28"/>
+          <w:szCs w:val="28"/>
+          <w:lang w:val="ru-BY"/>
+        </w:rPr>
+        <w:t xml:space="preserve"> совместимость</w:t>
+      </w:r>
+      <w:r>
+        <w:rPr>
+          <w:rFonts w:ascii="Times New Roman" w:hAnsi="Times New Roman" w:cs="Times New Roman"/>
+          <w:sz w:val="28"/>
+          <w:szCs w:val="28"/>
+          <w:lang w:val="ru-BY"/>
+        </w:rPr>
+        <w:t>;</w:t>
+      </w:r>
+    </w:p>
+    <w:p>
+      <w:pPr>
+        <w:pStyle w:val="a6"/>
+        <w:widowControl w:val="0"/>
+        <w:numPr>
+          <w:ilvl w:val="0"/>
+          <w:numId w:val="15"/>
+        </w:numPr>
+        <w:spacing w:after="0" w:line="240" w:lineRule="auto"/>
+        <w:ind w:left="0" w:firstLine="709"/>
+        <w:jc w:val="both"/>
+        <w:rPr>
+          <w:rFonts w:ascii="Times New Roman" w:hAnsi="Times New Roman" w:cs="Times New Roman"/>
+          <w:sz w:val="28"/>
+          <w:szCs w:val="28"/>
+          <w:lang w:val="ru-BY"/>
+        </w:rPr>
+      </w:pPr>
+      <w:r>
+        <w:rPr>
+          <w:rFonts w:ascii="Times New Roman" w:hAnsi="Times New Roman" w:cs="Times New Roman"/>
+          <w:sz w:val="28"/>
+          <w:szCs w:val="28"/>
+          <w:lang w:val="ru-BY"/>
+        </w:rPr>
+        <w:t>валидация HTML- и CSS-кода</w:t>
+      </w:r>
+      <w:r>
+        <w:rPr>
+          <w:rFonts w:ascii="Times New Roman" w:hAnsi="Times New Roman" w:cs="Times New Roman"/>
+          <w:sz w:val="28"/>
+          <w:szCs w:val="28"/>
+          <w:lang w:val="ru-BY"/>
+        </w:rPr>
+        <w:t>;</w:t>
+      </w:r>
+    </w:p>
+    <w:p>
+      <w:pPr>
+        <w:pStyle w:val="a6"/>
+        <w:widowControl w:val="0"/>
+        <w:numPr>
+          <w:ilvl w:val="0"/>
+          <w:numId w:val="15"/>
+        </w:numPr>
+        <w:spacing w:after="0" w:line="240" w:lineRule="auto"/>
+        <w:ind w:left="0" w:firstLine="709"/>
+        <w:jc w:val="both"/>
+        <w:rPr>
+          <w:rFonts w:ascii="Times New Roman" w:hAnsi="Times New Roman" w:cs="Times New Roman"/>
+          <w:sz w:val="28"/>
+          <w:szCs w:val="28"/>
+          <w:lang w:val="ru-BY"/>
+        </w:rPr>
+      </w:pPr>
+      <w:r>
+        <w:rPr>
+          <w:rFonts w:ascii="Times New Roman" w:hAnsi="Times New Roman" w:cs="Times New Roman"/>
+          <w:sz w:val="28"/>
+          <w:szCs w:val="28"/>
+          <w:lang w:val="ru-BY"/>
+        </w:rPr>
+        <w:t>проверка соответствия макету (</w:t>
+      </w:r>
+      <w:proofErr w:type="spellStart"/>
+      <w:r>
+        <w:rPr>
+          <w:rFonts w:ascii="Times New Roman" w:hAnsi="Times New Roman" w:cs="Times New Roman"/>
+          <w:sz w:val="28"/>
+          <w:szCs w:val="28"/>
+          <w:lang w:val="ru-BY"/>
+        </w:rPr>
+        <w:t>Pixel</w:t>
+      </w:r>
+      <w:proofErr w:type="spellEnd"/>
+      <w:r>
+        <w:rPr>
+          <w:rFonts w:ascii="Times New Roman" w:hAnsi="Times New Roman" w:cs="Times New Roman"/>
+          <w:sz w:val="28"/>
+          <w:szCs w:val="28"/>
+          <w:lang w:val="ru-BY"/>
+        </w:rPr>
+        <w:t xml:space="preserve"> </w:t>
+      </w:r>
+      <w:proofErr w:type="spellStart"/>
+      <w:r>
+        <w:rPr>
+          <w:rFonts w:ascii="Times New Roman" w:hAnsi="Times New Roman" w:cs="Times New Roman"/>
+          <w:sz w:val="28"/>
+          <w:szCs w:val="28"/>
+          <w:lang w:val="ru-BY"/>
+        </w:rPr>
+        <w:t>Perfect</w:t>
+      </w:r>
+      <w:proofErr w:type="spellEnd"/>
+      <w:r>
+        <w:rPr>
+          <w:rFonts w:ascii="Times New Roman" w:hAnsi="Times New Roman" w:cs="Times New Roman"/>
+          <w:sz w:val="28"/>
+          <w:szCs w:val="28"/>
+          <w:lang w:val="ru-BY"/>
+        </w:rPr>
+        <w:t>)</w:t>
+      </w:r>
+      <w:r>
+        <w:rPr>
+          <w:rFonts w:ascii="Times New Roman" w:hAnsi="Times New Roman" w:cs="Times New Roman"/>
+          <w:sz w:val="28"/>
+          <w:szCs w:val="28"/>
+          <w:lang w:val="ru-BY"/>
+        </w:rPr>
+        <w:t>;</w:t>
+      </w:r>
+    </w:p>
+    <w:p>
+      <w:pPr>
+        <w:pStyle w:val="a6"/>
+        <w:widowControl w:val="0"/>
+        <w:numPr>
+          <w:ilvl w:val="0"/>
+          <w:numId w:val="15"/>
+        </w:numPr>
+        <w:spacing w:after="0" w:line="240" w:lineRule="auto"/>
+        <w:ind w:left="0" w:firstLine="709"/>
+        <w:jc w:val="both"/>
+        <w:rPr>
+          <w:rFonts w:ascii="Times New Roman" w:hAnsi="Times New Roman" w:cs="Times New Roman"/>
+          <w:sz w:val="28"/>
+          <w:szCs w:val="28"/>
+          <w:lang w:val="ru-BY"/>
+        </w:rPr>
+      </w:pPr>
+      <w:r>
+        <w:rPr>
+          <w:rFonts w:ascii="Times New Roman" w:hAnsi="Times New Roman" w:cs="Times New Roman"/>
+          <w:sz w:val="28"/>
+          <w:szCs w:val="28"/>
+          <w:lang w:val="ru-BY"/>
+        </w:rPr>
+        <w:t>анализ соблюдения методологии БЭМ</w:t>
+      </w:r>
+      <w:r>
+        <w:rPr>
+          <w:rFonts w:ascii="Times New Roman" w:hAnsi="Times New Roman" w:cs="Times New Roman"/>
+          <w:sz w:val="28"/>
+          <w:szCs w:val="28"/>
+          <w:lang w:val="ru-BY"/>
+        </w:rPr>
+        <w:t>;</w:t>
+      </w:r>
+    </w:p>
+    <w:p>
+      <w:pPr>
+        <w:pStyle w:val="a6"/>
+        <w:widowControl w:val="0"/>
+        <w:numPr>
+          <w:ilvl w:val="0"/>
+          <w:numId w:val="15"/>
+        </w:numPr>
+        <w:spacing w:after="0" w:line="240" w:lineRule="auto"/>
+        <w:ind w:left="0" w:firstLine="709"/>
+        <w:jc w:val="both"/>
+        <w:rPr>
+          <w:rFonts w:ascii="Times New Roman" w:hAnsi="Times New Roman" w:cs="Times New Roman"/>
+          <w:sz w:val="28"/>
+          <w:szCs w:val="28"/>
+          <w:lang w:val="ru-BY"/>
+        </w:rPr>
+      </w:pPr>
+      <w:r>
+        <w:rPr>
+          <w:rFonts w:ascii="Times New Roman" w:hAnsi="Times New Roman" w:cs="Times New Roman"/>
+          <w:sz w:val="28"/>
+          <w:szCs w:val="28"/>
+          <w:lang w:val="ru-BY"/>
+        </w:rPr>
+        <w:t>оценка производительности (скорость загрузки).</w:t>
+      </w:r>
+    </w:p>
+    <w:p>
+      <w:pPr>
+        <w:widowControl w:val="0"/>
+        <w:tabs>
+          <w:tab w:val="num" w:pos="720"/>
+        </w:tabs>
+        <w:spacing w:after="0" w:line="240" w:lineRule="auto"/>
+        <w:ind w:firstLine="709"/>
+        <w:jc w:val="both"/>
+        <w:rPr>
+          <w:rFonts w:ascii="Times New Roman" w:hAnsi="Times New Roman" w:cs="Times New Roman"/>
+          <w:sz w:val="28"/>
+          <w:szCs w:val="28"/>
+        </w:rPr>
+      </w:pPr>
+      <w:r>
+        <w:rPr>
+          <w:rFonts w:ascii="Times New Roman" w:hAnsi="Times New Roman" w:cs="Times New Roman"/>
+          <w:sz w:val="28"/>
+          <w:szCs w:val="28"/>
+        </w:rPr>
+        <w:t>Комплексный подход к тестированию позвол</w:t>
+      </w:r>
+      <w:r>
+        <w:rPr>
+          <w:rFonts w:ascii="Times New Roman" w:hAnsi="Times New Roman" w:cs="Times New Roman"/>
+          <w:sz w:val="28"/>
+          <w:szCs w:val="28"/>
+        </w:rPr>
+        <w:t>яет</w:t>
+      </w:r>
+      <w:r>
+        <w:rPr>
+          <w:rFonts w:ascii="Times New Roman" w:hAnsi="Times New Roman" w:cs="Times New Roman"/>
+          <w:sz w:val="28"/>
+          <w:szCs w:val="28"/>
+        </w:rPr>
+        <w:t xml:space="preserve"> убедиться, что все компоненты интерфейса корректно, интуитивно понятны и обеспечивают единый пользовательский опыт независимо от устройства, браузера или скорости интернета. </w:t>
+      </w:r>
+    </w:p>
+    <w:p>
+      <w:pPr>
+        <w:pStyle w:val="1"/>
+        <w:keepNext w:val="0"/>
+        <w:keepLines w:val="0"/>
+        <w:widowControl w:val="0"/>
+        <w:spacing w:before="360" w:after="240" w:line="240" w:lineRule="auto"/>
+        <w:ind w:firstLine="709"/>
+        <w:jc w:val="both"/>
+        <w:rPr>
+          <w:rFonts w:ascii="Times New Roman" w:hAnsi="Times New Roman" w:cs="Times New Roman"/>
+          <w:b/>
+          <w:bCs/>
+          <w:color w:val="auto"/>
+          <w:sz w:val="28"/>
+          <w:szCs w:val="28"/>
+        </w:rPr>
+      </w:pPr>
+      <w:bookmarkStart w:id="27" w:name="_Toc216027074"/>
+      <w:r>
+        <w:rPr>
+          <w:rFonts w:ascii="Times New Roman" w:hAnsi="Times New Roman" w:cs="Times New Roman"/>
+          <w:b/>
+          <w:bCs/>
+          <w:color w:val="auto"/>
+          <w:sz w:val="28"/>
+          <w:szCs w:val="28"/>
+        </w:rPr>
+        <w:t xml:space="preserve">4.1. </w:t>
+      </w:r>
+      <w:proofErr w:type="spellStart"/>
+      <w:r>
+        <w:rPr>
+          <w:rFonts w:ascii="Times New Roman" w:hAnsi="Times New Roman" w:cs="Times New Roman"/>
+          <w:b/>
+          <w:bCs/>
+          <w:color w:val="auto"/>
+          <w:sz w:val="28"/>
+          <w:szCs w:val="28"/>
+        </w:rPr>
+        <w:t>Кроссбраузерное</w:t>
+      </w:r>
+      <w:proofErr w:type="spellEnd"/>
+      <w:r>
+        <w:rPr>
+          <w:rFonts w:ascii="Times New Roman" w:hAnsi="Times New Roman" w:cs="Times New Roman"/>
+          <w:b/>
+          <w:bCs/>
+          <w:color w:val="auto"/>
+          <w:sz w:val="28"/>
+          <w:szCs w:val="28"/>
+        </w:rPr>
+        <w:t xml:space="preserve"> тестирование</w:t>
+      </w:r>
+      <w:bookmarkEnd w:id="27"/>
+    </w:p>
+    <w:p>
+      <w:pPr>
+        <w:widowControl w:val="0"/>
+        <w:tabs>
+          <w:tab w:val="num" w:pos="720"/>
+        </w:tabs>
+        <w:spacing w:after="0" w:line="240" w:lineRule="auto"/>
+        <w:ind w:firstLine="709"/>
+        <w:jc w:val="both"/>
+        <w:rPr>
+          <w:rFonts w:ascii="Times New Roman" w:hAnsi="Times New Roman" w:cs="Times New Roman"/>
+          <w:sz w:val="28"/>
+          <w:szCs w:val="28"/>
+          <w:lang w:val="en-US"/>
+        </w:rPr>
+      </w:pPr>
+      <w:proofErr w:type="spellStart"/>
+      <w:r>
+        <w:rPr>
+          <w:rFonts w:ascii="Times New Roman" w:hAnsi="Times New Roman" w:cs="Times New Roman"/>
+          <w:sz w:val="28"/>
+          <w:szCs w:val="28"/>
+        </w:rPr>
+        <w:t>Кроссбраузерное</w:t>
+      </w:r>
+      <w:proofErr w:type="spellEnd"/>
+      <w:r>
+        <w:rPr>
+          <w:rFonts w:ascii="Times New Roman" w:hAnsi="Times New Roman" w:cs="Times New Roman"/>
+          <w:sz w:val="28"/>
+          <w:szCs w:val="28"/>
+        </w:rPr>
+        <w:t xml:space="preserve"> тестирование было выполнено для подтверждения стабильного отображения и функционирования сайта в наиболее распространённых браузерах. Проверка осуществлялась вручную на реальных устройствах (десктоп, </w:t>
+      </w:r>
+      <w:r>
+        <w:rPr>
+          <w:rFonts w:ascii="Times New Roman" w:hAnsi="Times New Roman" w:cs="Times New Roman"/>
+          <w:sz w:val="28"/>
+          <w:szCs w:val="28"/>
+        </w:rPr>
+        <w:t>планшет</w:t>
+      </w:r>
+      <w:r>
+        <w:rPr>
+          <w:rFonts w:ascii="Times New Roman" w:hAnsi="Times New Roman" w:cs="Times New Roman"/>
+          <w:sz w:val="28"/>
+          <w:szCs w:val="28"/>
+        </w:rPr>
+        <w:t xml:space="preserve">, </w:t>
+      </w:r>
+      <w:r>
+        <w:rPr>
+          <w:rFonts w:ascii="Times New Roman" w:hAnsi="Times New Roman" w:cs="Times New Roman"/>
+          <w:sz w:val="28"/>
+          <w:szCs w:val="28"/>
+        </w:rPr>
+        <w:t>мобильный телефон</w:t>
+      </w:r>
+      <w:r>
+        <w:rPr>
+          <w:rFonts w:ascii="Times New Roman" w:hAnsi="Times New Roman" w:cs="Times New Roman"/>
+          <w:sz w:val="28"/>
+          <w:szCs w:val="28"/>
+        </w:rPr>
+        <w:t xml:space="preserve">) и с использованием инструментов разработчика (Device Mode в </w:t>
+      </w:r>
+      <w:proofErr w:type="spellStart"/>
+      <w:r>
+        <w:rPr>
+          <w:rFonts w:ascii="Times New Roman" w:hAnsi="Times New Roman" w:cs="Times New Roman"/>
+          <w:sz w:val="28"/>
+          <w:szCs w:val="28"/>
+        </w:rPr>
+        <w:t>Chrome</w:t>
+      </w:r>
+      <w:proofErr w:type="spellEnd"/>
+      <w:r>
+        <w:rPr>
+          <w:rFonts w:ascii="Times New Roman" w:hAnsi="Times New Roman" w:cs="Times New Roman"/>
+          <w:sz w:val="28"/>
+          <w:szCs w:val="28"/>
+        </w:rPr>
+        <w:t xml:space="preserve"> </w:t>
+      </w:r>
+      <w:proofErr w:type="spellStart"/>
+      <w:r>
+        <w:rPr>
+          <w:rFonts w:ascii="Times New Roman" w:hAnsi="Times New Roman" w:cs="Times New Roman"/>
+          <w:sz w:val="28"/>
+          <w:szCs w:val="28"/>
+        </w:rPr>
+        <w:t>DevTools</w:t>
+      </w:r>
+      <w:proofErr w:type="spellEnd"/>
+      <w:r>
+        <w:rPr>
+          <w:rFonts w:ascii="Times New Roman" w:hAnsi="Times New Roman" w:cs="Times New Roman"/>
+          <w:sz w:val="28"/>
+          <w:szCs w:val="28"/>
+        </w:rPr>
+        <w:t xml:space="preserve">). </w:t>
+      </w:r>
+    </w:p>
+    <w:p>
+      <w:pPr>
+        <w:widowControl w:val="0"/>
+        <w:tabs>
+          <w:tab w:val="num" w:pos="720"/>
+        </w:tabs>
+        <w:spacing w:after="0" w:line="240" w:lineRule="auto"/>
+        <w:ind w:firstLine="709"/>
+        <w:jc w:val="both"/>
+        <w:rPr>
+          <w:rFonts w:ascii="Times New Roman" w:hAnsi="Times New Roman" w:cs="Times New Roman"/>
+          <w:sz w:val="28"/>
+          <w:szCs w:val="28"/>
+        </w:rPr>
+      </w:pPr>
+      <w:r>
+        <w:rPr>
+          <w:rFonts w:ascii="Times New Roman" w:hAnsi="Times New Roman" w:cs="Times New Roman"/>
+          <w:sz w:val="28"/>
+          <w:szCs w:val="28"/>
+        </w:rPr>
+        <w:t>Тестирование</w:t>
+      </w:r>
+      <w:r>
+        <w:rPr>
+          <w:rFonts w:ascii="Times New Roman" w:hAnsi="Times New Roman" w:cs="Times New Roman"/>
+          <w:sz w:val="28"/>
+          <w:szCs w:val="28"/>
+        </w:rPr>
+        <w:t xml:space="preserve"> </w:t>
+      </w:r>
+      <w:r>
+        <w:rPr>
+          <w:rFonts w:ascii="Times New Roman" w:hAnsi="Times New Roman" w:cs="Times New Roman"/>
+          <w:sz w:val="28"/>
+          <w:szCs w:val="28"/>
+        </w:rPr>
+        <w:t>в</w:t>
+      </w:r>
+      <w:r>
+        <w:rPr>
+          <w:rFonts w:ascii="Times New Roman" w:hAnsi="Times New Roman" w:cs="Times New Roman"/>
+          <w:sz w:val="28"/>
+          <w:szCs w:val="28"/>
+        </w:rPr>
+        <w:t xml:space="preserve"> </w:t>
+      </w:r>
+      <w:r>
+        <w:rPr>
+          <w:rFonts w:ascii="Times New Roman" w:hAnsi="Times New Roman" w:cs="Times New Roman"/>
+          <w:sz w:val="28"/>
+          <w:szCs w:val="28"/>
+        </w:rPr>
+        <w:t>браузере</w:t>
+      </w:r>
+      <w:r>
+        <w:rPr>
+          <w:rFonts w:ascii="Times New Roman" w:hAnsi="Times New Roman" w:cs="Times New Roman"/>
+          <w:sz w:val="28"/>
+          <w:szCs w:val="28"/>
+        </w:rPr>
+        <w:t xml:space="preserve"> </w:t>
+      </w:r>
+      <w:r>
+        <w:rPr>
+          <w:rFonts w:ascii="Times New Roman" w:hAnsi="Times New Roman" w:cs="Times New Roman"/>
+          <w:sz w:val="28"/>
+          <w:szCs w:val="28"/>
+          <w:lang w:val="en-US"/>
+        </w:rPr>
+        <w:t>Google</w:t>
+      </w:r>
+      <w:r>
+        <w:rPr>
+          <w:rFonts w:ascii="Times New Roman" w:hAnsi="Times New Roman" w:cs="Times New Roman"/>
+          <w:sz w:val="28"/>
+          <w:szCs w:val="28"/>
+        </w:rPr>
+        <w:t xml:space="preserve"> </w:t>
+      </w:r>
+      <w:r>
+        <w:rPr>
+          <w:rFonts w:ascii="Times New Roman" w:hAnsi="Times New Roman" w:cs="Times New Roman"/>
+          <w:sz w:val="28"/>
+          <w:szCs w:val="28"/>
+          <w:lang w:val="en-US"/>
+        </w:rPr>
+        <w:t>Chrome</w:t>
+      </w:r>
+      <w:r>
+        <w:rPr>
+          <w:rFonts w:ascii="Times New Roman" w:hAnsi="Times New Roman" w:cs="Times New Roman"/>
+          <w:sz w:val="28"/>
+          <w:szCs w:val="28"/>
+        </w:rPr>
+        <w:t xml:space="preserve"> </w:t>
+      </w:r>
+      <w:r>
+        <w:rPr>
+          <w:rFonts w:ascii="Times New Roman" w:hAnsi="Times New Roman" w:cs="Times New Roman"/>
+          <w:sz w:val="28"/>
+          <w:szCs w:val="28"/>
+        </w:rPr>
+        <w:t>версии</w:t>
+      </w:r>
+      <w:r>
+        <w:rPr>
+          <w:rFonts w:ascii="Times New Roman" w:hAnsi="Times New Roman" w:cs="Times New Roman"/>
+          <w:sz w:val="28"/>
+          <w:szCs w:val="28"/>
+        </w:rPr>
+        <w:t xml:space="preserve"> </w:t>
+      </w:r>
+      <w:r>
+        <w:rPr>
+          <w:rFonts w:ascii="Times New Roman" w:hAnsi="Times New Roman" w:cs="Times New Roman"/>
+          <w:sz w:val="28"/>
+          <w:szCs w:val="28"/>
+        </w:rPr>
+        <w:t>142.0.7444.59</w:t>
+      </w:r>
+      <w:r>
+        <w:rPr>
+          <w:rFonts w:ascii="Times New Roman" w:hAnsi="Times New Roman" w:cs="Times New Roman"/>
+          <w:sz w:val="28"/>
+          <w:szCs w:val="28"/>
+        </w:rPr>
+        <w:t xml:space="preserve"> представлено на рисунке</w:t>
+      </w:r>
+      <w:r>
+        <w:rPr>
+          <w:rFonts w:ascii="Times New Roman" w:hAnsi="Times New Roman" w:cs="Times New Roman"/>
+          <w:sz w:val="28"/>
+          <w:szCs w:val="28"/>
+        </w:rPr>
+        <w:t xml:space="preserve"> 4.1.</w:t>
+      </w:r>
+      <w:r>
+        <w:rPr>
+          <w:rFonts w:ascii="Times New Roman" w:hAnsi="Times New Roman" w:cs="Times New Roman"/>
+          <w:sz w:val="28"/>
+          <w:szCs w:val="28"/>
+        </w:rPr>
+        <w:t xml:space="preserve"> Все элементы отображаются корректно.</w:t>
+      </w:r>
+    </w:p>
+    <w:p>
+      <w:pPr>
+        <w:widowControl w:val="0"/>
+        <w:tabs>
+          <w:tab w:val="num" w:pos="720"/>
+        </w:tabs>
+        <w:spacing w:before="240" w:after="240" w:line="240" w:lineRule="auto"/>
+        <w:jc w:val="center"/>
+        <w:rPr>
+          <w:rFonts w:ascii="Times New Roman" w:hAnsi="Times New Roman" w:cs="Times New Roman"/>
+          <w:sz w:val="28"/>
+          <w:szCs w:val="28"/>
+        </w:rPr>
+      </w:pPr>
       <w:r>
         <w:rPr>
           <w:noProof/>
         </w:rPr>
-        <w:lastRenderedPageBreak/>
         <w:drawing>
-          <wp:inline distT="0" distB="0" distL="0" distR="0" wp14:anchorId="723C570C" wp14:editId="7B85837D">
-            <wp:extent cx="4128559" cy="2075092"/>
-            <wp:effectExtent l="0" t="0" r="5715" b="1905"/>
-            <wp:docPr id="2" name="Рисунок 2"/>
+          <wp:inline distT="0" distB="0" distL="0" distR="0" wp14:anchorId="71A2313F" wp14:editId="0A20D96B">
+            <wp:extent cx="4729692" cy="2394422"/>
+            <wp:effectExtent l="0" t="0" r="0" b="6350"/>
+            <wp:docPr id="3" name="Рисунок 3"/>
             <wp:cNvGraphicFramePr>
               <a:graphicFrameLocks xmlns:a="http://schemas.openxmlformats.org/drawingml/2006/main" noChangeAspect="1"/>
             </wp:cNvGraphicFramePr>
@@ -19479,7 +22596,7 @@
                   <pic:spPr>
                     <a:xfrm>
                       <a:off x="0" y="0"/>
-                      <a:ext cx="4132034" cy="2076838"/>
+                      <a:ext cx="4738468" cy="2398865"/>
                     </a:xfrm>
                     <a:prstGeom prst="rect">
                       <a:avLst/>
@@ -19494,12 +22611,2383 @@
     </w:p>
     <w:p>
       <w:pPr>
-        <w:rPr>
-          <w:rFonts w:ascii="Times New Roman" w:hAnsi="Times New Roman" w:cs="Times New Roman"/>
-          <w:sz w:val="28"/>
-          <w:szCs w:val="28"/>
-        </w:rPr>
-      </w:pPr>
+        <w:pStyle w:val="ae"/>
+        <w:widowControl w:val="0"/>
+        <w:spacing w:before="240" w:after="240"/>
+        <w:jc w:val="center"/>
+        <w:rPr>
+          <w:rFonts w:ascii="Times New Roman" w:hAnsi="Times New Roman" w:cs="Times New Roman"/>
+          <w:sz w:val="28"/>
+          <w:szCs w:val="28"/>
+        </w:rPr>
+      </w:pPr>
+      <w:r>
+        <w:rPr>
+          <w:rFonts w:ascii="Times New Roman" w:hAnsi="Times New Roman" w:cs="Times New Roman"/>
+          <w:sz w:val="28"/>
+          <w:szCs w:val="28"/>
+          <w:lang w:eastAsia="ru-RU"/>
+        </w:rPr>
+        <w:t xml:space="preserve">Рисунок </w:t>
+      </w:r>
+      <w:r>
+        <w:rPr>
+          <w:rFonts w:ascii="Times New Roman" w:hAnsi="Times New Roman" w:cs="Times New Roman"/>
+          <w:sz w:val="28"/>
+          <w:szCs w:val="28"/>
+          <w:lang w:eastAsia="ru-RU"/>
+        </w:rPr>
+        <w:t xml:space="preserve">4.1 </w:t>
+      </w:r>
+      <w:r>
+        <w:rPr>
+          <w:rFonts w:ascii="Times New Roman" w:hAnsi="Times New Roman" w:cs="Times New Roman"/>
+          <w:sz w:val="28"/>
+          <w:szCs w:val="28"/>
+          <w:lang w:eastAsia="ru-RU"/>
+        </w:rPr>
+        <w:t xml:space="preserve">– </w:t>
+      </w:r>
+      <w:r>
+        <w:rPr>
+          <w:rFonts w:ascii="Times New Roman" w:hAnsi="Times New Roman" w:cs="Times New Roman"/>
+          <w:sz w:val="28"/>
+          <w:szCs w:val="28"/>
+          <w:lang w:eastAsia="ru-RU"/>
+        </w:rPr>
+        <w:t xml:space="preserve">Отображение сайта в </w:t>
+      </w:r>
+      <w:r>
+        <w:rPr>
+          <w:rFonts w:ascii="Times New Roman" w:hAnsi="Times New Roman" w:cs="Times New Roman"/>
+          <w:sz w:val="28"/>
+          <w:szCs w:val="28"/>
+          <w:lang w:val="en-US"/>
+        </w:rPr>
+        <w:t>Google</w:t>
+      </w:r>
+      <w:r>
+        <w:rPr>
+          <w:rFonts w:ascii="Times New Roman" w:hAnsi="Times New Roman" w:cs="Times New Roman"/>
+          <w:sz w:val="28"/>
+          <w:szCs w:val="28"/>
+        </w:rPr>
+        <w:t xml:space="preserve"> </w:t>
+      </w:r>
+      <w:r>
+        <w:rPr>
+          <w:rFonts w:ascii="Times New Roman" w:hAnsi="Times New Roman" w:cs="Times New Roman"/>
+          <w:sz w:val="28"/>
+          <w:szCs w:val="28"/>
+          <w:lang w:val="en-US"/>
+        </w:rPr>
+        <w:t>Chrome</w:t>
+      </w:r>
+    </w:p>
+    <w:p>
+      <w:pPr>
+        <w:widowControl w:val="0"/>
+        <w:tabs>
+          <w:tab w:val="num" w:pos="720"/>
+        </w:tabs>
+        <w:spacing w:after="0" w:line="240" w:lineRule="auto"/>
+        <w:ind w:firstLine="709"/>
+        <w:jc w:val="both"/>
+        <w:rPr>
+          <w:rFonts w:ascii="Times New Roman" w:hAnsi="Times New Roman" w:cs="Times New Roman"/>
+          <w:sz w:val="28"/>
+          <w:szCs w:val="28"/>
+        </w:rPr>
+      </w:pPr>
+      <w:r>
+        <w:rPr>
+          <w:rFonts w:ascii="Times New Roman" w:hAnsi="Times New Roman" w:cs="Times New Roman"/>
+          <w:sz w:val="28"/>
+          <w:szCs w:val="28"/>
+        </w:rPr>
+        <w:t>Тестирование</w:t>
+      </w:r>
+      <w:r>
+        <w:rPr>
+          <w:rFonts w:ascii="Times New Roman" w:hAnsi="Times New Roman" w:cs="Times New Roman"/>
+          <w:sz w:val="28"/>
+          <w:szCs w:val="28"/>
+        </w:rPr>
+        <w:t xml:space="preserve"> </w:t>
+      </w:r>
+      <w:r>
+        <w:rPr>
+          <w:rFonts w:ascii="Times New Roman" w:hAnsi="Times New Roman" w:cs="Times New Roman"/>
+          <w:sz w:val="28"/>
+          <w:szCs w:val="28"/>
+        </w:rPr>
+        <w:t>в</w:t>
+      </w:r>
+      <w:r>
+        <w:rPr>
+          <w:rFonts w:ascii="Times New Roman" w:hAnsi="Times New Roman" w:cs="Times New Roman"/>
+          <w:sz w:val="28"/>
+          <w:szCs w:val="28"/>
+        </w:rPr>
+        <w:t xml:space="preserve"> </w:t>
+      </w:r>
+      <w:r>
+        <w:rPr>
+          <w:rFonts w:ascii="Times New Roman" w:hAnsi="Times New Roman" w:cs="Times New Roman"/>
+          <w:sz w:val="28"/>
+          <w:szCs w:val="28"/>
+        </w:rPr>
+        <w:t>браузере</w:t>
+      </w:r>
+      <w:r>
+        <w:rPr>
+          <w:rFonts w:ascii="Times New Roman" w:hAnsi="Times New Roman" w:cs="Times New Roman"/>
+          <w:sz w:val="28"/>
+          <w:szCs w:val="28"/>
+        </w:rPr>
+        <w:t xml:space="preserve"> </w:t>
+      </w:r>
+      <w:proofErr w:type="spellStart"/>
+      <w:r>
+        <w:rPr>
+          <w:rFonts w:ascii="Times New Roman" w:hAnsi="Times New Roman" w:cs="Times New Roman"/>
+          <w:sz w:val="28"/>
+          <w:szCs w:val="28"/>
+        </w:rPr>
+        <w:t>Яндекс.Браузер</w:t>
+      </w:r>
+      <w:proofErr w:type="spellEnd"/>
+      <w:r>
+        <w:rPr>
+          <w:rFonts w:ascii="Times New Roman" w:hAnsi="Times New Roman" w:cs="Times New Roman"/>
+          <w:sz w:val="28"/>
+          <w:szCs w:val="28"/>
+        </w:rPr>
+        <w:t xml:space="preserve"> </w:t>
+      </w:r>
+      <w:r>
+        <w:rPr>
+          <w:rFonts w:ascii="Times New Roman" w:hAnsi="Times New Roman" w:cs="Times New Roman"/>
+          <w:sz w:val="28"/>
+          <w:szCs w:val="28"/>
+        </w:rPr>
+        <w:t>версии</w:t>
+      </w:r>
+      <w:r>
+        <w:rPr>
+          <w:rFonts w:ascii="Times New Roman" w:hAnsi="Times New Roman" w:cs="Times New Roman"/>
+          <w:sz w:val="28"/>
+          <w:szCs w:val="28"/>
+        </w:rPr>
+        <w:t xml:space="preserve"> </w:t>
+      </w:r>
+      <w:r>
+        <w:rPr>
+          <w:rFonts w:ascii="Times New Roman" w:hAnsi="Times New Roman" w:cs="Times New Roman"/>
+          <w:sz w:val="28"/>
+          <w:szCs w:val="28"/>
+        </w:rPr>
+        <w:t>25.10.3.982</w:t>
+      </w:r>
+      <w:r>
+        <w:rPr>
+          <w:rFonts w:ascii="Times New Roman" w:hAnsi="Times New Roman" w:cs="Times New Roman"/>
+          <w:sz w:val="28"/>
+          <w:szCs w:val="28"/>
+        </w:rPr>
+        <w:t xml:space="preserve"> </w:t>
+      </w:r>
+      <w:r>
+        <w:rPr>
+          <w:rFonts w:ascii="Times New Roman" w:hAnsi="Times New Roman" w:cs="Times New Roman"/>
+          <w:sz w:val="28"/>
+          <w:szCs w:val="28"/>
+        </w:rPr>
+        <w:t>представлено на рисунке 4.</w:t>
+      </w:r>
+      <w:r>
+        <w:rPr>
+          <w:rFonts w:ascii="Times New Roman" w:hAnsi="Times New Roman" w:cs="Times New Roman"/>
+          <w:sz w:val="28"/>
+          <w:szCs w:val="28"/>
+        </w:rPr>
+        <w:t>2</w:t>
+      </w:r>
+      <w:r>
+        <w:rPr>
+          <w:rFonts w:ascii="Times New Roman" w:hAnsi="Times New Roman" w:cs="Times New Roman"/>
+          <w:sz w:val="28"/>
+          <w:szCs w:val="28"/>
+        </w:rPr>
+        <w:t xml:space="preserve">. </w:t>
+      </w:r>
+      <w:r>
+        <w:rPr>
+          <w:rFonts w:ascii="Times New Roman" w:hAnsi="Times New Roman" w:cs="Times New Roman"/>
+          <w:sz w:val="28"/>
+          <w:szCs w:val="28"/>
+        </w:rPr>
+        <w:t xml:space="preserve">Компоненты, стили и скрипты </w:t>
+      </w:r>
+      <w:r>
+        <w:rPr>
+          <w:rFonts w:ascii="Times New Roman" w:hAnsi="Times New Roman" w:cs="Times New Roman"/>
+          <w:sz w:val="28"/>
+          <w:szCs w:val="28"/>
+        </w:rPr>
+        <w:t xml:space="preserve">отображаются </w:t>
+      </w:r>
+      <w:r>
+        <w:rPr>
+          <w:rFonts w:ascii="Times New Roman" w:hAnsi="Times New Roman" w:cs="Times New Roman"/>
+          <w:sz w:val="28"/>
+          <w:szCs w:val="28"/>
+        </w:rPr>
+        <w:t>правильно</w:t>
+      </w:r>
+      <w:r>
+        <w:rPr>
+          <w:rFonts w:ascii="Times New Roman" w:hAnsi="Times New Roman" w:cs="Times New Roman"/>
+          <w:sz w:val="28"/>
+          <w:szCs w:val="28"/>
+        </w:rPr>
+        <w:t>.</w:t>
+      </w:r>
+    </w:p>
+    <w:p>
+      <w:pPr>
+        <w:widowControl w:val="0"/>
+        <w:tabs>
+          <w:tab w:val="num" w:pos="720"/>
+        </w:tabs>
+        <w:spacing w:before="240" w:after="240" w:line="240" w:lineRule="auto"/>
+        <w:jc w:val="center"/>
+        <w:rPr>
+          <w:rFonts w:ascii="Times New Roman" w:hAnsi="Times New Roman" w:cs="Times New Roman"/>
+          <w:sz w:val="28"/>
+          <w:szCs w:val="28"/>
+        </w:rPr>
+      </w:pPr>
+      <w:r>
+        <w:rPr>
+          <w:rFonts w:ascii="Times New Roman" w:hAnsi="Times New Roman" w:cs="Times New Roman"/>
+          <w:noProof/>
+          <w:sz w:val="28"/>
+          <w:szCs w:val="28"/>
+        </w:rPr>
+        <w:lastRenderedPageBreak/>
+        <w:drawing>
+          <wp:inline distT="0" distB="0" distL="0" distR="0" wp14:anchorId="41246A7E" wp14:editId="6963F236">
+            <wp:extent cx="4320000" cy="2284945"/>
+            <wp:effectExtent l="0" t="0" r="4445" b="1270"/>
+            <wp:docPr id="10" name="Рисунок 10"/>
+            <wp:cNvGraphicFramePr>
+              <a:graphicFrameLocks xmlns:a="http://schemas.openxmlformats.org/drawingml/2006/main" noChangeAspect="1"/>
+            </wp:cNvGraphicFramePr>
+            <a:graphic xmlns:a="http://schemas.openxmlformats.org/drawingml/2006/main">
+              <a:graphicData uri="http://schemas.openxmlformats.org/drawingml/2006/picture">
+                <pic:pic xmlns:pic="http://schemas.openxmlformats.org/drawingml/2006/picture">
+                  <pic:nvPicPr>
+                    <pic:cNvPr id="0" name="Picture 3"/>
+                    <pic:cNvPicPr>
+                      <a:picLocks noChangeAspect="1" noChangeArrowheads="1"/>
+                    </pic:cNvPicPr>
+                  </pic:nvPicPr>
+                  <pic:blipFill>
+                    <a:blip r:embed="rId21" cstate="print">
+                      <a:extLst>
+                        <a:ext uri="{28A0092B-C50C-407E-A947-70E740481C1C}">
+                          <a14:useLocalDpi xmlns:a14="http://schemas.microsoft.com/office/drawing/2010/main" val="0"/>
+                        </a:ext>
+                      </a:extLst>
+                    </a:blip>
+                    <a:srcRect/>
+                    <a:stretch>
+                      <a:fillRect/>
+                    </a:stretch>
+                  </pic:blipFill>
+                  <pic:spPr bwMode="auto">
+                    <a:xfrm>
+                      <a:off x="0" y="0"/>
+                      <a:ext cx="4320000" cy="2284945"/>
+                    </a:xfrm>
+                    <a:prstGeom prst="rect">
+                      <a:avLst/>
+                    </a:prstGeom>
+                    <a:noFill/>
+                  </pic:spPr>
+                </pic:pic>
+              </a:graphicData>
+            </a:graphic>
+          </wp:inline>
+        </w:drawing>
+      </w:r>
+    </w:p>
+    <w:p>
+      <w:pPr>
+        <w:pStyle w:val="ae"/>
+        <w:widowControl w:val="0"/>
+        <w:spacing w:before="240" w:after="240"/>
+        <w:jc w:val="center"/>
+        <w:rPr>
+          <w:rFonts w:ascii="Times New Roman" w:hAnsi="Times New Roman" w:cs="Times New Roman"/>
+          <w:sz w:val="28"/>
+          <w:szCs w:val="28"/>
+        </w:rPr>
+      </w:pPr>
+      <w:r>
+        <w:rPr>
+          <w:rFonts w:ascii="Times New Roman" w:hAnsi="Times New Roman" w:cs="Times New Roman"/>
+          <w:sz w:val="28"/>
+          <w:szCs w:val="28"/>
+          <w:lang w:eastAsia="ru-RU"/>
+        </w:rPr>
+        <w:t xml:space="preserve">Рисунок </w:t>
+      </w:r>
+      <w:r>
+        <w:rPr>
+          <w:rFonts w:ascii="Times New Roman" w:hAnsi="Times New Roman" w:cs="Times New Roman"/>
+          <w:sz w:val="28"/>
+          <w:szCs w:val="28"/>
+          <w:lang w:eastAsia="ru-RU"/>
+        </w:rPr>
+        <w:t>4.</w:t>
+      </w:r>
+      <w:r>
+        <w:rPr>
+          <w:rFonts w:ascii="Times New Roman" w:hAnsi="Times New Roman" w:cs="Times New Roman"/>
+          <w:sz w:val="28"/>
+          <w:szCs w:val="28"/>
+          <w:lang w:eastAsia="ru-RU"/>
+        </w:rPr>
+        <w:t>2</w:t>
+      </w:r>
+      <w:r>
+        <w:rPr>
+          <w:rFonts w:ascii="Times New Roman" w:hAnsi="Times New Roman" w:cs="Times New Roman"/>
+          <w:sz w:val="28"/>
+          <w:szCs w:val="28"/>
+          <w:lang w:eastAsia="ru-RU"/>
+        </w:rPr>
+        <w:t xml:space="preserve"> </w:t>
+      </w:r>
+      <w:r>
+        <w:rPr>
+          <w:rFonts w:ascii="Times New Roman" w:hAnsi="Times New Roman" w:cs="Times New Roman"/>
+          <w:sz w:val="28"/>
+          <w:szCs w:val="28"/>
+          <w:lang w:eastAsia="ru-RU"/>
+        </w:rPr>
+        <w:t xml:space="preserve">– </w:t>
+      </w:r>
+      <w:r>
+        <w:rPr>
+          <w:rFonts w:ascii="Times New Roman" w:hAnsi="Times New Roman" w:cs="Times New Roman"/>
+          <w:sz w:val="28"/>
+          <w:szCs w:val="28"/>
+          <w:lang w:eastAsia="ru-RU"/>
+        </w:rPr>
+        <w:t xml:space="preserve">Отображение сайта в </w:t>
+      </w:r>
+      <w:proofErr w:type="spellStart"/>
+      <w:r>
+        <w:rPr>
+          <w:rFonts w:ascii="Times New Roman" w:hAnsi="Times New Roman" w:cs="Times New Roman"/>
+          <w:sz w:val="28"/>
+          <w:szCs w:val="28"/>
+        </w:rPr>
+        <w:t>Яндекс.Браузер</w:t>
+      </w:r>
+      <w:proofErr w:type="spellEnd"/>
+    </w:p>
+    <w:p>
+      <w:pPr>
+        <w:widowControl w:val="0"/>
+        <w:tabs>
+          <w:tab w:val="num" w:pos="720"/>
+        </w:tabs>
+        <w:spacing w:after="0" w:line="240" w:lineRule="auto"/>
+        <w:ind w:firstLine="709"/>
+        <w:jc w:val="both"/>
+        <w:rPr>
+          <w:rFonts w:ascii="Times New Roman" w:hAnsi="Times New Roman" w:cs="Times New Roman"/>
+          <w:sz w:val="28"/>
+          <w:szCs w:val="28"/>
+        </w:rPr>
+      </w:pPr>
+      <w:r>
+        <w:rPr>
+          <w:rFonts w:ascii="Times New Roman" w:hAnsi="Times New Roman" w:cs="Times New Roman"/>
+          <w:sz w:val="28"/>
+          <w:szCs w:val="28"/>
+        </w:rPr>
+        <w:t>Тестирование</w:t>
+      </w:r>
+      <w:r>
+        <w:rPr>
+          <w:rFonts w:ascii="Times New Roman" w:hAnsi="Times New Roman" w:cs="Times New Roman"/>
+          <w:sz w:val="28"/>
+          <w:szCs w:val="28"/>
+        </w:rPr>
+        <w:t xml:space="preserve"> </w:t>
+      </w:r>
+      <w:r>
+        <w:rPr>
+          <w:rFonts w:ascii="Times New Roman" w:hAnsi="Times New Roman" w:cs="Times New Roman"/>
+          <w:sz w:val="28"/>
+          <w:szCs w:val="28"/>
+        </w:rPr>
+        <w:t>в</w:t>
+      </w:r>
+      <w:r>
+        <w:rPr>
+          <w:rFonts w:ascii="Times New Roman" w:hAnsi="Times New Roman" w:cs="Times New Roman"/>
+          <w:sz w:val="28"/>
+          <w:szCs w:val="28"/>
+        </w:rPr>
+        <w:t xml:space="preserve"> </w:t>
+      </w:r>
+      <w:r>
+        <w:rPr>
+          <w:rFonts w:ascii="Times New Roman" w:hAnsi="Times New Roman" w:cs="Times New Roman"/>
+          <w:sz w:val="28"/>
+          <w:szCs w:val="28"/>
+        </w:rPr>
+        <w:t>браузере</w:t>
+      </w:r>
+      <w:r>
+        <w:rPr>
+          <w:rFonts w:ascii="Times New Roman" w:hAnsi="Times New Roman" w:cs="Times New Roman"/>
+          <w:sz w:val="28"/>
+          <w:szCs w:val="28"/>
+        </w:rPr>
+        <w:t xml:space="preserve"> </w:t>
+      </w:r>
+      <w:r>
+        <w:rPr>
+          <w:rFonts w:ascii="Times New Roman" w:hAnsi="Times New Roman" w:cs="Times New Roman"/>
+          <w:sz w:val="28"/>
+          <w:szCs w:val="28"/>
+          <w:lang w:val="en-US"/>
+        </w:rPr>
+        <w:t>Microsoft</w:t>
+      </w:r>
+      <w:r>
+        <w:rPr>
+          <w:rFonts w:ascii="Times New Roman" w:hAnsi="Times New Roman" w:cs="Times New Roman"/>
+          <w:sz w:val="28"/>
+          <w:szCs w:val="28"/>
+        </w:rPr>
+        <w:t xml:space="preserve"> </w:t>
+      </w:r>
+      <w:r>
+        <w:rPr>
+          <w:rFonts w:ascii="Times New Roman" w:hAnsi="Times New Roman" w:cs="Times New Roman"/>
+          <w:sz w:val="28"/>
+          <w:szCs w:val="28"/>
+          <w:lang w:val="en-US"/>
+        </w:rPr>
+        <w:t>Edge</w:t>
+      </w:r>
+      <w:r>
+        <w:rPr>
+          <w:rFonts w:ascii="Times New Roman" w:hAnsi="Times New Roman" w:cs="Times New Roman"/>
+          <w:sz w:val="28"/>
+          <w:szCs w:val="28"/>
+        </w:rPr>
+        <w:t xml:space="preserve"> </w:t>
+      </w:r>
+      <w:r>
+        <w:rPr>
+          <w:rFonts w:ascii="Times New Roman" w:hAnsi="Times New Roman" w:cs="Times New Roman"/>
+          <w:sz w:val="28"/>
+          <w:szCs w:val="28"/>
+        </w:rPr>
+        <w:t>версии</w:t>
+      </w:r>
+      <w:r>
+        <w:rPr>
+          <w:rFonts w:ascii="Times New Roman" w:hAnsi="Times New Roman" w:cs="Times New Roman"/>
+          <w:sz w:val="28"/>
+          <w:szCs w:val="28"/>
+        </w:rPr>
+        <w:t xml:space="preserve"> </w:t>
+      </w:r>
+      <w:r>
+        <w:rPr>
+          <w:rFonts w:ascii="Times New Roman" w:hAnsi="Times New Roman" w:cs="Times New Roman"/>
+          <w:sz w:val="28"/>
+          <w:szCs w:val="28"/>
+        </w:rPr>
+        <w:t xml:space="preserve">143.0.3650.66, </w:t>
+      </w:r>
+      <w:r>
+        <w:rPr>
+          <w:rFonts w:ascii="Times New Roman" w:hAnsi="Times New Roman" w:cs="Times New Roman"/>
+          <w:sz w:val="28"/>
+          <w:szCs w:val="28"/>
+        </w:rPr>
+        <w:t>представлено на рисунке 4.</w:t>
+      </w:r>
+      <w:r>
+        <w:rPr>
+          <w:rFonts w:ascii="Times New Roman" w:hAnsi="Times New Roman" w:cs="Times New Roman"/>
+          <w:sz w:val="28"/>
+          <w:szCs w:val="28"/>
+        </w:rPr>
+        <w:t>3</w:t>
+      </w:r>
+      <w:r>
+        <w:rPr>
+          <w:rFonts w:ascii="Times New Roman" w:hAnsi="Times New Roman" w:cs="Times New Roman"/>
+          <w:sz w:val="28"/>
+          <w:szCs w:val="28"/>
+        </w:rPr>
+        <w:t xml:space="preserve">. </w:t>
+      </w:r>
+      <w:r>
+        <w:rPr>
+          <w:rFonts w:ascii="Times New Roman" w:hAnsi="Times New Roman" w:cs="Times New Roman"/>
+          <w:sz w:val="28"/>
+          <w:szCs w:val="28"/>
+        </w:rPr>
+        <w:t>Все элементы</w:t>
+      </w:r>
+      <w:r>
+        <w:rPr>
+          <w:rFonts w:ascii="Times New Roman" w:hAnsi="Times New Roman" w:cs="Times New Roman"/>
+          <w:sz w:val="28"/>
+          <w:szCs w:val="28"/>
+        </w:rPr>
+        <w:t xml:space="preserve"> отображаются </w:t>
+      </w:r>
+      <w:r>
+        <w:rPr>
+          <w:rFonts w:ascii="Times New Roman" w:hAnsi="Times New Roman" w:cs="Times New Roman"/>
+          <w:sz w:val="28"/>
+          <w:szCs w:val="28"/>
+        </w:rPr>
+        <w:t>верно</w:t>
+      </w:r>
+      <w:r>
+        <w:rPr>
+          <w:rFonts w:ascii="Times New Roman" w:hAnsi="Times New Roman" w:cs="Times New Roman"/>
+          <w:sz w:val="28"/>
+          <w:szCs w:val="28"/>
+        </w:rPr>
+        <w:t>.</w:t>
+      </w:r>
+    </w:p>
+    <w:p>
+      <w:pPr>
+        <w:widowControl w:val="0"/>
+        <w:tabs>
+          <w:tab w:val="num" w:pos="720"/>
+        </w:tabs>
+        <w:spacing w:before="240" w:after="240" w:line="240" w:lineRule="auto"/>
+        <w:jc w:val="center"/>
+        <w:rPr>
+          <w:rFonts w:ascii="Times New Roman" w:hAnsi="Times New Roman" w:cs="Times New Roman"/>
+          <w:sz w:val="28"/>
+          <w:szCs w:val="28"/>
+        </w:rPr>
+      </w:pPr>
+      <w:r>
+        <w:rPr>
+          <w:noProof/>
+        </w:rPr>
+        <w:drawing>
+          <wp:inline distT="0" distB="0" distL="0" distR="0" wp14:anchorId="1FC49829" wp14:editId="3D8A63FC">
+            <wp:extent cx="4320000" cy="2207333"/>
+            <wp:effectExtent l="0" t="0" r="4445" b="2540"/>
+            <wp:docPr id="12" name="Рисунок 12"/>
+            <wp:cNvGraphicFramePr>
+              <a:graphicFrameLocks xmlns:a="http://schemas.openxmlformats.org/drawingml/2006/main" noChangeAspect="1"/>
+            </wp:cNvGraphicFramePr>
+            <a:graphic xmlns:a="http://schemas.openxmlformats.org/drawingml/2006/main">
+              <a:graphicData uri="http://schemas.openxmlformats.org/drawingml/2006/picture">
+                <pic:pic xmlns:pic="http://schemas.openxmlformats.org/drawingml/2006/picture">
+                  <pic:nvPicPr>
+                    <pic:cNvPr id="1" name=""/>
+                    <pic:cNvPicPr/>
+                  </pic:nvPicPr>
+                  <pic:blipFill>
+                    <a:blip r:embed="rId22"/>
+                    <a:stretch>
+                      <a:fillRect/>
+                    </a:stretch>
+                  </pic:blipFill>
+                  <pic:spPr>
+                    <a:xfrm>
+                      <a:off x="0" y="0"/>
+                      <a:ext cx="4320000" cy="2207333"/>
+                    </a:xfrm>
+                    <a:prstGeom prst="rect">
+                      <a:avLst/>
+                    </a:prstGeom>
+                  </pic:spPr>
+                </pic:pic>
+              </a:graphicData>
+            </a:graphic>
+          </wp:inline>
+        </w:drawing>
+      </w:r>
+    </w:p>
+    <w:p>
+      <w:pPr>
+        <w:pStyle w:val="ae"/>
+        <w:widowControl w:val="0"/>
+        <w:spacing w:before="240" w:after="240"/>
+        <w:jc w:val="center"/>
+        <w:rPr>
+          <w:rFonts w:ascii="Times New Roman" w:hAnsi="Times New Roman" w:cs="Times New Roman"/>
+          <w:sz w:val="28"/>
+          <w:szCs w:val="28"/>
+        </w:rPr>
+      </w:pPr>
+      <w:r>
+        <w:rPr>
+          <w:rFonts w:ascii="Times New Roman" w:hAnsi="Times New Roman" w:cs="Times New Roman"/>
+          <w:sz w:val="28"/>
+          <w:szCs w:val="28"/>
+          <w:lang w:eastAsia="ru-RU"/>
+        </w:rPr>
+        <w:t xml:space="preserve">Рисунок </w:t>
+      </w:r>
+      <w:r>
+        <w:rPr>
+          <w:rFonts w:ascii="Times New Roman" w:hAnsi="Times New Roman" w:cs="Times New Roman"/>
+          <w:sz w:val="28"/>
+          <w:szCs w:val="28"/>
+          <w:lang w:eastAsia="ru-RU"/>
+        </w:rPr>
+        <w:t>4.</w:t>
+      </w:r>
+      <w:r>
+        <w:rPr>
+          <w:rFonts w:ascii="Times New Roman" w:hAnsi="Times New Roman" w:cs="Times New Roman"/>
+          <w:sz w:val="28"/>
+          <w:szCs w:val="28"/>
+          <w:lang w:eastAsia="ru-RU"/>
+        </w:rPr>
+        <w:t>3</w:t>
+      </w:r>
+      <w:r>
+        <w:rPr>
+          <w:rFonts w:ascii="Times New Roman" w:hAnsi="Times New Roman" w:cs="Times New Roman"/>
+          <w:sz w:val="28"/>
+          <w:szCs w:val="28"/>
+          <w:lang w:eastAsia="ru-RU"/>
+        </w:rPr>
+        <w:t xml:space="preserve"> </w:t>
+      </w:r>
+      <w:r>
+        <w:rPr>
+          <w:rFonts w:ascii="Times New Roman" w:hAnsi="Times New Roman" w:cs="Times New Roman"/>
+          <w:sz w:val="28"/>
+          <w:szCs w:val="28"/>
+          <w:lang w:eastAsia="ru-RU"/>
+        </w:rPr>
+        <w:t xml:space="preserve">– </w:t>
+      </w:r>
+      <w:r>
+        <w:rPr>
+          <w:rFonts w:ascii="Times New Roman" w:hAnsi="Times New Roman" w:cs="Times New Roman"/>
+          <w:sz w:val="28"/>
+          <w:szCs w:val="28"/>
+          <w:lang w:eastAsia="ru-RU"/>
+        </w:rPr>
+        <w:t xml:space="preserve">Отображение сайта в </w:t>
+      </w:r>
+      <w:r>
+        <w:rPr>
+          <w:rFonts w:ascii="Times New Roman" w:hAnsi="Times New Roman" w:cs="Times New Roman"/>
+          <w:sz w:val="28"/>
+          <w:szCs w:val="28"/>
+          <w:lang w:val="en-US"/>
+        </w:rPr>
+        <w:t>Microsoft</w:t>
+      </w:r>
+      <w:r>
+        <w:rPr>
+          <w:rFonts w:ascii="Times New Roman" w:hAnsi="Times New Roman" w:cs="Times New Roman"/>
+          <w:sz w:val="28"/>
+          <w:szCs w:val="28"/>
+        </w:rPr>
+        <w:t xml:space="preserve"> </w:t>
+      </w:r>
+      <w:r>
+        <w:rPr>
+          <w:rFonts w:ascii="Times New Roman" w:hAnsi="Times New Roman" w:cs="Times New Roman"/>
+          <w:sz w:val="28"/>
+          <w:szCs w:val="28"/>
+          <w:lang w:val="en-US"/>
+        </w:rPr>
+        <w:t>Edge</w:t>
+      </w:r>
+    </w:p>
+    <w:p>
+      <w:pPr>
+        <w:widowControl w:val="0"/>
+        <w:tabs>
+          <w:tab w:val="num" w:pos="720"/>
+        </w:tabs>
+        <w:spacing w:after="0" w:line="240" w:lineRule="auto"/>
+        <w:ind w:firstLine="709"/>
+        <w:jc w:val="both"/>
+        <w:rPr>
+          <w:rFonts w:ascii="Times New Roman" w:hAnsi="Times New Roman" w:cs="Times New Roman"/>
+          <w:sz w:val="28"/>
+          <w:szCs w:val="28"/>
+        </w:rPr>
+      </w:pPr>
+      <w:r>
+        <w:rPr>
+          <w:rFonts w:ascii="Times New Roman" w:hAnsi="Times New Roman" w:cs="Times New Roman"/>
+          <w:sz w:val="28"/>
+          <w:szCs w:val="28"/>
+        </w:rPr>
+        <w:t>Тестирование</w:t>
+      </w:r>
+      <w:r>
+        <w:rPr>
+          <w:rFonts w:ascii="Times New Roman" w:hAnsi="Times New Roman" w:cs="Times New Roman"/>
+          <w:sz w:val="28"/>
+          <w:szCs w:val="28"/>
+        </w:rPr>
+        <w:t xml:space="preserve"> </w:t>
+      </w:r>
+      <w:r>
+        <w:rPr>
+          <w:rFonts w:ascii="Times New Roman" w:hAnsi="Times New Roman" w:cs="Times New Roman"/>
+          <w:sz w:val="28"/>
+          <w:szCs w:val="28"/>
+        </w:rPr>
+        <w:t>в</w:t>
+      </w:r>
+      <w:r>
+        <w:rPr>
+          <w:rFonts w:ascii="Times New Roman" w:hAnsi="Times New Roman" w:cs="Times New Roman"/>
+          <w:sz w:val="28"/>
+          <w:szCs w:val="28"/>
+        </w:rPr>
+        <w:t xml:space="preserve"> </w:t>
+      </w:r>
+      <w:r>
+        <w:rPr>
+          <w:rFonts w:ascii="Times New Roman" w:hAnsi="Times New Roman" w:cs="Times New Roman"/>
+          <w:sz w:val="28"/>
+          <w:szCs w:val="28"/>
+        </w:rPr>
+        <w:t>браузере</w:t>
+      </w:r>
+      <w:r>
+        <w:rPr>
+          <w:rFonts w:ascii="Times New Roman" w:hAnsi="Times New Roman" w:cs="Times New Roman"/>
+          <w:sz w:val="28"/>
+          <w:szCs w:val="28"/>
+        </w:rPr>
+        <w:t xml:space="preserve"> </w:t>
+      </w:r>
+      <w:r>
+        <w:rPr>
+          <w:rFonts w:ascii="Times New Roman" w:hAnsi="Times New Roman" w:cs="Times New Roman"/>
+          <w:sz w:val="28"/>
+          <w:szCs w:val="28"/>
+          <w:lang w:val="en-US"/>
+        </w:rPr>
+        <w:t>Opera</w:t>
+      </w:r>
+      <w:r>
+        <w:rPr>
+          <w:rFonts w:ascii="Times New Roman" w:hAnsi="Times New Roman" w:cs="Times New Roman"/>
+          <w:sz w:val="28"/>
+          <w:szCs w:val="28"/>
+        </w:rPr>
+        <w:t xml:space="preserve"> </w:t>
+      </w:r>
+      <w:r>
+        <w:rPr>
+          <w:rFonts w:ascii="Times New Roman" w:hAnsi="Times New Roman" w:cs="Times New Roman"/>
+          <w:sz w:val="28"/>
+          <w:szCs w:val="28"/>
+        </w:rPr>
+        <w:t xml:space="preserve">версии 124.0.5705.65 </w:t>
+      </w:r>
+      <w:r>
+        <w:rPr>
+          <w:rFonts w:ascii="Times New Roman" w:hAnsi="Times New Roman" w:cs="Times New Roman"/>
+          <w:sz w:val="28"/>
+          <w:szCs w:val="28"/>
+        </w:rPr>
+        <w:t>представлено на</w:t>
+      </w:r>
+      <w:r>
+        <w:rPr>
+          <w:rFonts w:ascii="Times New Roman" w:hAnsi="Times New Roman" w:cs="Times New Roman"/>
+          <w:sz w:val="28"/>
+          <w:szCs w:val="28"/>
+          <w:lang w:val="en-US"/>
+        </w:rPr>
+        <w:t> </w:t>
+      </w:r>
+      <w:r>
+        <w:rPr>
+          <w:rFonts w:ascii="Times New Roman" w:hAnsi="Times New Roman" w:cs="Times New Roman"/>
+          <w:sz w:val="28"/>
+          <w:szCs w:val="28"/>
+        </w:rPr>
+        <w:t xml:space="preserve">рисунке 4.3. </w:t>
+      </w:r>
+      <w:r>
+        <w:rPr>
+          <w:rFonts w:ascii="Times New Roman" w:hAnsi="Times New Roman" w:cs="Times New Roman"/>
+          <w:sz w:val="28"/>
+          <w:szCs w:val="28"/>
+        </w:rPr>
+        <w:t>Компоненты сайта выглядят корректно</w:t>
+      </w:r>
+      <w:r>
+        <w:rPr>
+          <w:rFonts w:ascii="Times New Roman" w:hAnsi="Times New Roman" w:cs="Times New Roman"/>
+          <w:sz w:val="28"/>
+          <w:szCs w:val="28"/>
+        </w:rPr>
+        <w:t>.</w:t>
+      </w:r>
+    </w:p>
+    <w:p>
+      <w:pPr>
+        <w:widowControl w:val="0"/>
+        <w:tabs>
+          <w:tab w:val="num" w:pos="720"/>
+        </w:tabs>
+        <w:spacing w:before="240" w:after="240" w:line="240" w:lineRule="auto"/>
+        <w:jc w:val="center"/>
+        <w:rPr>
+          <w:rFonts w:ascii="Times New Roman" w:hAnsi="Times New Roman" w:cs="Times New Roman"/>
+          <w:sz w:val="28"/>
+          <w:szCs w:val="28"/>
+        </w:rPr>
+      </w:pPr>
+      <w:r>
+        <w:rPr>
+          <w:noProof/>
+        </w:rPr>
+        <w:drawing>
+          <wp:inline distT="0" distB="0" distL="0" distR="0" wp14:anchorId="2989318C" wp14:editId="023E57AF">
+            <wp:extent cx="4320000" cy="2207333"/>
+            <wp:effectExtent l="0" t="0" r="4445" b="2540"/>
+            <wp:docPr id="13" name="Рисунок 13"/>
+            <wp:cNvGraphicFramePr>
+              <a:graphicFrameLocks xmlns:a="http://schemas.openxmlformats.org/drawingml/2006/main" noChangeAspect="1"/>
+            </wp:cNvGraphicFramePr>
+            <a:graphic xmlns:a="http://schemas.openxmlformats.org/drawingml/2006/main">
+              <a:graphicData uri="http://schemas.openxmlformats.org/drawingml/2006/picture">
+                <pic:pic xmlns:pic="http://schemas.openxmlformats.org/drawingml/2006/picture">
+                  <pic:nvPicPr>
+                    <pic:cNvPr id="1" name=""/>
+                    <pic:cNvPicPr/>
+                  </pic:nvPicPr>
+                  <pic:blipFill>
+                    <a:blip r:embed="rId22"/>
+                    <a:stretch>
+                      <a:fillRect/>
+                    </a:stretch>
+                  </pic:blipFill>
+                  <pic:spPr>
+                    <a:xfrm>
+                      <a:off x="0" y="0"/>
+                      <a:ext cx="4320000" cy="2207333"/>
+                    </a:xfrm>
+                    <a:prstGeom prst="rect">
+                      <a:avLst/>
+                    </a:prstGeom>
+                  </pic:spPr>
+                </pic:pic>
+              </a:graphicData>
+            </a:graphic>
+          </wp:inline>
+        </w:drawing>
+      </w:r>
+    </w:p>
+    <w:p>
+      <w:pPr>
+        <w:pStyle w:val="ae"/>
+        <w:widowControl w:val="0"/>
+        <w:spacing w:before="240" w:after="240"/>
+        <w:jc w:val="center"/>
+        <w:rPr>
+          <w:rFonts w:ascii="Times New Roman" w:hAnsi="Times New Roman" w:cs="Times New Roman"/>
+          <w:sz w:val="28"/>
+          <w:szCs w:val="28"/>
+        </w:rPr>
+      </w:pPr>
+      <w:r>
+        <w:rPr>
+          <w:rFonts w:ascii="Times New Roman" w:hAnsi="Times New Roman" w:cs="Times New Roman"/>
+          <w:sz w:val="28"/>
+          <w:szCs w:val="28"/>
+          <w:lang w:eastAsia="ru-RU"/>
+        </w:rPr>
+        <w:t xml:space="preserve">Рисунок </w:t>
+      </w:r>
+      <w:r>
+        <w:rPr>
+          <w:rFonts w:ascii="Times New Roman" w:hAnsi="Times New Roman" w:cs="Times New Roman"/>
+          <w:sz w:val="28"/>
+          <w:szCs w:val="28"/>
+          <w:lang w:eastAsia="ru-RU"/>
+        </w:rPr>
+        <w:t xml:space="preserve">4.3 </w:t>
+      </w:r>
+      <w:r>
+        <w:rPr>
+          <w:rFonts w:ascii="Times New Roman" w:hAnsi="Times New Roman" w:cs="Times New Roman"/>
+          <w:sz w:val="28"/>
+          <w:szCs w:val="28"/>
+          <w:lang w:eastAsia="ru-RU"/>
+        </w:rPr>
+        <w:t xml:space="preserve">– </w:t>
+      </w:r>
+      <w:r>
+        <w:rPr>
+          <w:rFonts w:ascii="Times New Roman" w:hAnsi="Times New Roman" w:cs="Times New Roman"/>
+          <w:sz w:val="28"/>
+          <w:szCs w:val="28"/>
+          <w:lang w:eastAsia="ru-RU"/>
+        </w:rPr>
+        <w:t xml:space="preserve">Отображение сайта в </w:t>
+      </w:r>
+      <w:r>
+        <w:rPr>
+          <w:rFonts w:ascii="Times New Roman" w:hAnsi="Times New Roman" w:cs="Times New Roman"/>
+          <w:sz w:val="28"/>
+          <w:szCs w:val="28"/>
+          <w:lang w:val="en-US"/>
+        </w:rPr>
+        <w:t>Microsoft</w:t>
+      </w:r>
+      <w:r>
+        <w:rPr>
+          <w:rFonts w:ascii="Times New Roman" w:hAnsi="Times New Roman" w:cs="Times New Roman"/>
+          <w:sz w:val="28"/>
+          <w:szCs w:val="28"/>
+        </w:rPr>
+        <w:t xml:space="preserve"> </w:t>
+      </w:r>
+      <w:r>
+        <w:rPr>
+          <w:rFonts w:ascii="Times New Roman" w:hAnsi="Times New Roman" w:cs="Times New Roman"/>
+          <w:sz w:val="28"/>
+          <w:szCs w:val="28"/>
+          <w:lang w:val="en-US"/>
+        </w:rPr>
+        <w:t>Edge</w:t>
+      </w:r>
+    </w:p>
+    <w:p>
+      <w:pPr>
+        <w:widowControl w:val="0"/>
+        <w:tabs>
+          <w:tab w:val="num" w:pos="720"/>
+        </w:tabs>
+        <w:spacing w:after="0" w:line="240" w:lineRule="auto"/>
+        <w:ind w:firstLine="709"/>
+        <w:jc w:val="both"/>
+        <w:rPr>
+          <w:rFonts w:ascii="Times New Roman" w:hAnsi="Times New Roman" w:cs="Times New Roman"/>
+          <w:sz w:val="28"/>
+          <w:szCs w:val="28"/>
+        </w:rPr>
+      </w:pPr>
+      <w:r>
+        <w:rPr>
+          <w:rFonts w:ascii="Times New Roman" w:hAnsi="Times New Roman" w:cs="Times New Roman"/>
+          <w:sz w:val="28"/>
+          <w:szCs w:val="28"/>
+        </w:rPr>
+        <w:lastRenderedPageBreak/>
+        <w:t>Во всех перечисленных браузерах сайт отобража</w:t>
+      </w:r>
+      <w:r>
+        <w:rPr>
+          <w:rFonts w:ascii="Times New Roman" w:hAnsi="Times New Roman" w:cs="Times New Roman"/>
+          <w:sz w:val="28"/>
+          <w:szCs w:val="28"/>
+        </w:rPr>
+        <w:t>ется</w:t>
+      </w:r>
+      <w:r>
+        <w:rPr>
+          <w:rFonts w:ascii="Times New Roman" w:hAnsi="Times New Roman" w:cs="Times New Roman"/>
+          <w:sz w:val="28"/>
+          <w:szCs w:val="28"/>
+        </w:rPr>
+        <w:t xml:space="preserve"> идентично: структура макета сохраня</w:t>
+      </w:r>
+      <w:r>
+        <w:rPr>
+          <w:rFonts w:ascii="Times New Roman" w:hAnsi="Times New Roman" w:cs="Times New Roman"/>
+          <w:sz w:val="28"/>
+          <w:szCs w:val="28"/>
+        </w:rPr>
+        <w:t>ется</w:t>
+      </w:r>
+      <w:r>
+        <w:rPr>
+          <w:rFonts w:ascii="Times New Roman" w:hAnsi="Times New Roman" w:cs="Times New Roman"/>
+          <w:sz w:val="28"/>
+          <w:szCs w:val="28"/>
+        </w:rPr>
+        <w:t>, все стили (включая градиенты, тени и</w:t>
+      </w:r>
+      <w:r>
+        <w:rPr>
+          <w:rFonts w:ascii="Times New Roman" w:hAnsi="Times New Roman" w:cs="Times New Roman"/>
+          <w:sz w:val="28"/>
+          <w:szCs w:val="28"/>
+          <w:lang w:val="en-US"/>
+        </w:rPr>
+        <w:t> </w:t>
+      </w:r>
+      <w:r>
+        <w:rPr>
+          <w:rFonts w:ascii="Times New Roman" w:hAnsi="Times New Roman" w:cs="Times New Roman"/>
+          <w:sz w:val="28"/>
+          <w:szCs w:val="28"/>
+        </w:rPr>
+        <w:t xml:space="preserve">анимации </w:t>
+      </w:r>
+      <w:proofErr w:type="spellStart"/>
+      <w:r>
+        <w:rPr>
+          <w:rFonts w:ascii="Times New Roman" w:hAnsi="Times New Roman" w:cs="Times New Roman"/>
+          <w:sz w:val="28"/>
+          <w:szCs w:val="28"/>
+        </w:rPr>
+        <w:t>transition</w:t>
+      </w:r>
+      <w:proofErr w:type="spellEnd"/>
+      <w:r>
+        <w:rPr>
+          <w:rFonts w:ascii="Times New Roman" w:hAnsi="Times New Roman" w:cs="Times New Roman"/>
+          <w:sz w:val="28"/>
+          <w:szCs w:val="28"/>
+        </w:rPr>
+        <w:t>) применя</w:t>
+      </w:r>
+      <w:r>
+        <w:rPr>
+          <w:rFonts w:ascii="Times New Roman" w:hAnsi="Times New Roman" w:cs="Times New Roman"/>
+          <w:sz w:val="28"/>
+          <w:szCs w:val="28"/>
+        </w:rPr>
+        <w:t xml:space="preserve">ются </w:t>
+      </w:r>
+      <w:r>
+        <w:rPr>
+          <w:rFonts w:ascii="Times New Roman" w:hAnsi="Times New Roman" w:cs="Times New Roman"/>
+          <w:sz w:val="28"/>
+          <w:szCs w:val="28"/>
+        </w:rPr>
+        <w:t>корректно, интерактивные элементы (бургер-меню, ползунки в разделе Control, карусель отзывов) работа</w:t>
+      </w:r>
+      <w:r>
+        <w:rPr>
+          <w:rFonts w:ascii="Times New Roman" w:hAnsi="Times New Roman" w:cs="Times New Roman"/>
+          <w:sz w:val="28"/>
+          <w:szCs w:val="28"/>
+        </w:rPr>
+        <w:t xml:space="preserve">ют </w:t>
+      </w:r>
+      <w:r>
+        <w:rPr>
+          <w:rFonts w:ascii="Times New Roman" w:hAnsi="Times New Roman" w:cs="Times New Roman"/>
+          <w:sz w:val="28"/>
+          <w:szCs w:val="28"/>
+        </w:rPr>
+        <w:t>без сбоев. Адаптивная верстка корректно реагировала на изменение ширины окна: сетки перестраивались, шрифты масштабировались, а прокрутка оставалась плавной. Отклонений в поведении скриптов</w:t>
+      </w:r>
+      <w:r>
+        <w:rPr>
+          <w:rFonts w:ascii="Times New Roman" w:hAnsi="Times New Roman" w:cs="Times New Roman"/>
+          <w:sz w:val="28"/>
+          <w:szCs w:val="28"/>
+        </w:rPr>
+        <w:t xml:space="preserve"> </w:t>
+      </w:r>
+      <w:r>
+        <w:rPr>
+          <w:rFonts w:ascii="Times New Roman" w:hAnsi="Times New Roman" w:cs="Times New Roman"/>
+          <w:sz w:val="28"/>
+          <w:szCs w:val="28"/>
+        </w:rPr>
+        <w:t>обнаружено не было.</w:t>
+      </w:r>
+    </w:p>
+    <w:p>
+      <w:pPr>
+        <w:widowControl w:val="0"/>
+        <w:tabs>
+          <w:tab w:val="num" w:pos="720"/>
+        </w:tabs>
+        <w:spacing w:before="240" w:after="240" w:line="240" w:lineRule="auto"/>
+        <w:ind w:firstLine="709"/>
+        <w:jc w:val="both"/>
+        <w:rPr>
+          <w:rFonts w:ascii="Times New Roman" w:eastAsiaTheme="majorEastAsia" w:hAnsi="Times New Roman" w:cs="Times New Roman"/>
+          <w:b/>
+          <w:bCs/>
+          <w:sz w:val="28"/>
+          <w:szCs w:val="28"/>
+        </w:rPr>
+      </w:pPr>
+      <w:r>
+        <w:rPr>
+          <w:rFonts w:ascii="Times New Roman" w:eastAsiaTheme="majorEastAsia" w:hAnsi="Times New Roman" w:cs="Times New Roman"/>
+          <w:b/>
+          <w:bCs/>
+          <w:sz w:val="28"/>
+          <w:szCs w:val="28"/>
+        </w:rPr>
+        <w:t>4.2. Валидность</w:t>
+      </w:r>
+    </w:p>
+    <w:p>
+      <w:pPr>
+        <w:widowControl w:val="0"/>
+        <w:tabs>
+          <w:tab w:val="num" w:pos="720"/>
+        </w:tabs>
+        <w:spacing w:after="0" w:line="240" w:lineRule="auto"/>
+        <w:ind w:firstLine="709"/>
+        <w:jc w:val="both"/>
+        <w:rPr>
+          <w:rFonts w:ascii="Times New Roman" w:hAnsi="Times New Roman" w:cs="Times New Roman"/>
+          <w:sz w:val="28"/>
+          <w:szCs w:val="28"/>
+        </w:rPr>
+      </w:pPr>
+      <w:r>
+        <w:rPr>
+          <w:rFonts w:ascii="Times New Roman" w:hAnsi="Times New Roman" w:cs="Times New Roman"/>
+          <w:sz w:val="28"/>
+          <w:szCs w:val="28"/>
+        </w:rPr>
+        <w:t xml:space="preserve">Валидация </w:t>
+      </w:r>
+      <w:r>
+        <w:rPr>
+          <w:rFonts w:ascii="Times New Roman" w:hAnsi="Times New Roman" w:cs="Times New Roman"/>
+          <w:sz w:val="28"/>
+          <w:szCs w:val="28"/>
+        </w:rPr>
+        <w:t>– это</w:t>
+      </w:r>
+      <w:r>
+        <w:rPr>
+          <w:rFonts w:ascii="Times New Roman" w:hAnsi="Times New Roman" w:cs="Times New Roman"/>
+          <w:sz w:val="28"/>
+          <w:szCs w:val="28"/>
+        </w:rPr>
+        <w:t xml:space="preserve"> процесс проверки кода на соответствие установленным стандартам качества. </w:t>
+      </w:r>
+      <w:r>
+        <w:rPr>
+          <w:rFonts w:ascii="Times New Roman" w:hAnsi="Times New Roman" w:cs="Times New Roman"/>
+          <w:sz w:val="28"/>
+          <w:szCs w:val="28"/>
+        </w:rPr>
+        <w:t>Её проведение было направлено на подтверждение семантической корректности разметки, выявление потенциальных ошибок и</w:t>
+      </w:r>
+      <w:r>
+        <w:rPr>
+          <w:rFonts w:ascii="Times New Roman" w:hAnsi="Times New Roman" w:cs="Times New Roman"/>
+          <w:sz w:val="28"/>
+          <w:szCs w:val="28"/>
+          <w:lang w:val="en-US"/>
+        </w:rPr>
+        <w:t> </w:t>
+      </w:r>
+      <w:r>
+        <w:rPr>
+          <w:rFonts w:ascii="Times New Roman" w:hAnsi="Times New Roman" w:cs="Times New Roman"/>
+          <w:sz w:val="28"/>
+          <w:szCs w:val="28"/>
+        </w:rPr>
+        <w:t>обеспечение соответствия проекта современным требованиям к</w:t>
+      </w:r>
+      <w:r>
+        <w:rPr>
+          <w:rFonts w:ascii="Times New Roman" w:hAnsi="Times New Roman" w:cs="Times New Roman"/>
+          <w:sz w:val="28"/>
+          <w:szCs w:val="28"/>
+          <w:lang w:val="en-US"/>
+        </w:rPr>
+        <w:t> </w:t>
+      </w:r>
+      <w:proofErr w:type="spellStart"/>
+      <w:r>
+        <w:rPr>
+          <w:rFonts w:ascii="Times New Roman" w:hAnsi="Times New Roman" w:cs="Times New Roman"/>
+          <w:sz w:val="28"/>
+          <w:szCs w:val="28"/>
+        </w:rPr>
+        <w:t>кроссбраузерной</w:t>
+      </w:r>
+      <w:proofErr w:type="spellEnd"/>
+      <w:r>
+        <w:rPr>
+          <w:rFonts w:ascii="Times New Roman" w:hAnsi="Times New Roman" w:cs="Times New Roman"/>
+          <w:sz w:val="28"/>
+          <w:szCs w:val="28"/>
+        </w:rPr>
+        <w:t xml:space="preserve"> совместимости, поисковой оптимизации (SEO) и веб-доступности.</w:t>
+      </w:r>
+    </w:p>
+    <w:p>
+      <w:pPr>
+        <w:widowControl w:val="0"/>
+        <w:tabs>
+          <w:tab w:val="num" w:pos="720"/>
+        </w:tabs>
+        <w:spacing w:after="0" w:line="240" w:lineRule="auto"/>
+        <w:ind w:firstLine="709"/>
+        <w:jc w:val="both"/>
+        <w:rPr>
+          <w:rFonts w:ascii="Times New Roman" w:hAnsi="Times New Roman" w:cs="Times New Roman"/>
+          <w:sz w:val="28"/>
+          <w:szCs w:val="28"/>
+        </w:rPr>
+      </w:pPr>
+      <w:r>
+        <w:rPr>
+          <w:rFonts w:ascii="Times New Roman" w:hAnsi="Times New Roman" w:cs="Times New Roman"/>
+          <w:sz w:val="28"/>
+          <w:szCs w:val="28"/>
+        </w:rPr>
+        <w:t xml:space="preserve">Проверка HTML-кода осуществлялась с использованием официального сервиса W3C </w:t>
+      </w:r>
+      <w:proofErr w:type="spellStart"/>
+      <w:r>
+        <w:rPr>
+          <w:rFonts w:ascii="Times New Roman" w:hAnsi="Times New Roman" w:cs="Times New Roman"/>
+          <w:sz w:val="28"/>
+          <w:szCs w:val="28"/>
+        </w:rPr>
+        <w:t>Markup</w:t>
+      </w:r>
+      <w:proofErr w:type="spellEnd"/>
+      <w:r>
+        <w:rPr>
+          <w:rFonts w:ascii="Times New Roman" w:hAnsi="Times New Roman" w:cs="Times New Roman"/>
+          <w:sz w:val="28"/>
+          <w:szCs w:val="28"/>
+        </w:rPr>
+        <w:t xml:space="preserve"> </w:t>
+      </w:r>
+      <w:proofErr w:type="spellStart"/>
+      <w:r>
+        <w:rPr>
+          <w:rFonts w:ascii="Times New Roman" w:hAnsi="Times New Roman" w:cs="Times New Roman"/>
+          <w:sz w:val="28"/>
+          <w:szCs w:val="28"/>
+        </w:rPr>
+        <w:t>Validation</w:t>
+      </w:r>
+      <w:proofErr w:type="spellEnd"/>
+      <w:r>
+        <w:rPr>
+          <w:rFonts w:ascii="Times New Roman" w:hAnsi="Times New Roman" w:cs="Times New Roman"/>
+          <w:sz w:val="28"/>
+          <w:szCs w:val="28"/>
+        </w:rPr>
+        <w:t xml:space="preserve"> Service [</w:t>
+      </w:r>
+      <w:r>
+        <w:rPr>
+          <w:rFonts w:ascii="Times New Roman" w:hAnsi="Times New Roman" w:cs="Times New Roman"/>
+          <w:sz w:val="28"/>
+          <w:szCs w:val="28"/>
+        </w:rPr>
+        <w:t>6</w:t>
+      </w:r>
+      <w:commentRangeStart w:id="28"/>
+      <w:commentRangeEnd w:id="28"/>
+      <w:r>
+        <w:rPr>
+          <w:rStyle w:val="a7"/>
+        </w:rPr>
+        <w:commentReference w:id="28"/>
+      </w:r>
+      <w:r>
+        <w:rPr>
+          <w:rFonts w:ascii="Times New Roman" w:hAnsi="Times New Roman" w:cs="Times New Roman"/>
+          <w:sz w:val="28"/>
+          <w:szCs w:val="28"/>
+        </w:rPr>
+        <w:t xml:space="preserve">]. Результат валидации </w:t>
+      </w:r>
+      <w:r>
+        <w:rPr>
+          <w:rFonts w:ascii="Times New Roman" w:hAnsi="Times New Roman" w:cs="Times New Roman"/>
+          <w:sz w:val="28"/>
+          <w:szCs w:val="28"/>
+        </w:rPr>
+        <w:t>на рисунке 4.4</w:t>
+      </w:r>
+      <w:r>
+        <w:rPr>
+          <w:rFonts w:ascii="Times New Roman" w:hAnsi="Times New Roman" w:cs="Times New Roman"/>
+          <w:sz w:val="28"/>
+          <w:szCs w:val="28"/>
+        </w:rPr>
+        <w:t>, ошибок и предупреждений не было выявлено,</w:t>
+      </w:r>
+      <w:r>
+        <w:rPr>
+          <w:rFonts w:ascii="Times New Roman" w:hAnsi="Times New Roman" w:cs="Times New Roman"/>
+          <w:sz w:val="28"/>
+          <w:szCs w:val="28"/>
+        </w:rPr>
+        <w:t xml:space="preserve"> </w:t>
+      </w:r>
+      <w:r>
+        <w:rPr>
+          <w:rFonts w:ascii="Times New Roman" w:hAnsi="Times New Roman" w:cs="Times New Roman"/>
+          <w:sz w:val="28"/>
+          <w:szCs w:val="28"/>
+        </w:rPr>
+        <w:t>что подтверждает корректный синтаксис, правильную вложенность тегов, наличие обязательных атрибутов (</w:t>
+      </w:r>
+      <w:proofErr w:type="spellStart"/>
+      <w:r>
+        <w:rPr>
+          <w:rFonts w:ascii="Times New Roman" w:hAnsi="Times New Roman" w:cs="Times New Roman"/>
+          <w:sz w:val="28"/>
+          <w:szCs w:val="28"/>
+        </w:rPr>
+        <w:t>alt</w:t>
+      </w:r>
+      <w:proofErr w:type="spellEnd"/>
+      <w:r>
+        <w:rPr>
+          <w:rFonts w:ascii="Times New Roman" w:hAnsi="Times New Roman" w:cs="Times New Roman"/>
+          <w:sz w:val="28"/>
+          <w:szCs w:val="28"/>
+        </w:rPr>
+        <w:t xml:space="preserve">) и соответствие структуры требованиям HTML5. </w:t>
+      </w:r>
+    </w:p>
+    <w:p>
+      <w:pPr>
+        <w:widowControl w:val="0"/>
+        <w:tabs>
+          <w:tab w:val="num" w:pos="720"/>
+        </w:tabs>
+        <w:spacing w:before="240" w:after="240" w:line="240" w:lineRule="auto"/>
+        <w:jc w:val="center"/>
+        <w:rPr>
+          <w:rFonts w:ascii="Times New Roman" w:hAnsi="Times New Roman" w:cs="Times New Roman"/>
+          <w:sz w:val="28"/>
+          <w:szCs w:val="28"/>
+        </w:rPr>
+      </w:pPr>
+      <w:r>
+        <w:rPr>
+          <w:noProof/>
+        </w:rPr>
+        <w:drawing>
+          <wp:inline distT="0" distB="0" distL="0" distR="0" wp14:anchorId="1AD89883" wp14:editId="2CE82F1F">
+            <wp:extent cx="4320000" cy="2582764"/>
+            <wp:effectExtent l="0" t="0" r="4445" b="8255"/>
+            <wp:docPr id="15" name="Рисунок 15"/>
+            <wp:cNvGraphicFramePr>
+              <a:graphicFrameLocks xmlns:a="http://schemas.openxmlformats.org/drawingml/2006/main" noChangeAspect="1"/>
+            </wp:cNvGraphicFramePr>
+            <a:graphic xmlns:a="http://schemas.openxmlformats.org/drawingml/2006/main">
+              <a:graphicData uri="http://schemas.openxmlformats.org/drawingml/2006/picture">
+                <pic:pic xmlns:pic="http://schemas.openxmlformats.org/drawingml/2006/picture">
+                  <pic:nvPicPr>
+                    <pic:cNvPr id="1" name=""/>
+                    <pic:cNvPicPr/>
+                  </pic:nvPicPr>
+                  <pic:blipFill>
+                    <a:blip r:embed="rId23"/>
+                    <a:stretch>
+                      <a:fillRect/>
+                    </a:stretch>
+                  </pic:blipFill>
+                  <pic:spPr>
+                    <a:xfrm>
+                      <a:off x="0" y="0"/>
+                      <a:ext cx="4320000" cy="2582764"/>
+                    </a:xfrm>
+                    <a:prstGeom prst="rect">
+                      <a:avLst/>
+                    </a:prstGeom>
+                  </pic:spPr>
+                </pic:pic>
+              </a:graphicData>
+            </a:graphic>
+          </wp:inline>
+        </w:drawing>
+      </w:r>
+    </w:p>
+    <w:p>
+      <w:pPr>
+        <w:pStyle w:val="ae"/>
+        <w:widowControl w:val="0"/>
+        <w:spacing w:before="240" w:after="240"/>
+        <w:jc w:val="center"/>
+        <w:rPr>
+          <w:rFonts w:ascii="Times New Roman" w:hAnsi="Times New Roman" w:cs="Times New Roman"/>
+          <w:sz w:val="28"/>
+          <w:szCs w:val="28"/>
+        </w:rPr>
+      </w:pPr>
+      <w:r>
+        <w:rPr>
+          <w:rFonts w:ascii="Times New Roman" w:hAnsi="Times New Roman" w:cs="Times New Roman"/>
+          <w:sz w:val="28"/>
+          <w:szCs w:val="28"/>
+          <w:lang w:eastAsia="ru-RU"/>
+        </w:rPr>
+        <w:t xml:space="preserve">Рисунок </w:t>
+      </w:r>
+      <w:r>
+        <w:rPr>
+          <w:rFonts w:ascii="Times New Roman" w:hAnsi="Times New Roman" w:cs="Times New Roman"/>
+          <w:sz w:val="28"/>
+          <w:szCs w:val="28"/>
+          <w:lang w:eastAsia="ru-RU"/>
+        </w:rPr>
+        <w:t xml:space="preserve">4.3 </w:t>
+      </w:r>
+      <w:r>
+        <w:rPr>
+          <w:rFonts w:ascii="Times New Roman" w:hAnsi="Times New Roman" w:cs="Times New Roman"/>
+          <w:sz w:val="28"/>
+          <w:szCs w:val="28"/>
+          <w:lang w:eastAsia="ru-RU"/>
+        </w:rPr>
+        <w:t xml:space="preserve">– </w:t>
+      </w:r>
+      <w:r>
+        <w:rPr>
+          <w:rFonts w:ascii="Times New Roman" w:hAnsi="Times New Roman" w:cs="Times New Roman"/>
+          <w:sz w:val="28"/>
+          <w:szCs w:val="28"/>
+          <w:lang w:eastAsia="ru-RU"/>
+        </w:rPr>
+        <w:t>Результат валидации</w:t>
+      </w:r>
+    </w:p>
+    <w:p>
+      <w:pPr>
+        <w:widowControl w:val="0"/>
+        <w:tabs>
+          <w:tab w:val="num" w:pos="720"/>
+        </w:tabs>
+        <w:spacing w:after="0" w:line="240" w:lineRule="auto"/>
+        <w:ind w:firstLine="709"/>
+        <w:jc w:val="both"/>
+        <w:rPr>
+          <w:rFonts w:ascii="Times New Roman" w:hAnsi="Times New Roman" w:cs="Times New Roman"/>
+          <w:sz w:val="28"/>
+          <w:szCs w:val="28"/>
+        </w:rPr>
+      </w:pPr>
+      <w:r>
+        <w:rPr>
+          <w:rFonts w:ascii="Times New Roman" w:hAnsi="Times New Roman" w:cs="Times New Roman"/>
+          <w:sz w:val="28"/>
+          <w:szCs w:val="28"/>
+        </w:rPr>
+        <w:t xml:space="preserve">Дополнительно </w:t>
+      </w:r>
+      <w:r>
+        <w:rPr>
+          <w:rFonts w:ascii="Times New Roman" w:hAnsi="Times New Roman" w:cs="Times New Roman"/>
+          <w:sz w:val="28"/>
+          <w:szCs w:val="28"/>
+        </w:rPr>
+        <w:t xml:space="preserve">была проанализирована </w:t>
+      </w:r>
+      <w:r>
+        <w:rPr>
+          <w:rFonts w:ascii="Times New Roman" w:hAnsi="Times New Roman" w:cs="Times New Roman"/>
+          <w:sz w:val="28"/>
+          <w:szCs w:val="28"/>
+        </w:rPr>
+        <w:t>структура HTML-документа с</w:t>
+      </w:r>
+      <w:r>
+        <w:rPr>
+          <w:rFonts w:ascii="Times New Roman" w:hAnsi="Times New Roman" w:cs="Times New Roman"/>
+          <w:sz w:val="28"/>
+          <w:szCs w:val="28"/>
+          <w:lang w:val="en-US"/>
+        </w:rPr>
+        <w:t> </w:t>
+      </w:r>
+      <w:r>
+        <w:rPr>
+          <w:rFonts w:ascii="Times New Roman" w:hAnsi="Times New Roman" w:cs="Times New Roman"/>
+          <w:sz w:val="28"/>
+          <w:szCs w:val="28"/>
+        </w:rPr>
+        <w:t>помощью инструмента «Генератор HTML-</w:t>
+      </w:r>
+      <w:proofErr w:type="gramStart"/>
+      <w:r>
+        <w:rPr>
+          <w:rFonts w:ascii="Times New Roman" w:hAnsi="Times New Roman" w:cs="Times New Roman"/>
+          <w:sz w:val="28"/>
+          <w:szCs w:val="28"/>
+        </w:rPr>
+        <w:t>дерева»[</w:t>
+      </w:r>
+      <w:proofErr w:type="gramEnd"/>
+      <w:r>
+        <w:rPr>
+          <w:rFonts w:ascii="Times New Roman" w:hAnsi="Times New Roman" w:cs="Times New Roman"/>
+          <w:sz w:val="28"/>
+          <w:szCs w:val="28"/>
+        </w:rPr>
+        <w:t>5</w:t>
+      </w:r>
+      <w:r>
+        <w:rPr>
+          <w:rFonts w:ascii="Times New Roman" w:hAnsi="Times New Roman" w:cs="Times New Roman"/>
+          <w:sz w:val="28"/>
+          <w:szCs w:val="28"/>
+        </w:rPr>
+        <w:t>]</w:t>
+      </w:r>
+      <w:r>
+        <w:rPr>
+          <w:rFonts w:ascii="Times New Roman" w:hAnsi="Times New Roman" w:cs="Times New Roman"/>
+          <w:sz w:val="28"/>
+          <w:szCs w:val="28"/>
+        </w:rPr>
+        <w:t xml:space="preserve">. </w:t>
+      </w:r>
+      <w:r>
+        <w:rPr>
+          <w:rFonts w:ascii="Times New Roman" w:hAnsi="Times New Roman" w:cs="Times New Roman"/>
+          <w:sz w:val="28"/>
+          <w:szCs w:val="28"/>
+        </w:rPr>
+        <w:t>Визуализация иерархии подтвердила семантическую корректность: логическая последовательность блоков &lt;</w:t>
+      </w:r>
+      <w:proofErr w:type="spellStart"/>
+      <w:r>
+        <w:rPr>
+          <w:rFonts w:ascii="Times New Roman" w:hAnsi="Times New Roman" w:cs="Times New Roman"/>
+          <w:sz w:val="28"/>
+          <w:szCs w:val="28"/>
+        </w:rPr>
+        <w:t>header</w:t>
+      </w:r>
+      <w:proofErr w:type="spellEnd"/>
+      <w:r>
+        <w:rPr>
+          <w:rFonts w:ascii="Times New Roman" w:hAnsi="Times New Roman" w:cs="Times New Roman"/>
+          <w:sz w:val="28"/>
+          <w:szCs w:val="28"/>
+        </w:rPr>
+        <w:t>&gt; → &lt;</w:t>
+      </w:r>
+      <w:proofErr w:type="spellStart"/>
+      <w:r>
+        <w:rPr>
+          <w:rFonts w:ascii="Times New Roman" w:hAnsi="Times New Roman" w:cs="Times New Roman"/>
+          <w:sz w:val="28"/>
+          <w:szCs w:val="28"/>
+        </w:rPr>
+        <w:t>main</w:t>
+      </w:r>
+      <w:proofErr w:type="spellEnd"/>
+      <w:r>
+        <w:rPr>
+          <w:rFonts w:ascii="Times New Roman" w:hAnsi="Times New Roman" w:cs="Times New Roman"/>
+          <w:sz w:val="28"/>
+          <w:szCs w:val="28"/>
+        </w:rPr>
+        <w:t>&gt; → &lt;</w:t>
+      </w:r>
+      <w:proofErr w:type="spellStart"/>
+      <w:r>
+        <w:rPr>
+          <w:rFonts w:ascii="Times New Roman" w:hAnsi="Times New Roman" w:cs="Times New Roman"/>
+          <w:sz w:val="28"/>
+          <w:szCs w:val="28"/>
+        </w:rPr>
+        <w:t>section</w:t>
+      </w:r>
+      <w:proofErr w:type="spellEnd"/>
+      <w:r>
+        <w:rPr>
+          <w:rFonts w:ascii="Times New Roman" w:hAnsi="Times New Roman" w:cs="Times New Roman"/>
+          <w:sz w:val="28"/>
+          <w:szCs w:val="28"/>
+        </w:rPr>
+        <w:t>&gt; → &lt;</w:t>
+      </w:r>
+      <w:proofErr w:type="spellStart"/>
+      <w:r>
+        <w:rPr>
+          <w:rFonts w:ascii="Times New Roman" w:hAnsi="Times New Roman" w:cs="Times New Roman"/>
+          <w:sz w:val="28"/>
+          <w:szCs w:val="28"/>
+        </w:rPr>
+        <w:t>footer</w:t>
+      </w:r>
+      <w:proofErr w:type="spellEnd"/>
+      <w:r>
+        <w:rPr>
+          <w:rFonts w:ascii="Times New Roman" w:hAnsi="Times New Roman" w:cs="Times New Roman"/>
+          <w:sz w:val="28"/>
+          <w:szCs w:val="28"/>
+        </w:rPr>
+        <w:t xml:space="preserve">&gt; соблюдена, заголовки (&lt;h1&gt;–&lt;h3&gt;) используются без нарушения иерархии, </w:t>
+      </w:r>
+      <w:r>
+        <w:rPr>
+          <w:rFonts w:ascii="Times New Roman" w:hAnsi="Times New Roman" w:cs="Times New Roman"/>
+          <w:sz w:val="28"/>
+          <w:szCs w:val="28"/>
+        </w:rPr>
+        <w:t xml:space="preserve">а </w:t>
+      </w:r>
+      <w:r>
+        <w:rPr>
+          <w:rFonts w:ascii="Times New Roman" w:hAnsi="Times New Roman" w:cs="Times New Roman"/>
+          <w:sz w:val="28"/>
+          <w:szCs w:val="28"/>
+        </w:rPr>
+        <w:t>вспомогательные элементы оформлены соответствующими тегами (&lt;</w:t>
+      </w:r>
+      <w:proofErr w:type="spellStart"/>
+      <w:r>
+        <w:rPr>
+          <w:rFonts w:ascii="Times New Roman" w:hAnsi="Times New Roman" w:cs="Times New Roman"/>
+          <w:sz w:val="28"/>
+          <w:szCs w:val="28"/>
+        </w:rPr>
+        <w:t>ul</w:t>
+      </w:r>
+      <w:proofErr w:type="spellEnd"/>
+      <w:r>
+        <w:rPr>
+          <w:rFonts w:ascii="Times New Roman" w:hAnsi="Times New Roman" w:cs="Times New Roman"/>
+          <w:sz w:val="28"/>
+          <w:szCs w:val="28"/>
+        </w:rPr>
+        <w:t>&gt;, &lt;</w:t>
+      </w:r>
+      <w:proofErr w:type="spellStart"/>
+      <w:r>
+        <w:rPr>
+          <w:rFonts w:ascii="Times New Roman" w:hAnsi="Times New Roman" w:cs="Times New Roman"/>
+          <w:sz w:val="28"/>
+          <w:szCs w:val="28"/>
+        </w:rPr>
+        <w:t>li</w:t>
+      </w:r>
+      <w:proofErr w:type="spellEnd"/>
+      <w:r>
+        <w:rPr>
+          <w:rFonts w:ascii="Times New Roman" w:hAnsi="Times New Roman" w:cs="Times New Roman"/>
+          <w:sz w:val="28"/>
+          <w:szCs w:val="28"/>
+        </w:rPr>
+        <w:t>&gt;, &lt;</w:t>
+      </w:r>
+      <w:proofErr w:type="spellStart"/>
+      <w:r>
+        <w:rPr>
+          <w:rFonts w:ascii="Times New Roman" w:hAnsi="Times New Roman" w:cs="Times New Roman"/>
+          <w:sz w:val="28"/>
+          <w:szCs w:val="28"/>
+        </w:rPr>
+        <w:t>button</w:t>
+      </w:r>
+      <w:proofErr w:type="spellEnd"/>
+      <w:r>
+        <w:rPr>
+          <w:rFonts w:ascii="Times New Roman" w:hAnsi="Times New Roman" w:cs="Times New Roman"/>
+          <w:sz w:val="28"/>
+          <w:szCs w:val="28"/>
+        </w:rPr>
+        <w:t>&gt;, &lt;</w:t>
+      </w:r>
+      <w:proofErr w:type="spellStart"/>
+      <w:r>
+        <w:rPr>
+          <w:rFonts w:ascii="Times New Roman" w:hAnsi="Times New Roman" w:cs="Times New Roman"/>
+          <w:sz w:val="28"/>
+          <w:szCs w:val="28"/>
+        </w:rPr>
+        <w:t>form</w:t>
+      </w:r>
+      <w:proofErr w:type="spellEnd"/>
+      <w:r>
+        <w:rPr>
+          <w:rFonts w:ascii="Times New Roman" w:hAnsi="Times New Roman" w:cs="Times New Roman"/>
+          <w:sz w:val="28"/>
+          <w:szCs w:val="28"/>
+        </w:rPr>
+        <w:t xml:space="preserve">&gt;). </w:t>
+      </w:r>
+      <w:r>
+        <w:rPr>
+          <w:rFonts w:ascii="Times New Roman" w:hAnsi="Times New Roman" w:cs="Times New Roman"/>
+          <w:sz w:val="28"/>
+          <w:szCs w:val="28"/>
+        </w:rPr>
+        <w:t>Такая структура повышает доступность сайта для пользователей</w:t>
+      </w:r>
+      <w:r>
+        <w:rPr>
+          <w:rFonts w:ascii="Times New Roman" w:hAnsi="Times New Roman" w:cs="Times New Roman"/>
+          <w:sz w:val="28"/>
+          <w:szCs w:val="28"/>
+        </w:rPr>
+        <w:t xml:space="preserve"> и</w:t>
+      </w:r>
+      <w:r>
+        <w:rPr>
+          <w:rFonts w:ascii="Times New Roman" w:hAnsi="Times New Roman" w:cs="Times New Roman"/>
+          <w:sz w:val="28"/>
+          <w:szCs w:val="28"/>
+          <w:lang w:val="en-US"/>
+        </w:rPr>
+        <w:t> </w:t>
+      </w:r>
+      <w:r>
+        <w:rPr>
+          <w:rFonts w:ascii="Times New Roman" w:hAnsi="Times New Roman" w:cs="Times New Roman"/>
+          <w:sz w:val="28"/>
+          <w:szCs w:val="28"/>
+        </w:rPr>
+        <w:t xml:space="preserve">улучшает </w:t>
+      </w:r>
+      <w:proofErr w:type="spellStart"/>
+      <w:r>
+        <w:rPr>
+          <w:rFonts w:ascii="Times New Roman" w:hAnsi="Times New Roman" w:cs="Times New Roman"/>
+          <w:sz w:val="28"/>
+          <w:szCs w:val="28"/>
+        </w:rPr>
+        <w:t>индексируемость</w:t>
+      </w:r>
+      <w:proofErr w:type="spellEnd"/>
+      <w:r>
+        <w:rPr>
+          <w:rFonts w:ascii="Times New Roman" w:hAnsi="Times New Roman" w:cs="Times New Roman"/>
+          <w:sz w:val="28"/>
+          <w:szCs w:val="28"/>
+        </w:rPr>
+        <w:t xml:space="preserve"> контента поисковыми системами. Результат визуализации структуры приведён на рисунке 4.4.</w:t>
+      </w:r>
+    </w:p>
+    <w:p>
+      <w:pPr>
+        <w:widowControl w:val="0"/>
+        <w:tabs>
+          <w:tab w:val="num" w:pos="720"/>
+        </w:tabs>
+        <w:spacing w:after="0" w:line="240" w:lineRule="auto"/>
+        <w:jc w:val="center"/>
+        <w:rPr>
+          <w:rFonts w:ascii="Times New Roman" w:hAnsi="Times New Roman" w:cs="Times New Roman"/>
+          <w:sz w:val="28"/>
+          <w:szCs w:val="28"/>
+        </w:rPr>
+      </w:pPr>
+      <w:r>
+        <w:rPr>
+          <w:rFonts w:ascii="Times New Roman" w:hAnsi="Times New Roman" w:cs="Times New Roman"/>
+          <w:sz w:val="28"/>
+          <w:szCs w:val="28"/>
+        </w:rPr>
+        <w:lastRenderedPageBreak/>
+        <w:drawing>
+          <wp:inline distT="0" distB="0" distL="0" distR="0" wp14:anchorId="723C570C" wp14:editId="248E2ACB">
+            <wp:extent cx="4320000" cy="2171314"/>
+            <wp:effectExtent l="0" t="0" r="4445" b="635"/>
+            <wp:docPr id="2" name="Рисунок 2"/>
+            <wp:cNvGraphicFramePr>
+              <a:graphicFrameLocks xmlns:a="http://schemas.openxmlformats.org/drawingml/2006/main" noChangeAspect="1"/>
+            </wp:cNvGraphicFramePr>
+            <a:graphic xmlns:a="http://schemas.openxmlformats.org/drawingml/2006/main">
+              <a:graphicData uri="http://schemas.openxmlformats.org/drawingml/2006/picture">
+                <pic:pic xmlns:pic="http://schemas.openxmlformats.org/drawingml/2006/picture">
+                  <pic:nvPicPr>
+                    <pic:cNvPr id="1" name=""/>
+                    <pic:cNvPicPr/>
+                  </pic:nvPicPr>
+                  <pic:blipFill>
+                    <a:blip r:embed="rId24"/>
+                    <a:stretch>
+                      <a:fillRect/>
+                    </a:stretch>
+                  </pic:blipFill>
+                  <pic:spPr>
+                    <a:xfrm>
+                      <a:off x="0" y="0"/>
+                      <a:ext cx="4320000" cy="2171314"/>
+                    </a:xfrm>
+                    <a:prstGeom prst="rect">
+                      <a:avLst/>
+                    </a:prstGeom>
+                  </pic:spPr>
+                </pic:pic>
+              </a:graphicData>
+            </a:graphic>
+          </wp:inline>
+        </w:drawing>
+      </w:r>
+    </w:p>
+    <w:p>
+      <w:pPr>
+        <w:pStyle w:val="ae"/>
+        <w:widowControl w:val="0"/>
+        <w:spacing w:before="240" w:after="240"/>
+        <w:jc w:val="center"/>
+        <w:rPr>
+          <w:rFonts w:ascii="Times New Roman" w:hAnsi="Times New Roman" w:cs="Times New Roman"/>
+          <w:sz w:val="28"/>
+          <w:szCs w:val="28"/>
+        </w:rPr>
+      </w:pPr>
+      <w:r>
+        <w:rPr>
+          <w:rFonts w:ascii="Times New Roman" w:hAnsi="Times New Roman" w:cs="Times New Roman"/>
+          <w:sz w:val="28"/>
+          <w:szCs w:val="28"/>
+          <w:lang w:eastAsia="ru-RU"/>
+        </w:rPr>
+        <w:t xml:space="preserve">Рисунок </w:t>
+      </w:r>
+      <w:r>
+        <w:rPr>
+          <w:rFonts w:ascii="Times New Roman" w:hAnsi="Times New Roman" w:cs="Times New Roman"/>
+          <w:sz w:val="28"/>
+          <w:szCs w:val="28"/>
+          <w:lang w:eastAsia="ru-RU"/>
+        </w:rPr>
+        <w:t>4.</w:t>
+      </w:r>
+      <w:r>
+        <w:rPr>
+          <w:rFonts w:ascii="Times New Roman" w:hAnsi="Times New Roman" w:cs="Times New Roman"/>
+          <w:sz w:val="28"/>
+          <w:szCs w:val="28"/>
+          <w:lang w:eastAsia="ru-RU"/>
+        </w:rPr>
+        <w:t>4</w:t>
+      </w:r>
+      <w:r>
+        <w:rPr>
+          <w:rFonts w:ascii="Times New Roman" w:hAnsi="Times New Roman" w:cs="Times New Roman"/>
+          <w:sz w:val="28"/>
+          <w:szCs w:val="28"/>
+          <w:lang w:eastAsia="ru-RU"/>
+        </w:rPr>
+        <w:t xml:space="preserve"> </w:t>
+      </w:r>
+      <w:r>
+        <w:rPr>
+          <w:rFonts w:ascii="Times New Roman" w:hAnsi="Times New Roman" w:cs="Times New Roman"/>
+          <w:sz w:val="28"/>
+          <w:szCs w:val="28"/>
+          <w:lang w:eastAsia="ru-RU"/>
+        </w:rPr>
+        <w:t xml:space="preserve">– </w:t>
+      </w:r>
+      <w:r>
+        <w:rPr>
+          <w:rFonts w:ascii="Times New Roman" w:hAnsi="Times New Roman" w:cs="Times New Roman"/>
+          <w:sz w:val="28"/>
+          <w:szCs w:val="28"/>
+        </w:rPr>
+        <w:t>Генератор HTML-дерева</w:t>
+      </w:r>
+    </w:p>
+    <w:p>
+      <w:pPr>
+        <w:widowControl w:val="0"/>
+        <w:tabs>
+          <w:tab w:val="num" w:pos="720"/>
+        </w:tabs>
+        <w:spacing w:after="0" w:line="240" w:lineRule="auto"/>
+        <w:ind w:firstLine="709"/>
+        <w:jc w:val="both"/>
+        <w:rPr>
+          <w:rFonts w:ascii="Times New Roman" w:hAnsi="Times New Roman" w:cs="Times New Roman"/>
+          <w:sz w:val="28"/>
+          <w:szCs w:val="28"/>
+        </w:rPr>
+      </w:pPr>
+      <w:r>
+        <w:rPr>
+          <w:rFonts w:ascii="Times New Roman" w:hAnsi="Times New Roman" w:cs="Times New Roman"/>
+          <w:sz w:val="28"/>
+          <w:szCs w:val="28"/>
+        </w:rPr>
+        <w:t xml:space="preserve">Также была проведена проверка скорости загрузки сайта на мобильных устройствах и на компьютере с помощью </w:t>
+      </w:r>
+      <w:r>
+        <w:rPr>
+          <w:rFonts w:ascii="Times New Roman" w:hAnsi="Times New Roman" w:cs="Times New Roman"/>
+          <w:sz w:val="28"/>
+          <w:szCs w:val="28"/>
+        </w:rPr>
+        <w:t xml:space="preserve">сервиса </w:t>
+      </w:r>
+      <w:proofErr w:type="spellStart"/>
+      <w:r>
+        <w:rPr>
+          <w:rFonts w:ascii="Times New Roman" w:hAnsi="Times New Roman" w:cs="Times New Roman"/>
+          <w:sz w:val="28"/>
+          <w:szCs w:val="28"/>
+        </w:rPr>
+        <w:t>PageSpeed</w:t>
+      </w:r>
+      <w:proofErr w:type="spellEnd"/>
+      <w:r>
+        <w:rPr>
+          <w:rFonts w:ascii="Times New Roman" w:hAnsi="Times New Roman" w:cs="Times New Roman"/>
+          <w:sz w:val="28"/>
+          <w:szCs w:val="28"/>
+        </w:rPr>
+        <w:t xml:space="preserve"> </w:t>
+      </w:r>
+      <w:proofErr w:type="spellStart"/>
+      <w:r>
+        <w:rPr>
+          <w:rFonts w:ascii="Times New Roman" w:hAnsi="Times New Roman" w:cs="Times New Roman"/>
+          <w:sz w:val="28"/>
+          <w:szCs w:val="28"/>
+        </w:rPr>
+        <w:t>Insights</w:t>
+      </w:r>
+      <w:proofErr w:type="spellEnd"/>
+      <w:r>
+        <w:rPr>
+          <w:rFonts w:ascii="Times New Roman" w:hAnsi="Times New Roman" w:cs="Times New Roman"/>
+          <w:sz w:val="28"/>
+          <w:szCs w:val="28"/>
+        </w:rPr>
+        <w:t xml:space="preserve"> [</w:t>
+      </w:r>
+      <w:r>
+        <w:rPr>
+          <w:rFonts w:ascii="Times New Roman" w:hAnsi="Times New Roman" w:cs="Times New Roman"/>
+          <w:sz w:val="28"/>
+          <w:szCs w:val="28"/>
+        </w:rPr>
+        <w:t>7</w:t>
+      </w:r>
+      <w:r>
+        <w:rPr>
+          <w:rFonts w:ascii="Times New Roman" w:hAnsi="Times New Roman" w:cs="Times New Roman"/>
+          <w:sz w:val="28"/>
+          <w:szCs w:val="28"/>
+        </w:rPr>
+        <w:t>]</w:t>
+      </w:r>
+      <w:r>
+        <w:rPr>
+          <w:rFonts w:ascii="Times New Roman" w:hAnsi="Times New Roman" w:cs="Times New Roman"/>
+          <w:sz w:val="28"/>
+          <w:szCs w:val="28"/>
+        </w:rPr>
+        <w:t xml:space="preserve"> (рисунок 4.5)</w:t>
+      </w:r>
+      <w:r>
+        <w:rPr>
+          <w:rFonts w:ascii="Times New Roman" w:hAnsi="Times New Roman" w:cs="Times New Roman"/>
+          <w:sz w:val="28"/>
+          <w:szCs w:val="28"/>
+        </w:rPr>
+        <w:t>.</w:t>
+      </w:r>
+      <w:r>
+        <w:rPr>
+          <w:rFonts w:ascii="Times New Roman" w:hAnsi="Times New Roman" w:cs="Times New Roman"/>
+          <w:sz w:val="28"/>
+          <w:szCs w:val="28"/>
+        </w:rPr>
+        <w:t xml:space="preserve"> </w:t>
+      </w:r>
+      <w:r>
+        <w:rPr>
+          <w:rFonts w:ascii="Times New Roman" w:hAnsi="Times New Roman" w:cs="Times New Roman"/>
+          <w:sz w:val="28"/>
+          <w:szCs w:val="28"/>
+        </w:rPr>
+        <w:t xml:space="preserve">Результаты тестирования представлены на рисунке 4.5. </w:t>
+      </w:r>
+    </w:p>
+    <w:p>
+      <w:pPr>
+        <w:widowControl w:val="0"/>
+        <w:tabs>
+          <w:tab w:val="num" w:pos="720"/>
+        </w:tabs>
+        <w:spacing w:after="0" w:line="240" w:lineRule="auto"/>
+        <w:ind w:firstLine="709"/>
+        <w:jc w:val="both"/>
+        <w:rPr>
+          <w:rFonts w:ascii="Times New Roman" w:hAnsi="Times New Roman" w:cs="Times New Roman"/>
+          <w:sz w:val="28"/>
+          <w:szCs w:val="28"/>
+        </w:rPr>
+      </w:pPr>
+      <w:r>
+        <w:rPr>
+          <w:rFonts w:ascii="Times New Roman" w:hAnsi="Times New Roman" w:cs="Times New Roman"/>
+          <w:sz w:val="28"/>
+          <w:szCs w:val="28"/>
+        </w:rPr>
+        <w:t xml:space="preserve">Для десктопной версии сайта был зафиксирован высокий показатель производительности </w:t>
+      </w:r>
+      <w:r>
+        <w:rPr>
+          <w:rFonts w:ascii="Times New Roman" w:hAnsi="Times New Roman" w:cs="Times New Roman"/>
+          <w:sz w:val="28"/>
+          <w:szCs w:val="28"/>
+        </w:rPr>
+        <w:t>–</w:t>
+      </w:r>
+      <w:r>
+        <w:rPr>
+          <w:rFonts w:ascii="Times New Roman" w:hAnsi="Times New Roman" w:cs="Times New Roman"/>
+          <w:sz w:val="28"/>
+          <w:szCs w:val="28"/>
+        </w:rPr>
+        <w:t xml:space="preserve"> 95 баллов из 100, что свидетельствует </w:t>
+      </w:r>
+      <w:r>
+        <w:rPr>
+          <w:rFonts w:ascii="Times New Roman" w:hAnsi="Times New Roman" w:cs="Times New Roman"/>
+          <w:sz w:val="28"/>
+          <w:szCs w:val="28"/>
+        </w:rPr>
+        <w:t>качестве</w:t>
+      </w:r>
+      <w:r>
+        <w:rPr>
+          <w:rFonts w:ascii="Times New Roman" w:hAnsi="Times New Roman" w:cs="Times New Roman"/>
+          <w:sz w:val="28"/>
+          <w:szCs w:val="28"/>
+        </w:rPr>
+        <w:t xml:space="preserve"> оптимизации. В мобильной </w:t>
+      </w:r>
+      <w:r>
+        <w:rPr>
+          <w:rFonts w:ascii="Times New Roman" w:hAnsi="Times New Roman" w:cs="Times New Roman"/>
+          <w:sz w:val="28"/>
+          <w:szCs w:val="28"/>
+        </w:rPr>
+        <w:t>версии</w:t>
+      </w:r>
+      <w:r>
+        <w:rPr>
+          <w:rFonts w:ascii="Times New Roman" w:hAnsi="Times New Roman" w:cs="Times New Roman"/>
+          <w:sz w:val="28"/>
+          <w:szCs w:val="28"/>
+        </w:rPr>
+        <w:t xml:space="preserve"> </w:t>
+      </w:r>
+      <w:r>
+        <w:rPr>
+          <w:rFonts w:ascii="Times New Roman" w:hAnsi="Times New Roman" w:cs="Times New Roman"/>
+          <w:sz w:val="28"/>
+          <w:szCs w:val="28"/>
+        </w:rPr>
+        <w:t>показатель</w:t>
+      </w:r>
+      <w:r>
+        <w:rPr>
+          <w:rFonts w:ascii="Times New Roman" w:hAnsi="Times New Roman" w:cs="Times New Roman"/>
+          <w:sz w:val="28"/>
+          <w:szCs w:val="28"/>
+        </w:rPr>
+        <w:t xml:space="preserve"> составил 82 балла, что также является хорошим результатом и указывает на корректную работу адаптивных механизмов и отсутствие критических замедлений.</w:t>
+      </w:r>
+    </w:p>
+    <w:p>
+      <w:pPr>
+        <w:widowControl w:val="0"/>
+        <w:tabs>
+          <w:tab w:val="num" w:pos="720"/>
+        </w:tabs>
+        <w:spacing w:before="240" w:after="240" w:line="240" w:lineRule="auto"/>
+        <w:jc w:val="both"/>
+        <w:rPr>
+          <w:rFonts w:ascii="Times New Roman" w:hAnsi="Times New Roman" w:cs="Times New Roman"/>
+          <w:sz w:val="28"/>
+          <w:szCs w:val="28"/>
+        </w:rPr>
+      </w:pPr>
+      <w:r>
+        <w:rPr>
+          <w:noProof/>
+        </w:rPr>
+        <w:drawing>
+          <wp:inline distT="0" distB="0" distL="0" distR="0" wp14:anchorId="522919CD" wp14:editId="6AB96E4A">
+            <wp:extent cx="2952000" cy="2470781"/>
+            <wp:effectExtent l="0" t="0" r="1270" b="6350"/>
+            <wp:docPr id="16" name="Рисунок 16"/>
+            <wp:cNvGraphicFramePr>
+              <a:graphicFrameLocks xmlns:a="http://schemas.openxmlformats.org/drawingml/2006/main" noChangeAspect="1"/>
+            </wp:cNvGraphicFramePr>
+            <a:graphic xmlns:a="http://schemas.openxmlformats.org/drawingml/2006/main">
+              <a:graphicData uri="http://schemas.openxmlformats.org/drawingml/2006/picture">
+                <pic:pic xmlns:pic="http://schemas.openxmlformats.org/drawingml/2006/picture">
+                  <pic:nvPicPr>
+                    <pic:cNvPr id="1" name=""/>
+                    <pic:cNvPicPr/>
+                  </pic:nvPicPr>
+                  <pic:blipFill>
+                    <a:blip r:embed="rId25"/>
+                    <a:stretch>
+                      <a:fillRect/>
+                    </a:stretch>
+                  </pic:blipFill>
+                  <pic:spPr>
+                    <a:xfrm>
+                      <a:off x="0" y="0"/>
+                      <a:ext cx="2952000" cy="2470781"/>
+                    </a:xfrm>
+                    <a:prstGeom prst="rect">
+                      <a:avLst/>
+                    </a:prstGeom>
+                  </pic:spPr>
+                </pic:pic>
+              </a:graphicData>
+            </a:graphic>
+          </wp:inline>
+        </w:drawing>
+      </w:r>
+      <w:r>
+        <w:rPr>
+          <w:noProof/>
+        </w:rPr>
+        <w:t xml:space="preserve"> </w:t>
+      </w:r>
+      <w:r>
+        <w:rPr>
+          <w:noProof/>
+        </w:rPr>
+        <w:drawing>
+          <wp:inline distT="0" distB="0" distL="0" distR="0" wp14:anchorId="6ED7CB41" wp14:editId="0836C8FF">
+            <wp:extent cx="2952000" cy="2500443"/>
+            <wp:effectExtent l="0" t="0" r="1270" b="0"/>
+            <wp:docPr id="17" name="Рисунок 17"/>
+            <wp:cNvGraphicFramePr>
+              <a:graphicFrameLocks xmlns:a="http://schemas.openxmlformats.org/drawingml/2006/main" noChangeAspect="1"/>
+            </wp:cNvGraphicFramePr>
+            <a:graphic xmlns:a="http://schemas.openxmlformats.org/drawingml/2006/main">
+              <a:graphicData uri="http://schemas.openxmlformats.org/drawingml/2006/picture">
+                <pic:pic xmlns:pic="http://schemas.openxmlformats.org/drawingml/2006/picture">
+                  <pic:nvPicPr>
+                    <pic:cNvPr id="1" name=""/>
+                    <pic:cNvPicPr/>
+                  </pic:nvPicPr>
+                  <pic:blipFill>
+                    <a:blip r:embed="rId26"/>
+                    <a:stretch>
+                      <a:fillRect/>
+                    </a:stretch>
+                  </pic:blipFill>
+                  <pic:spPr>
+                    <a:xfrm>
+                      <a:off x="0" y="0"/>
+                      <a:ext cx="2952000" cy="2500443"/>
+                    </a:xfrm>
+                    <a:prstGeom prst="rect">
+                      <a:avLst/>
+                    </a:prstGeom>
+                  </pic:spPr>
+                </pic:pic>
+              </a:graphicData>
+            </a:graphic>
+          </wp:inline>
+        </w:drawing>
+      </w:r>
+    </w:p>
+    <w:p>
+      <w:pPr>
+        <w:pStyle w:val="ae"/>
+        <w:widowControl w:val="0"/>
+        <w:spacing w:before="240" w:after="240"/>
+        <w:jc w:val="center"/>
+        <w:rPr>
+          <w:rFonts w:ascii="Times New Roman" w:hAnsi="Times New Roman" w:cs="Times New Roman"/>
+          <w:sz w:val="28"/>
+          <w:szCs w:val="28"/>
+        </w:rPr>
+      </w:pPr>
+      <w:r>
+        <w:rPr>
+          <w:rFonts w:ascii="Times New Roman" w:hAnsi="Times New Roman" w:cs="Times New Roman"/>
+          <w:sz w:val="28"/>
+          <w:szCs w:val="28"/>
+          <w:lang w:eastAsia="ru-RU"/>
+        </w:rPr>
+        <w:t xml:space="preserve">Рисунок </w:t>
+      </w:r>
+      <w:r>
+        <w:rPr>
+          <w:rFonts w:ascii="Times New Roman" w:hAnsi="Times New Roman" w:cs="Times New Roman"/>
+          <w:sz w:val="28"/>
+          <w:szCs w:val="28"/>
+          <w:lang w:eastAsia="ru-RU"/>
+        </w:rPr>
+        <w:t>4.</w:t>
+      </w:r>
+      <w:r>
+        <w:rPr>
+          <w:rFonts w:ascii="Times New Roman" w:hAnsi="Times New Roman" w:cs="Times New Roman"/>
+          <w:sz w:val="28"/>
+          <w:szCs w:val="28"/>
+          <w:lang w:eastAsia="ru-RU"/>
+        </w:rPr>
+        <w:t>5</w:t>
+      </w:r>
+      <w:r>
+        <w:rPr>
+          <w:rFonts w:ascii="Times New Roman" w:hAnsi="Times New Roman" w:cs="Times New Roman"/>
+          <w:sz w:val="28"/>
+          <w:szCs w:val="28"/>
+          <w:lang w:eastAsia="ru-RU"/>
+        </w:rPr>
+        <w:t xml:space="preserve"> </w:t>
+      </w:r>
+      <w:r>
+        <w:rPr>
+          <w:rFonts w:ascii="Times New Roman" w:hAnsi="Times New Roman" w:cs="Times New Roman"/>
+          <w:sz w:val="28"/>
+          <w:szCs w:val="28"/>
+          <w:lang w:eastAsia="ru-RU"/>
+        </w:rPr>
+        <w:t xml:space="preserve">– </w:t>
+      </w:r>
+      <w:r>
+        <w:rPr>
+          <w:rFonts w:ascii="Times New Roman" w:hAnsi="Times New Roman" w:cs="Times New Roman"/>
+          <w:sz w:val="28"/>
+          <w:szCs w:val="28"/>
+        </w:rPr>
+        <w:t>П</w:t>
+      </w:r>
+      <w:r>
+        <w:rPr>
+          <w:rFonts w:ascii="Times New Roman" w:hAnsi="Times New Roman" w:cs="Times New Roman"/>
+          <w:sz w:val="28"/>
+          <w:szCs w:val="28"/>
+        </w:rPr>
+        <w:t>роверка скорости загрузки сайта</w:t>
+      </w:r>
+    </w:p>
+    <w:p>
+      <w:pPr>
+        <w:widowControl w:val="0"/>
+        <w:tabs>
+          <w:tab w:val="num" w:pos="720"/>
+        </w:tabs>
+        <w:spacing w:after="0" w:line="240" w:lineRule="auto"/>
+        <w:ind w:firstLine="709"/>
+        <w:jc w:val="both"/>
+        <w:rPr>
+          <w:rFonts w:ascii="Times New Roman" w:hAnsi="Times New Roman" w:cs="Times New Roman"/>
+          <w:sz w:val="28"/>
+          <w:szCs w:val="28"/>
+        </w:rPr>
+      </w:pPr>
+      <w:r>
+        <w:rPr>
+          <w:rFonts w:ascii="Times New Roman" w:hAnsi="Times New Roman" w:cs="Times New Roman"/>
+          <w:sz w:val="28"/>
+          <w:szCs w:val="28"/>
+        </w:rPr>
+        <w:t xml:space="preserve">Таким образом, разработанный сайт </w:t>
+      </w:r>
+      <w:proofErr w:type="spellStart"/>
+      <w:r>
+        <w:rPr>
+          <w:rFonts w:ascii="Times New Roman" w:hAnsi="Times New Roman" w:cs="Times New Roman"/>
+          <w:sz w:val="28"/>
+          <w:szCs w:val="28"/>
+        </w:rPr>
+        <w:t>Eatly</w:t>
+      </w:r>
+      <w:proofErr w:type="spellEnd"/>
+      <w:r>
+        <w:rPr>
+          <w:rFonts w:ascii="Times New Roman" w:hAnsi="Times New Roman" w:cs="Times New Roman"/>
+          <w:sz w:val="28"/>
+          <w:szCs w:val="28"/>
+        </w:rPr>
+        <w:t xml:space="preserve"> не только визуально и функционально соответствует заданному макету, но и полностью соответствует современным веб-стандартам, требованиям доступности, SEO и пользовательского опыта. Он демонстрирует высокий уровень </w:t>
+      </w:r>
+      <w:r>
+        <w:rPr>
+          <w:rFonts w:ascii="Times New Roman" w:hAnsi="Times New Roman" w:cs="Times New Roman"/>
+          <w:sz w:val="28"/>
+          <w:szCs w:val="28"/>
+        </w:rPr>
+        <w:t xml:space="preserve">производительности и грамотное использование </w:t>
+      </w:r>
+      <w:r>
+        <w:rPr>
+          <w:rFonts w:ascii="Times New Roman" w:hAnsi="Times New Roman" w:cs="Times New Roman"/>
+          <w:sz w:val="28"/>
+          <w:szCs w:val="28"/>
+          <w:lang w:val="en-US"/>
+        </w:rPr>
+        <w:t>HTML</w:t>
+      </w:r>
+      <w:r>
+        <w:rPr>
+          <w:rFonts w:ascii="Times New Roman" w:hAnsi="Times New Roman" w:cs="Times New Roman"/>
+          <w:sz w:val="28"/>
+          <w:szCs w:val="28"/>
+        </w:rPr>
+        <w:t xml:space="preserve">5 </w:t>
+      </w:r>
+      <w:r>
+        <w:rPr>
+          <w:rFonts w:ascii="Times New Roman" w:hAnsi="Times New Roman" w:cs="Times New Roman"/>
+          <w:sz w:val="28"/>
+          <w:szCs w:val="28"/>
+        </w:rPr>
+        <w:t xml:space="preserve">и </w:t>
+      </w:r>
+      <w:r>
+        <w:rPr>
+          <w:rFonts w:ascii="Times New Roman" w:hAnsi="Times New Roman" w:cs="Times New Roman"/>
+          <w:sz w:val="28"/>
+          <w:szCs w:val="28"/>
+          <w:lang w:val="en-US"/>
+        </w:rPr>
+        <w:t>CSS</w:t>
+      </w:r>
+      <w:r>
+        <w:rPr>
+          <w:rFonts w:ascii="Times New Roman" w:hAnsi="Times New Roman" w:cs="Times New Roman"/>
+          <w:sz w:val="28"/>
+          <w:szCs w:val="28"/>
+        </w:rPr>
+        <w:t>3.</w:t>
+      </w:r>
       <w:r>
         <w:rPr>
           <w:rFonts w:ascii="Times New Roman" w:hAnsi="Times New Roman" w:cs="Times New Roman"/>
@@ -19530,7 +25018,7 @@
         <w:lastRenderedPageBreak/>
         <w:t>Заключение</w:t>
       </w:r>
-      <w:bookmarkEnd w:id="6"/>
+      <w:bookmarkEnd w:id="19"/>
     </w:p>
     <w:p>
       <w:pPr>
@@ -19568,7 +25056,8 @@
           <w:szCs w:val="28"/>
         </w:rPr>
       </w:pPr>
-      <w:bookmarkStart w:id="9" w:name="_Toc122029509"/>
+      <w:bookmarkStart w:id="29" w:name="_Toc122029509"/>
+      <w:bookmarkStart w:id="30" w:name="_Toc216027075"/>
       <w:r>
         <w:rPr>
           <w:rFonts w:ascii="Times New Roman" w:hAnsi="Times New Roman" w:cs="Times New Roman"/>
@@ -19580,7 +25069,8 @@
         <w:lastRenderedPageBreak/>
         <w:t>Список использованных источников</w:t>
       </w:r>
-      <w:bookmarkEnd w:id="9"/>
+      <w:bookmarkEnd w:id="29"/>
+      <w:bookmarkEnd w:id="30"/>
     </w:p>
     <w:p>
       <w:pPr>
@@ -19642,7 +25132,7 @@
         </w:rPr>
         <w:br w:type="page"/>
       </w:r>
-      <w:bookmarkEnd w:id="7"/>
+      <w:bookmarkEnd w:id="20"/>
     </w:p>
     <w:sectPr>
       <w:pgSz w:w="11906" w:h="16838"/>
@@ -19656,7 +25146,7 @@
 
 <file path=word/comments.xml><?xml version="1.0" encoding="utf-8"?>
 <w:comments xmlns:wpc="http://schemas.microsoft.com/office/word/2010/wordprocessingCanvas" xmlns:cx="http://schemas.microsoft.com/office/drawing/2014/chartex" xmlns:cx1="http://schemas.microsoft.com/office/drawing/2015/9/8/chartex" xmlns:cx2="http://schemas.microsoft.com/office/drawing/2015/10/21/chartex" xmlns:cx3="http://schemas.microsoft.com/office/drawing/2016/5/9/chartex" xmlns:cx4="http://schemas.microsoft.com/office/drawing/2016/5/10/chartex" xmlns:cx5="http://schemas.microsoft.com/office/drawing/2016/5/11/chartex" xmlns:cx6="http://schemas.microsoft.com/office/drawing/2016/5/12/chartex" xmlns:cx7="http://schemas.microsoft.com/office/drawing/2016/5/13/chartex" xmlns:cx8="http://schemas.microsoft.com/office/drawing/2016/5/14/chartex" xmlns:mc="http://schemas.openxmlformats.org/markup-compatibility/2006" xmlns:aink="http://schemas.microsoft.com/office/drawing/2016/ink" xmlns:am3d="http://schemas.microsoft.com/office/drawing/2017/model3d" xmlns:o="urn:schemas-microsoft-com:office:office" xmlns:oel="http://schemas.microsoft.com/office/2019/extlst" xmlns:r="http://schemas.openxmlformats.org/officeDocument/2006/relationships" xmlns:m="http://schemas.openxmlformats.org/officeDocument/2006/math" xmlns:v="urn:schemas-microsoft-com:vml" xmlns:wp14="http://schemas.microsoft.com/office/word/2010/wordprocessingDrawing" xmlns:wp="http://schemas.openxmlformats.org/drawingml/2006/wordprocessingDrawing" xmlns:w10="urn:schemas-microsoft-com:office:word" xmlns:w="http://schemas.openxmlformats.org/wordprocessingml/2006/main" xmlns:w14="http://schemas.microsoft.com/office/word/2010/wordml" xmlns:w15="http://schemas.microsoft.com/office/word/2012/wordml" xmlns:w16cex="http://schemas.microsoft.com/office/word/2018/wordml/cex" xmlns:w16cid="http://schemas.microsoft.com/office/word/2016/wordml/cid" xmlns:w16="http://schemas.microsoft.com/office/word/2018/wordml" xmlns:w16sdtdh="http://schemas.microsoft.com/office/word/2020/wordml/sdtdatahash" xmlns:w16se="http://schemas.microsoft.com/office/word/2015/wordml/symex" xmlns:wpg="http://schemas.microsoft.com/office/word/2010/wordprocessingGroup" xmlns:wpi="http://schemas.microsoft.com/office/word/2010/wordprocessingInk" xmlns:wne="http://schemas.microsoft.com/office/word/2006/wordml" xmlns:wps="http://schemas.microsoft.com/office/word/2010/wordprocessingShape" mc:Ignorable="w14 w15 w16se w16cid w16 w16cex w16sdtdh wp14">
-  <w:comment w:id="3" w:author="Милана М" w:date="2025-10-19T14:24:00Z" w:initials="ММ">
+  <w:comment w:id="13" w:author="Милана М" w:date="2025-10-19T14:24:00Z" w:initials="ММ">
     <w:p>
       <w:pPr>
         <w:pStyle w:val="a8"/>
@@ -19677,24 +25167,43 @@
       </w:hyperlink>
     </w:p>
   </w:comment>
+  <w:comment w:id="28" w:author="Милана" w:date="2025-12-07T17:54:00Z" w:initials="М">
+    <w:p>
+      <w:pPr>
+        <w:pStyle w:val="a8"/>
+      </w:pPr>
+      <w:r>
+        <w:rPr>
+          <w:rStyle w:val="a7"/>
+        </w:rPr>
+        <w:annotationRef/>
+      </w:r>
+      <w:r>
+        <w:t>https://validator.w3.org/nu/?doc=https%3A%2F%2Fmilana415.github.io%2Featly%2Findex.html</w:t>
+      </w:r>
+    </w:p>
+  </w:comment>
 </w:comments>
 </file>
 
 <file path=word/commentsExtended.xml><?xml version="1.0" encoding="utf-8"?>
 <w15:commentsEx xmlns:wpc="http://schemas.microsoft.com/office/word/2010/wordprocessingCanvas" xmlns:cx="http://schemas.microsoft.com/office/drawing/2014/chartex" xmlns:cx1="http://schemas.microsoft.com/office/drawing/2015/9/8/chartex" xmlns:cx2="http://schemas.microsoft.com/office/drawing/2015/10/21/chartex" xmlns:cx3="http://schemas.microsoft.com/office/drawing/2016/5/9/chartex" xmlns:cx4="http://schemas.microsoft.com/office/drawing/2016/5/10/chartex" xmlns:cx5="http://schemas.microsoft.com/office/drawing/2016/5/11/chartex" xmlns:cx6="http://schemas.microsoft.com/office/drawing/2016/5/12/chartex" xmlns:cx7="http://schemas.microsoft.com/office/drawing/2016/5/13/chartex" xmlns:cx8="http://schemas.microsoft.com/office/drawing/2016/5/14/chartex" xmlns:mc="http://schemas.openxmlformats.org/markup-compatibility/2006" xmlns:aink="http://schemas.microsoft.com/office/drawing/2016/ink" xmlns:am3d="http://schemas.microsoft.com/office/drawing/2017/model3d" xmlns:o="urn:schemas-microsoft-com:office:office" xmlns:oel="http://schemas.microsoft.com/office/2019/extlst" xmlns:r="http://schemas.openxmlformats.org/officeDocument/2006/relationships" xmlns:m="http://schemas.openxmlformats.org/officeDocument/2006/math" xmlns:v="urn:schemas-microsoft-com:vml" xmlns:wp14="http://schemas.microsoft.com/office/word/2010/wordprocessingDrawing" xmlns:wp="http://schemas.openxmlformats.org/drawingml/2006/wordprocessingDrawing" xmlns:w10="urn:schemas-microsoft-com:office:word" xmlns:w="http://schemas.openxmlformats.org/wordprocessingml/2006/main" xmlns:w14="http://schemas.microsoft.com/office/word/2010/wordml" xmlns:w15="http://schemas.microsoft.com/office/word/2012/wordml" xmlns:w16cex="http://schemas.microsoft.com/office/word/2018/wordml/cex" xmlns:w16cid="http://schemas.microsoft.com/office/word/2016/wordml/cid" xmlns:w16="http://schemas.microsoft.com/office/word/2018/wordml" xmlns:w16sdtdh="http://schemas.microsoft.com/office/word/2020/wordml/sdtdatahash" xmlns:w16se="http://schemas.microsoft.com/office/word/2015/wordml/symex" xmlns:wpg="http://schemas.microsoft.com/office/word/2010/wordprocessingGroup" xmlns:wpi="http://schemas.microsoft.com/office/word/2010/wordprocessingInk" xmlns:wne="http://schemas.microsoft.com/office/word/2006/wordml" xmlns:wps="http://schemas.microsoft.com/office/word/2010/wordprocessingShape" mc:Ignorable="w14 w15 w16se w16cid w16 w16cex w16sdtdh wp14">
   <w15:commentEx w15:paraId="2A3EE193" w15:done="0"/>
+  <w15:commentEx w15:paraId="3E798DB3" w15:done="0"/>
 </w15:commentsEx>
 </file>
 
 <file path=word/commentsExtensible.xml><?xml version="1.0" encoding="utf-8"?>
 <w16cex:commentsExtensible xmlns:wpc="http://schemas.microsoft.com/office/word/2010/wordprocessingCanvas" xmlns:cx="http://schemas.microsoft.com/office/drawing/2014/chartex" xmlns:cx1="http://schemas.microsoft.com/office/drawing/2015/9/8/chartex" xmlns:cx2="http://schemas.microsoft.com/office/drawing/2015/10/21/chartex" xmlns:cx3="http://schemas.microsoft.com/office/drawing/2016/5/9/chartex" xmlns:cx4="http://schemas.microsoft.com/office/drawing/2016/5/10/chartex" xmlns:cx5="http://schemas.microsoft.com/office/drawing/2016/5/11/chartex" xmlns:cx6="http://schemas.microsoft.com/office/drawing/2016/5/12/chartex" xmlns:cx7="http://schemas.microsoft.com/office/drawing/2016/5/13/chartex" xmlns:cx8="http://schemas.microsoft.com/office/drawing/2016/5/14/chartex" xmlns:cr="http://schemas.microsoft.com/office/comments/2020/reactions" xmlns:mc="http://schemas.openxmlformats.org/markup-compatibility/2006" xmlns:aink="http://schemas.microsoft.com/office/drawing/2016/ink" xmlns:am3d="http://schemas.microsoft.com/office/drawing/2017/model3d" xmlns:o="urn:schemas-microsoft-com:office:office" xmlns:oel="http://schemas.microsoft.com/office/2019/extlst" xmlns:r="http://schemas.openxmlformats.org/officeDocument/2006/relationships" xmlns:m="http://schemas.openxmlformats.org/officeDocument/2006/math" xmlns:v="urn:schemas-microsoft-com:vml" xmlns:wp14="http://schemas.microsoft.com/office/word/2010/wordprocessingDrawing" xmlns:wp="http://schemas.openxmlformats.org/drawingml/2006/wordprocessingDrawing" xmlns:w10="urn:schemas-microsoft-com:office:word" xmlns:w="http://schemas.openxmlformats.org/wordprocessingml/2006/main" xmlns:w14="http://schemas.microsoft.com/office/word/2010/wordml" xmlns:w15="http://schemas.microsoft.com/office/word/2012/wordml" xmlns:w16cex="http://schemas.microsoft.com/office/word/2018/wordml/cex" xmlns:w16cid="http://schemas.microsoft.com/office/word/2016/wordml/cid" xmlns:w16="http://schemas.microsoft.com/office/word/2018/wordml" xmlns:w16sdtdh="http://schemas.microsoft.com/office/word/2020/wordml/sdtdatahash" xmlns:w16se="http://schemas.microsoft.com/office/word/2015/wordml/symex" xmlns:wpg="http://schemas.microsoft.com/office/word/2010/wordprocessingGroup" xmlns:wpi="http://schemas.microsoft.com/office/word/2010/wordprocessingInk" xmlns:wne="http://schemas.microsoft.com/office/word/2006/wordml" xmlns:wps="http://schemas.microsoft.com/office/word/2010/wordprocessingShape" mc:Ignorable="w14 w15 w16se w16cid w16 w16cex w16sdtdh cr wp14">
   <w16cex:commentExtensible w16cex:durableId="0B9FBEDF" w16cex:dateUtc="2025-10-19T11:24:00Z"/>
+  <w16cex:commentExtensible w16cex:durableId="165FB81E" w16cex:dateUtc="2025-12-07T14:54:00Z"/>
 </w16cex:commentsExtensible>
 </file>
 
 <file path=word/commentsIds.xml><?xml version="1.0" encoding="utf-8"?>
 <w16cid:commentsIds xmlns:wpc="http://schemas.microsoft.com/office/word/2010/wordprocessingCanvas" xmlns:cx="http://schemas.microsoft.com/office/drawing/2014/chartex" xmlns:cx1="http://schemas.microsoft.com/office/drawing/2015/9/8/chartex" xmlns:cx2="http://schemas.microsoft.com/office/drawing/2015/10/21/chartex" xmlns:cx3="http://schemas.microsoft.com/office/drawing/2016/5/9/chartex" xmlns:cx4="http://schemas.microsoft.com/office/drawing/2016/5/10/chartex" xmlns:cx5="http://schemas.microsoft.com/office/drawing/2016/5/11/chartex" xmlns:cx6="http://schemas.microsoft.com/office/drawing/2016/5/12/chartex" xmlns:cx7="http://schemas.microsoft.com/office/drawing/2016/5/13/chartex" xmlns:cx8="http://schemas.microsoft.com/office/drawing/2016/5/14/chartex" xmlns:mc="http://schemas.openxmlformats.org/markup-compatibility/2006" xmlns:aink="http://schemas.microsoft.com/office/drawing/2016/ink" xmlns:am3d="http://schemas.microsoft.com/office/drawing/2017/model3d" xmlns:o="urn:schemas-microsoft-com:office:office" xmlns:oel="http://schemas.microsoft.com/office/2019/extlst" xmlns:r="http://schemas.openxmlformats.org/officeDocument/2006/relationships" xmlns:m="http://schemas.openxmlformats.org/officeDocument/2006/math" xmlns:v="urn:schemas-microsoft-com:vml" xmlns:wp14="http://schemas.microsoft.com/office/word/2010/wordprocessingDrawing" xmlns:wp="http://schemas.openxmlformats.org/drawingml/2006/wordprocessingDrawing" xmlns:w10="urn:schemas-microsoft-com:office:word" xmlns:w="http://schemas.openxmlformats.org/wordprocessingml/2006/main" xmlns:w14="http://schemas.microsoft.com/office/word/2010/wordml" xmlns:w15="http://schemas.microsoft.com/office/word/2012/wordml" xmlns:w16cex="http://schemas.microsoft.com/office/word/2018/wordml/cex" xmlns:w16cid="http://schemas.microsoft.com/office/word/2016/wordml/cid" xmlns:w16="http://schemas.microsoft.com/office/word/2018/wordml" xmlns:w16sdtdh="http://schemas.microsoft.com/office/word/2020/wordml/sdtdatahash" xmlns:w16se="http://schemas.microsoft.com/office/word/2015/wordml/symex" xmlns:wpg="http://schemas.microsoft.com/office/word/2010/wordprocessingGroup" xmlns:wpi="http://schemas.microsoft.com/office/word/2010/wordprocessingInk" xmlns:wne="http://schemas.microsoft.com/office/word/2006/wordml" xmlns:wps="http://schemas.microsoft.com/office/word/2010/wordprocessingShape" mc:Ignorable="w14 w15 w16se w16cid w16 w16cex w16sdtdh wp14">
   <w16cid:commentId w16cid:paraId="2A3EE193" w16cid:durableId="0B9FBEDF"/>
+  <w16cid:commentId w16cid:paraId="3E798DB3" w16cid:durableId="165FB81E"/>
 </w16cid:commentsIds>
 </file>
 
@@ -23383,6 +28892,9 @@
 <w15:people xmlns:wpc="http://schemas.microsoft.com/office/word/2010/wordprocessingCanvas" xmlns:cx="http://schemas.microsoft.com/office/drawing/2014/chartex" xmlns:cx1="http://schemas.microsoft.com/office/drawing/2015/9/8/chartex" xmlns:cx2="http://schemas.microsoft.com/office/drawing/2015/10/21/chartex" xmlns:cx3="http://schemas.microsoft.com/office/drawing/2016/5/9/chartex" xmlns:cx4="http://schemas.microsoft.com/office/drawing/2016/5/10/chartex" xmlns:cx5="http://schemas.microsoft.com/office/drawing/2016/5/11/chartex" xmlns:cx6="http://schemas.microsoft.com/office/drawing/2016/5/12/chartex" xmlns:cx7="http://schemas.microsoft.com/office/drawing/2016/5/13/chartex" xmlns:cx8="http://schemas.microsoft.com/office/drawing/2016/5/14/chartex" xmlns:mc="http://schemas.openxmlformats.org/markup-compatibility/2006" xmlns:aink="http://schemas.microsoft.com/office/drawing/2016/ink" xmlns:am3d="http://schemas.microsoft.com/office/drawing/2017/model3d" xmlns:o="urn:schemas-microsoft-com:office:office" xmlns:oel="http://schemas.microsoft.com/office/2019/extlst" xmlns:r="http://schemas.openxmlformats.org/officeDocument/2006/relationships" xmlns:m="http://schemas.openxmlformats.org/officeDocument/2006/math" xmlns:v="urn:schemas-microsoft-com:vml" xmlns:wp14="http://schemas.microsoft.com/office/word/2010/wordprocessingDrawing" xmlns:wp="http://schemas.openxmlformats.org/drawingml/2006/wordprocessingDrawing" xmlns:w10="urn:schemas-microsoft-com:office:word" xmlns:w="http://schemas.openxmlformats.org/wordprocessingml/2006/main" xmlns:w14="http://schemas.microsoft.com/office/word/2010/wordml" xmlns:w15="http://schemas.microsoft.com/office/word/2012/wordml" xmlns:w16cex="http://schemas.microsoft.com/office/word/2018/wordml/cex" xmlns:w16cid="http://schemas.microsoft.com/office/word/2016/wordml/cid" xmlns:w16="http://schemas.microsoft.com/office/word/2018/wordml" xmlns:w16sdtdh="http://schemas.microsoft.com/office/word/2020/wordml/sdtdatahash" xmlns:w16se="http://schemas.microsoft.com/office/word/2015/wordml/symex" xmlns:wpg="http://schemas.microsoft.com/office/word/2010/wordprocessingGroup" xmlns:wpi="http://schemas.microsoft.com/office/word/2010/wordprocessingInk" xmlns:wne="http://schemas.microsoft.com/office/word/2006/wordml" xmlns:wps="http://schemas.microsoft.com/office/word/2010/wordprocessingShape" mc:Ignorable="w14 w15 w16se w16cid w16 w16cex w16sdtdh wp14">
   <w15:person w15:author="Милана М">
     <w15:presenceInfo w15:providerId="Windows Live" w15:userId="55e1069acb55947a"/>
+  </w15:person>
+  <w15:person w15:author="Милана">
+    <w15:presenceInfo w15:providerId="None" w15:userId="Милана"/>
   </w15:person>
 </w15:people>
 </file>
@@ -23785,7 +29297,7 @@
   <w:style w:type="paragraph" w:default="1" w:styleId="a">
     <w:name w:val="Normal"/>
     <w:qFormat/>
-    <w:rsid w:val="00F94AB4"/>
+    <w:rsid w:val="00952E42"/>
   </w:style>
   <w:style w:type="paragraph" w:styleId="1">
     <w:name w:val="heading 1"/>
@@ -23815,9 +29327,10 @@
     <w:autoRedefine/>
     <w:uiPriority w:val="9"/>
     <w:qFormat/>
-    <w:rsid w:val="00413753"/>
+    <w:rsid w:val="00522BFC"/>
     <w:pPr>
       <w:spacing w:before="360" w:after="240" w:line="240" w:lineRule="auto"/>
+      <w:jc w:val="center"/>
       <w:outlineLvl w:val="1"/>
     </w:pPr>
     <w:rPr>
@@ -23907,7 +29420,7 @@
     <w:basedOn w:val="a0"/>
     <w:link w:val="2"/>
     <w:uiPriority w:val="9"/>
-    <w:rsid w:val="00413753"/>
+    <w:rsid w:val="00522BFC"/>
     <w:rPr>
       <w:rFonts w:ascii="Times New Roman" w:eastAsia="Times New Roman" w:hAnsi="Times New Roman" w:cs="Times New Roman"/>
       <w:b/>
@@ -24260,6 +29773,48 @@
       <w:szCs w:val="56"/>
     </w:rPr>
   </w:style>
+  <w:style w:type="paragraph" w:styleId="12">
+    <w:name w:val="toc 1"/>
+    <w:basedOn w:val="a"/>
+    <w:next w:val="a"/>
+    <w:autoRedefine/>
+    <w:uiPriority w:val="39"/>
+    <w:unhideWhenUsed/>
+    <w:rsid w:val="00522BFC"/>
+    <w:pPr>
+      <w:spacing w:after="100"/>
+    </w:pPr>
+    <w:rPr>
+      <w:rFonts w:ascii="Times New Roman" w:hAnsi="Times New Roman"/>
+      <w:sz w:val="28"/>
+    </w:rPr>
+  </w:style>
+  <w:style w:type="paragraph" w:styleId="22">
+    <w:name w:val="toc 2"/>
+    <w:basedOn w:val="a"/>
+    <w:next w:val="a"/>
+    <w:autoRedefine/>
+    <w:uiPriority w:val="39"/>
+    <w:unhideWhenUsed/>
+    <w:rsid w:val="00522BFC"/>
+    <w:pPr>
+      <w:spacing w:after="100"/>
+      <w:ind w:left="220"/>
+    </w:pPr>
+  </w:style>
+  <w:style w:type="paragraph" w:styleId="31">
+    <w:name w:val="toc 3"/>
+    <w:basedOn w:val="a"/>
+    <w:next w:val="a"/>
+    <w:autoRedefine/>
+    <w:uiPriority w:val="39"/>
+    <w:unhideWhenUsed/>
+    <w:rsid w:val="00522BFC"/>
+    <w:pPr>
+      <w:spacing w:after="100"/>
+      <w:ind w:left="440"/>
+    </w:pPr>
+  </w:style>
 </w:styles>
 </file>
 
